--- a/temp/Ajustes_Módulo 2.docx
+++ b/temp/Ajustes_Módulo 2.docx
@@ -7791,6 +7791,130 @@
         </w:rPr>
         <w:t xml:space="preserve"> em caixa alta, seguida de barra e do título da atividade.</w:t>
       </w:r>
+      <w:r>
+        <w:rPr>
+          <w:rFonts w:ascii="Aptos" w:hAnsi="Aptos" w:eastAsia="Aptos" w:cs="Aptos"/>
+          <w:noProof w:val="0"/>
+          <w:sz w:val="24"/>
+          <w:szCs w:val="24"/>
+          <w:lang w:val="pt-BR"/>
+        </w:rPr>
+        <w:t xml:space="preserve"> [</w:t>
+      </w:r>
+      <w:r>
+        <w:rPr>
+          <w:rFonts w:ascii="Aptos" w:hAnsi="Aptos" w:eastAsia="Aptos" w:cs="Aptos"/>
+          <w:noProof w:val="0"/>
+          <w:sz w:val="24"/>
+          <w:szCs w:val="24"/>
+          <w:highlight w:val="green"/>
+          <w:lang w:val="pt-BR"/>
+        </w:rPr>
+        <w:t>Estou mudando</w:t>
+      </w:r>
+      <w:r>
+        <w:rPr>
+          <w:rFonts w:ascii="Aptos" w:hAnsi="Aptos" w:eastAsia="Aptos" w:cs="Aptos"/>
+          <w:noProof w:val="0"/>
+          <w:sz w:val="24"/>
+          <w:szCs w:val="24"/>
+          <w:highlight w:val="green"/>
+          <w:lang w:val="pt-BR"/>
+        </w:rPr>
+        <w:t xml:space="preserve"> </w:t>
+      </w:r>
+      <w:r>
+        <w:rPr>
+          <w:rFonts w:ascii="Aptos" w:hAnsi="Aptos" w:eastAsia="Aptos" w:cs="Aptos"/>
+          <w:noProof w:val="0"/>
+          <w:sz w:val="24"/>
+          <w:szCs w:val="24"/>
+          <w:highlight w:val="green"/>
+          <w:lang w:val="pt-BR"/>
+        </w:rPr>
+        <w:t xml:space="preserve">o </w:t>
+      </w:r>
+      <w:r>
+        <w:rPr>
+          <w:noProof w:val="0"/>
+          <w:highlight w:val="green"/>
+          <w:lang w:val="pt-BR"/>
+        </w:rPr>
+        <w:t>título,</w:t>
+      </w:r>
+      <w:r>
+        <w:rPr>
+          <w:rFonts w:ascii="Aptos" w:hAnsi="Aptos" w:eastAsia="Aptos" w:cs="Aptos"/>
+          <w:noProof w:val="0"/>
+          <w:sz w:val="24"/>
+          <w:szCs w:val="24"/>
+          <w:highlight w:val="green"/>
+          <w:lang w:val="pt-BR"/>
+        </w:rPr>
+        <w:t xml:space="preserve"> mas seguindo as regras de </w:t>
+      </w:r>
+      <w:r>
+        <w:rPr>
+          <w:noProof w:val="0"/>
+          <w:highlight w:val="green"/>
+          <w:lang w:val="pt-BR"/>
+        </w:rPr>
+        <w:t>acessibilidade</w:t>
+      </w:r>
+      <w:r>
+        <w:rPr>
+          <w:rFonts w:ascii="Aptos" w:hAnsi="Aptos" w:eastAsia="Aptos" w:cs="Aptos"/>
+          <w:noProof w:val="0"/>
+          <w:sz w:val="24"/>
+          <w:szCs w:val="24"/>
+          <w:highlight w:val="green"/>
+          <w:lang w:val="pt-BR"/>
+        </w:rPr>
+        <w:t xml:space="preserve"> explicadas anteriormente, sem caixa alta e sem barra ve</w:t>
+      </w:r>
+      <w:r>
+        <w:rPr>
+          <w:rFonts w:ascii="Aptos" w:hAnsi="Aptos" w:eastAsia="Aptos" w:cs="Aptos"/>
+          <w:noProof w:val="0"/>
+          <w:sz w:val="24"/>
+          <w:szCs w:val="24"/>
+          <w:highlight w:val="green"/>
+          <w:lang w:val="pt-BR"/>
+        </w:rPr>
+        <w:t>r</w:t>
+      </w:r>
+      <w:r>
+        <w:rPr>
+          <w:rFonts w:ascii="Aptos" w:hAnsi="Aptos" w:eastAsia="Aptos" w:cs="Aptos"/>
+          <w:noProof w:val="0"/>
+          <w:sz w:val="24"/>
+          <w:szCs w:val="24"/>
+          <w:highlight w:val="green"/>
+          <w:lang w:val="pt-BR"/>
+        </w:rPr>
+        <w:t>tic</w:t>
+      </w:r>
+      <w:r>
+        <w:rPr>
+          <w:rFonts w:ascii="Aptos" w:hAnsi="Aptos" w:eastAsia="Aptos" w:cs="Aptos"/>
+          <w:noProof w:val="0"/>
+          <w:sz w:val="24"/>
+          <w:szCs w:val="24"/>
+          <w:highlight w:val="green"/>
+          <w:lang w:val="pt-BR"/>
+        </w:rPr>
+        <w:t>al</w:t>
+      </w:r>
+      <w:r>
+        <w:rPr>
+          <w:rFonts w:ascii="Aptos" w:hAnsi="Aptos" w:eastAsia="Aptos" w:cs="Aptos"/>
+          <w:noProof w:val="0"/>
+          <w:sz w:val="24"/>
+          <w:szCs w:val="24"/>
+          <w:lang w:val="pt-BR"/>
+        </w:rPr>
+        <w:t>]</w:t>
+      </w:r>
     </w:p>
     <w:p>
       <w:pPr>
@@ -8586,8 +8710,8 @@
         <w:jc w:val="left"/>
         <w:rPr>
           <w:rFonts w:ascii="Aptos" w:hAnsi="Aptos" w:eastAsia="Aptos" w:cs="Aptos"/>
-          <w:b w:val="1"/>
-          <w:bCs w:val="1"/>
+          <w:b w:val="0"/>
+          <w:bCs w:val="0"/>
           <w:noProof w:val="0"/>
           <w:color w:val="auto"/>
           <w:sz w:val="24"/>
@@ -8621,6 +8745,59 @@
           <w:lang w:val="pt-BR"/>
         </w:rPr>
         <w:t>; ele ficará após todas as lições da parte, e não mais no meio.</w:t>
+      </w:r>
+      <w:r>
+        <w:rPr>
+          <w:rFonts w:ascii="Aptos" w:hAnsi="Aptos" w:eastAsia="Aptos" w:cs="Aptos"/>
+          <w:b w:val="1"/>
+          <w:bCs w:val="1"/>
+          <w:noProof w:val="0"/>
+          <w:color w:val="auto"/>
+          <w:sz w:val="24"/>
+          <w:szCs w:val="24"/>
+          <w:lang w:val="pt-BR"/>
+        </w:rPr>
+        <w:t xml:space="preserve"> </w:t>
+      </w:r>
+      <w:r>
+        <w:rPr>
+          <w:rFonts w:ascii="Aptos" w:hAnsi="Aptos" w:eastAsia="Aptos" w:cs="Aptos"/>
+          <w:b w:val="0"/>
+          <w:bCs w:val="0"/>
+          <w:noProof w:val="0"/>
+          <w:color w:val="auto"/>
+          <w:sz w:val="24"/>
+          <w:szCs w:val="24"/>
+          <w:lang w:val="pt-BR"/>
+        </w:rPr>
+        <w:t>[</w:t>
+      </w:r>
+      <w:r>
+        <w:rPr>
+          <w:rFonts w:ascii="Aptos" w:hAnsi="Aptos" w:eastAsia="Aptos" w:cs="Aptos"/>
+          <w:b w:val="0"/>
+          <w:bCs w:val="0"/>
+          <w:noProof w:val="0"/>
+          <w:color w:val="auto"/>
+          <w:sz w:val="24"/>
+          <w:szCs w:val="24"/>
+          <w:highlight w:val="green"/>
+          <w:lang w:val="pt-BR"/>
+        </w:rPr>
+        <w:t>ok</w:t>
+      </w:r>
+      <w:r>
+        <w:rPr>
+          <w:rFonts w:ascii="Aptos" w:hAnsi="Aptos" w:eastAsia="Aptos" w:cs="Aptos"/>
+          <w:b w:val="0"/>
+          <w:bCs w:val="0"/>
+          <w:noProof w:val="0"/>
+          <w:color w:val="auto"/>
+          <w:sz w:val="24"/>
+          <w:szCs w:val="24"/>
+          <w:lang w:val="pt-BR"/>
+        </w:rPr>
+        <w:t>]</w:t>
       </w:r>
     </w:p>
     <w:p>
@@ -8672,6 +8849,46 @@
         </w:rPr>
         <w:t>escrever Primeira Infância com as iniciais em maiúscula.</w:t>
       </w:r>
+      <w:r>
+        <w:rPr>
+          <w:rFonts w:ascii="Aptos" w:hAnsi="Aptos" w:eastAsia="Aptos" w:cs="Aptos"/>
+          <w:b w:val="0"/>
+          <w:bCs w:val="0"/>
+          <w:noProof w:val="0"/>
+          <w:color w:val="auto"/>
+          <w:sz w:val="24"/>
+          <w:szCs w:val="24"/>
+          <w:lang w:val="pt-BR"/>
+        </w:rPr>
+        <w:t xml:space="preserve"> [</w:t>
+      </w:r>
+      <w:r>
+        <w:rPr>
+          <w:rFonts w:ascii="Aptos" w:hAnsi="Aptos" w:eastAsia="Aptos" w:cs="Aptos"/>
+          <w:b w:val="0"/>
+          <w:bCs w:val="0"/>
+          <w:noProof w:val="0"/>
+          <w:color w:val="auto"/>
+          <w:sz w:val="24"/>
+          <w:szCs w:val="24"/>
+          <w:highlight w:val="green"/>
+          <w:lang w:val="pt-BR"/>
+        </w:rPr>
+        <w:t>ok</w:t>
+      </w:r>
+      <w:r>
+        <w:rPr>
+          <w:rFonts w:ascii="Aptos" w:hAnsi="Aptos" w:eastAsia="Aptos" w:cs="Aptos"/>
+          <w:b w:val="0"/>
+          <w:bCs w:val="0"/>
+          <w:noProof w:val="0"/>
+          <w:color w:val="auto"/>
+          <w:sz w:val="24"/>
+          <w:szCs w:val="24"/>
+          <w:lang w:val="pt-BR"/>
+        </w:rPr>
+        <w:t>]</w:t>
+      </w:r>
     </w:p>
     <w:p>
       <w:pPr>
@@ -8697,6 +8914,14 @@
       <w:pPr>
         <w:pStyle w:val="Heading2"/>
         <w:spacing w:line="278" w:lineRule="auto"/>
+        <w:rPr>
+          <w:rFonts w:ascii="Aptos" w:hAnsi="Aptos" w:eastAsia="Aptos" w:cs="Aptos"/>
+          <w:b w:val="1"/>
+          <w:bCs w:val="1"/>
+          <w:color w:val="auto"/>
+          <w:sz w:val="28"/>
+          <w:szCs w:val="28"/>
+        </w:rPr>
       </w:pPr>
       <w:r>
         <w:rPr>
@@ -8730,6 +8955,51 @@
           <w:szCs w:val="28"/>
         </w:rPr>
         <w:t xml:space="preserve"> - O Papel da Mediação</w:t>
+      </w:r>
+      <w:r>
+        <w:rPr>
+          <w:rFonts w:ascii="Aptos" w:hAnsi="Aptos" w:eastAsia="Aptos" w:cs="Aptos"/>
+          <w:b w:val="1"/>
+          <w:bCs w:val="1"/>
+          <w:color w:val="auto"/>
+          <w:sz w:val="28"/>
+          <w:szCs w:val="28"/>
+        </w:rPr>
+        <w:t xml:space="preserve"> </w:t>
+      </w:r>
+      <w:r>
+        <w:rPr>
+          <w:rFonts w:ascii="Aptos" w:hAnsi="Aptos" w:eastAsia="Aptos" w:cs="Aptos"/>
+          <w:b w:val="0"/>
+          <w:bCs w:val="0"/>
+          <w:color w:val="auto"/>
+          <w:sz w:val="28"/>
+          <w:szCs w:val="28"/>
+        </w:rPr>
+        <w:t>[</w:t>
+      </w:r>
+      <w:r>
+        <w:rPr>
+          <w:rFonts w:ascii="Aptos" w:hAnsi="Aptos" w:eastAsia="Aptos" w:cs="Aptos"/>
+          <w:b w:val="0"/>
+          <w:bCs w:val="0"/>
+          <w:color w:val="auto"/>
+          <w:sz w:val="28"/>
+          <w:szCs w:val="28"/>
+          <w:highlight w:val="green"/>
+        </w:rPr>
+        <w:t>OK</w:t>
+      </w:r>
+      <w:r>
+        <w:rPr>
+          <w:rFonts w:ascii="Aptos" w:hAnsi="Aptos" w:eastAsia="Aptos" w:cs="Aptos"/>
+          <w:b w:val="0"/>
+          <w:bCs w:val="0"/>
+          <w:color w:val="auto"/>
+          <w:sz w:val="28"/>
+          <w:szCs w:val="28"/>
+        </w:rPr>
+        <w:t>]</w:t>
       </w:r>
     </w:p>
     <w:p>
@@ -8744,9 +9014,12 @@
         <w:jc w:val="left"/>
         <w:rPr>
           <w:rFonts w:ascii="Aptos" w:hAnsi="Aptos" w:eastAsia="Aptos" w:cs="Aptos"/>
-          <w:noProof w:val="0"/>
-          <w:sz w:val="24"/>
-          <w:szCs w:val="24"/>
+          <w:b w:val="1"/>
+          <w:bCs w:val="1"/>
+          <w:noProof w:val="0"/>
+          <w:color w:val="auto"/>
+          <w:sz w:val="28"/>
+          <w:szCs w:val="28"/>
           <w:lang w:val="pt-BR"/>
         </w:rPr>
       </w:pPr>
@@ -8862,6 +9135,40 @@
           <w:lang w:val="pt-BR"/>
         </w:rPr>
         <w:t>.</w:t>
+      </w:r>
+      <w:r>
+        <w:rPr>
+          <w:rFonts w:ascii="Aptos" w:hAnsi="Aptos" w:eastAsia="Aptos" w:cs="Aptos"/>
+          <w:b w:val="0"/>
+          <w:bCs w:val="0"/>
+          <w:color w:val="auto"/>
+          <w:sz w:val="28"/>
+          <w:szCs w:val="28"/>
+        </w:rPr>
+        <w:t>[</w:t>
+      </w:r>
+      <w:r>
+        <w:rPr>
+          <w:rFonts w:ascii="Aptos" w:hAnsi="Aptos" w:eastAsia="Aptos" w:cs="Aptos"/>
+          <w:b w:val="0"/>
+          <w:bCs w:val="0"/>
+          <w:color w:val="auto"/>
+          <w:sz w:val="28"/>
+          <w:szCs w:val="28"/>
+          <w:highlight w:val="green"/>
+        </w:rPr>
+        <w:t>OK</w:t>
+      </w:r>
+      <w:r>
+        <w:rPr>
+          <w:rFonts w:ascii="Aptos" w:hAnsi="Aptos" w:eastAsia="Aptos" w:cs="Aptos"/>
+          <w:b w:val="0"/>
+          <w:bCs w:val="0"/>
+          <w:color w:val="auto"/>
+          <w:sz w:val="28"/>
+          <w:szCs w:val="28"/>
+        </w:rPr>
+        <w:t>]</w:t>
       </w:r>
     </w:p>
     <w:p>
@@ -8919,9 +9226,12 @@
         <w:jc w:val="left"/>
         <w:rPr>
           <w:rFonts w:ascii="Aptos" w:hAnsi="Aptos" w:eastAsia="Aptos" w:cs="Aptos"/>
-          <w:noProof w:val="0"/>
-          <w:sz w:val="24"/>
-          <w:szCs w:val="24"/>
+          <w:b w:val="1"/>
+          <w:bCs w:val="1"/>
+          <w:noProof w:val="0"/>
+          <w:color w:val="auto"/>
+          <w:sz w:val="28"/>
+          <w:szCs w:val="28"/>
           <w:lang w:val="pt-BR"/>
         </w:rPr>
       </w:pPr>
@@ -9000,6 +9310,40 @@
           <w:lang w:val="pt-BR"/>
         </w:rPr>
         <w:t>, mantendo apenas o texto do box.</w:t>
+      </w:r>
+      <w:r>
+        <w:rPr>
+          <w:rFonts w:ascii="Aptos" w:hAnsi="Aptos" w:eastAsia="Aptos" w:cs="Aptos"/>
+          <w:b w:val="0"/>
+          <w:bCs w:val="0"/>
+          <w:color w:val="auto"/>
+          <w:sz w:val="28"/>
+          <w:szCs w:val="28"/>
+        </w:rPr>
+        <w:t>[</w:t>
+      </w:r>
+      <w:r>
+        <w:rPr>
+          <w:rFonts w:ascii="Aptos" w:hAnsi="Aptos" w:eastAsia="Aptos" w:cs="Aptos"/>
+          <w:b w:val="0"/>
+          <w:bCs w:val="0"/>
+          <w:color w:val="auto"/>
+          <w:sz w:val="28"/>
+          <w:szCs w:val="28"/>
+          <w:highlight w:val="green"/>
+        </w:rPr>
+        <w:t>OK</w:t>
+      </w:r>
+      <w:r>
+        <w:rPr>
+          <w:rFonts w:ascii="Aptos" w:hAnsi="Aptos" w:eastAsia="Aptos" w:cs="Aptos"/>
+          <w:b w:val="0"/>
+          <w:bCs w:val="0"/>
+          <w:color w:val="auto"/>
+          <w:sz w:val="28"/>
+          <w:szCs w:val="28"/>
+        </w:rPr>
+        <w:t>]</w:t>
       </w:r>
     </w:p>
     <w:p>
@@ -9014,9 +9358,12 @@
         <w:jc w:val="left"/>
         <w:rPr>
           <w:rFonts w:ascii="Aptos" w:hAnsi="Aptos" w:eastAsia="Aptos" w:cs="Aptos"/>
-          <w:noProof w:val="0"/>
-          <w:sz w:val="24"/>
-          <w:szCs w:val="24"/>
+          <w:b w:val="1"/>
+          <w:bCs w:val="1"/>
+          <w:noProof w:val="0"/>
+          <w:color w:val="auto"/>
+          <w:sz w:val="28"/>
+          <w:szCs w:val="28"/>
           <w:lang w:val="pt-BR"/>
         </w:rPr>
       </w:pPr>
@@ -9051,6 +9398,40 @@
           <w:lang w:val="pt-BR"/>
         </w:rPr>
         <w:t>, deixando o texto em formatação normal.</w:t>
+      </w:r>
+      <w:r>
+        <w:rPr>
+          <w:rFonts w:ascii="Aptos" w:hAnsi="Aptos" w:eastAsia="Aptos" w:cs="Aptos"/>
+          <w:b w:val="0"/>
+          <w:bCs w:val="0"/>
+          <w:color w:val="auto"/>
+          <w:sz w:val="28"/>
+          <w:szCs w:val="28"/>
+        </w:rPr>
+        <w:t>[</w:t>
+      </w:r>
+      <w:r>
+        <w:rPr>
+          <w:rFonts w:ascii="Aptos" w:hAnsi="Aptos" w:eastAsia="Aptos" w:cs="Aptos"/>
+          <w:b w:val="0"/>
+          <w:bCs w:val="0"/>
+          <w:color w:val="auto"/>
+          <w:sz w:val="28"/>
+          <w:szCs w:val="28"/>
+          <w:highlight w:val="green"/>
+        </w:rPr>
+        <w:t>OK</w:t>
+      </w:r>
+      <w:r>
+        <w:rPr>
+          <w:rFonts w:ascii="Aptos" w:hAnsi="Aptos" w:eastAsia="Aptos" w:cs="Aptos"/>
+          <w:b w:val="0"/>
+          <w:bCs w:val="0"/>
+          <w:color w:val="auto"/>
+          <w:sz w:val="28"/>
+          <w:szCs w:val="28"/>
+        </w:rPr>
+        <w:t>]</w:t>
       </w:r>
     </w:p>
     <w:p>
@@ -9064,7 +9445,13 @@
         <w:spacing w:before="0" w:beforeAutospacing="off" w:after="0" w:afterAutospacing="off"/>
         <w:jc w:val="left"/>
         <w:rPr>
-          <w:noProof w:val="0"/>
+          <w:rFonts w:ascii="Aptos" w:hAnsi="Aptos" w:eastAsia="Aptos" w:cs="Aptos"/>
+          <w:b w:val="1"/>
+          <w:bCs w:val="1"/>
+          <w:noProof w:val="0"/>
+          <w:color w:val="auto"/>
+          <w:sz w:val="28"/>
+          <w:szCs w:val="28"/>
           <w:lang w:val="pt-BR"/>
         </w:rPr>
       </w:pPr>
@@ -9082,14 +9469,30 @@
           <w:noProof w:val="0"/>
           <w:lang w:val="pt-BR"/>
         </w:rPr>
-        <w:t>página 2 – O que significa mediar?</w:t>
-      </w:r>
-      <w:r>
-        <w:rPr>
-          <w:noProof w:val="0"/>
-          <w:lang w:val="pt-BR"/>
-        </w:rPr>
-        <w:t xml:space="preserve">, retirar a tirinha </w:t>
+        <w:t xml:space="preserve">página 2 – O que significa </w:t>
+      </w:r>
+      <w:r>
+        <w:rPr>
+          <w:b w:val="1"/>
+          <w:bCs w:val="1"/>
+          <w:noProof w:val="0"/>
+          <w:lang w:val="pt-BR"/>
+        </w:rPr>
+        <w:t>mediar?</w:t>
+      </w:r>
+      <w:r>
+        <w:rPr>
+          <w:noProof w:val="0"/>
+          <w:lang w:val="pt-BR"/>
+        </w:rPr>
+        <w:t>,</w:t>
+      </w:r>
+      <w:r>
+        <w:rPr>
+          <w:noProof w:val="0"/>
+          <w:lang w:val="pt-BR"/>
+        </w:rPr>
+        <w:t xml:space="preserve"> retirar a tirinha </w:t>
       </w:r>
       <w:r>
         <w:rPr>
@@ -9122,6 +9525,40 @@
           <w:lang w:val="pt-BR"/>
         </w:rPr>
         <w:t>, no lugar em que anteriormente estava a tirinha da Magali.</w:t>
+      </w:r>
+      <w:r>
+        <w:rPr>
+          <w:rFonts w:ascii="Aptos" w:hAnsi="Aptos" w:eastAsia="Aptos" w:cs="Aptos"/>
+          <w:b w:val="0"/>
+          <w:bCs w:val="0"/>
+          <w:color w:val="auto"/>
+          <w:sz w:val="28"/>
+          <w:szCs w:val="28"/>
+        </w:rPr>
+        <w:t>[</w:t>
+      </w:r>
+      <w:r>
+        <w:rPr>
+          <w:rFonts w:ascii="Aptos" w:hAnsi="Aptos" w:eastAsia="Aptos" w:cs="Aptos"/>
+          <w:b w:val="0"/>
+          <w:bCs w:val="0"/>
+          <w:color w:val="auto"/>
+          <w:sz w:val="28"/>
+          <w:szCs w:val="28"/>
+          <w:highlight w:val="green"/>
+        </w:rPr>
+        <w:t>OK</w:t>
+      </w:r>
+      <w:r>
+        <w:rPr>
+          <w:rFonts w:ascii="Aptos" w:hAnsi="Aptos" w:eastAsia="Aptos" w:cs="Aptos"/>
+          <w:b w:val="0"/>
+          <w:bCs w:val="0"/>
+          <w:color w:val="auto"/>
+          <w:sz w:val="28"/>
+          <w:szCs w:val="28"/>
+        </w:rPr>
+        <w:t>]</w:t>
       </w:r>
     </w:p>
     <w:p>
@@ -9188,7 +9625,13 @@
         <w:bidi w:val="0"/>
         <w:spacing w:before="0" w:beforeAutospacing="off" w:after="0" w:afterAutospacing="off"/>
         <w:rPr>
-          <w:noProof w:val="0"/>
+          <w:rFonts w:ascii="Aptos" w:hAnsi="Aptos" w:eastAsia="Aptos" w:cs="Aptos"/>
+          <w:b w:val="1"/>
+          <w:bCs w:val="1"/>
+          <w:noProof w:val="0"/>
+          <w:color w:val="auto"/>
+          <w:sz w:val="28"/>
+          <w:szCs w:val="28"/>
           <w:lang w:val="pt-BR"/>
         </w:rPr>
       </w:pPr>
@@ -9214,6 +9657,40 @@
           <w:lang w:val="pt-BR"/>
         </w:rPr>
         <w:t>, retirar o ícone de pessoas do box, mantendo apenas o texto.</w:t>
+      </w:r>
+      <w:r>
+        <w:rPr>
+          <w:rFonts w:ascii="Aptos" w:hAnsi="Aptos" w:eastAsia="Aptos" w:cs="Aptos"/>
+          <w:b w:val="0"/>
+          <w:bCs w:val="0"/>
+          <w:color w:val="auto"/>
+          <w:sz w:val="28"/>
+          <w:szCs w:val="28"/>
+        </w:rPr>
+        <w:t>[</w:t>
+      </w:r>
+      <w:r>
+        <w:rPr>
+          <w:rFonts w:ascii="Aptos" w:hAnsi="Aptos" w:eastAsia="Aptos" w:cs="Aptos"/>
+          <w:b w:val="0"/>
+          <w:bCs w:val="0"/>
+          <w:color w:val="auto"/>
+          <w:sz w:val="28"/>
+          <w:szCs w:val="28"/>
+          <w:highlight w:val="green"/>
+        </w:rPr>
+        <w:t>OK</w:t>
+      </w:r>
+      <w:r>
+        <w:rPr>
+          <w:rFonts w:ascii="Aptos" w:hAnsi="Aptos" w:eastAsia="Aptos" w:cs="Aptos"/>
+          <w:b w:val="0"/>
+          <w:bCs w:val="0"/>
+          <w:color w:val="auto"/>
+          <w:sz w:val="28"/>
+          <w:szCs w:val="28"/>
+        </w:rPr>
+        <w:t>]</w:t>
       </w:r>
     </w:p>
     <w:p>
@@ -9271,6 +9748,28 @@
         </w:rPr>
         <w:t>.</w:t>
       </w:r>
+      <w:r>
+        <w:rPr>
+          <w:noProof w:val="0"/>
+          <w:lang w:val="pt-BR"/>
+        </w:rPr>
+        <w:t xml:space="preserve"> [</w:t>
+      </w:r>
+      <w:r>
+        <w:rPr>
+          <w:noProof w:val="0"/>
+          <w:highlight w:val="green"/>
+          <w:lang w:val="pt-BR"/>
+        </w:rPr>
+        <w:t>OK</w:t>
+      </w:r>
+      <w:r>
+        <w:rPr>
+          <w:noProof w:val="0"/>
+          <w:lang w:val="pt-BR"/>
+        </w:rPr>
+        <w:t>]</w:t>
+      </w:r>
     </w:p>
     <w:p>
       <w:pPr>
@@ -9359,6 +9858,47 @@
           <w:szCs w:val="28"/>
         </w:rPr>
         <w:t>Aproximando livros de crianças</w:t>
+      </w:r>
+      <w:r>
+        <w:rPr>
+          <w:b w:val="1"/>
+          <w:bCs w:val="1"/>
+          <w:color w:val="FF0000"/>
+          <w:sz w:val="28"/>
+          <w:szCs w:val="28"/>
+        </w:rPr>
+        <w:t xml:space="preserve"> </w:t>
+      </w:r>
+      <w:r>
+        <w:rPr>
+          <w:b w:val="0"/>
+          <w:bCs w:val="0"/>
+          <w:color w:val="auto"/>
+          <w:sz w:val="28"/>
+          <w:szCs w:val="28"/>
+        </w:rPr>
+        <w:t>[</w:t>
+      </w:r>
+      <w:r>
+        <w:rPr>
+          <w:b w:val="0"/>
+          <w:bCs w:val="0"/>
+          <w:color w:val="auto"/>
+          <w:sz w:val="28"/>
+          <w:szCs w:val="28"/>
+          <w:highlight w:val="green"/>
+        </w:rPr>
+        <w:t>Atividade substituída</w:t>
+      </w:r>
+      <w:r>
+        <w:rPr>
+          <w:b w:val="0"/>
+          <w:bCs w:val="0"/>
+          <w:color w:val="auto"/>
+          <w:sz w:val="28"/>
+          <w:szCs w:val="28"/>
+        </w:rPr>
+        <w:t>]</w:t>
       </w:r>
     </w:p>
     <w:p>
@@ -10635,6 +11175,37 @@
         </w:rPr>
         <w:t>, pois ela foi realocada para outra lição do módulo.</w:t>
       </w:r>
+      <w:r>
+        <w:rPr>
+          <w:rFonts w:ascii="Aptos" w:hAnsi="Aptos" w:eastAsia="Aptos" w:cs="Aptos"/>
+          <w:noProof w:val="0"/>
+          <w:sz w:val="24"/>
+          <w:szCs w:val="24"/>
+          <w:lang w:val="pt-BR"/>
+        </w:rPr>
+        <w:t xml:space="preserve"> [</w:t>
+      </w:r>
+      <w:r>
+        <w:rPr>
+          <w:rFonts w:ascii="Aptos" w:hAnsi="Aptos" w:eastAsia="Aptos" w:cs="Aptos"/>
+          <w:noProof w:val="0"/>
+          <w:sz w:val="24"/>
+          <w:szCs w:val="24"/>
+          <w:highlight w:val="green"/>
+          <w:lang w:val="pt-BR"/>
+        </w:rPr>
+        <w:t>ok</w:t>
+      </w:r>
+      <w:r>
+        <w:rPr>
+          <w:rFonts w:ascii="Aptos" w:hAnsi="Aptos" w:eastAsia="Aptos" w:cs="Aptos"/>
+          <w:noProof w:val="0"/>
+          <w:sz w:val="24"/>
+          <w:szCs w:val="24"/>
+          <w:lang w:val="pt-BR"/>
+        </w:rPr>
+        <w:t>]</w:t>
+      </w:r>
     </w:p>
     <w:p>
       <w:pPr>
@@ -10686,6 +11257,37 @@
         </w:rPr>
         <w:t>.</w:t>
       </w:r>
+      <w:r>
+        <w:rPr>
+          <w:rFonts w:ascii="Aptos" w:hAnsi="Aptos" w:eastAsia="Aptos" w:cs="Aptos"/>
+          <w:noProof w:val="0"/>
+          <w:sz w:val="24"/>
+          <w:szCs w:val="24"/>
+          <w:lang w:val="pt-BR"/>
+        </w:rPr>
+        <w:t xml:space="preserve"> [</w:t>
+      </w:r>
+      <w:r>
+        <w:rPr>
+          <w:rFonts w:ascii="Aptos" w:hAnsi="Aptos" w:eastAsia="Aptos" w:cs="Aptos"/>
+          <w:noProof w:val="0"/>
+          <w:sz w:val="24"/>
+          <w:szCs w:val="24"/>
+          <w:highlight w:val="green"/>
+          <w:lang w:val="pt-BR"/>
+        </w:rPr>
+        <w:t>ok</w:t>
+      </w:r>
+      <w:r>
+        <w:rPr>
+          <w:rFonts w:ascii="Aptos" w:hAnsi="Aptos" w:eastAsia="Aptos" w:cs="Aptos"/>
+          <w:noProof w:val="0"/>
+          <w:sz w:val="24"/>
+          <w:szCs w:val="24"/>
+          <w:lang w:val="pt-BR"/>
+        </w:rPr>
+        <w:t>]</w:t>
+      </w:r>
     </w:p>
     <w:p>
       <w:pPr>
@@ -10737,6 +11339,47 @@
         </w:rPr>
         <w:t>, seguindo o padrão adotado nas demais páginas do módulo, e não centralizada.</w:t>
       </w:r>
+      <w:r>
+        <w:rPr>
+          <w:rFonts w:ascii="Aptos" w:hAnsi="Aptos" w:eastAsia="Aptos" w:cs="Aptos"/>
+          <w:noProof w:val="0"/>
+          <w:sz w:val="24"/>
+          <w:szCs w:val="24"/>
+          <w:lang w:val="pt-BR"/>
+        </w:rPr>
+        <w:t xml:space="preserve"> </w:t>
+      </w:r>
+      <w:r>
+        <w:rPr>
+          <w:rFonts w:ascii="Aptos" w:hAnsi="Aptos" w:eastAsia="Aptos" w:cs="Aptos"/>
+          <w:noProof w:val="0"/>
+          <w:sz w:val="24"/>
+          <w:szCs w:val="24"/>
+          <w:lang w:val="pt-BR"/>
+        </w:rPr>
+        <w:t>[</w:t>
+      </w:r>
+      <w:r>
+        <w:rPr>
+          <w:rFonts w:ascii="Aptos" w:hAnsi="Aptos" w:eastAsia="Aptos" w:cs="Aptos"/>
+          <w:noProof w:val="0"/>
+          <w:sz w:val="24"/>
+          <w:szCs w:val="24"/>
+          <w:highlight w:val="green"/>
+          <w:lang w:val="pt-BR"/>
+        </w:rPr>
+        <w:t>ok</w:t>
+      </w:r>
+      <w:r>
+        <w:rPr>
+          <w:rFonts w:ascii="Aptos" w:hAnsi="Aptos" w:eastAsia="Aptos" w:cs="Aptos"/>
+          <w:noProof w:val="0"/>
+          <w:sz w:val="24"/>
+          <w:szCs w:val="24"/>
+          <w:lang w:val="pt-BR"/>
+        </w:rPr>
+        <w:t>]</w:t>
+      </w:r>
     </w:p>
     <w:p>
       <w:pPr>
@@ -10788,6 +11431,47 @@
         </w:rPr>
         <w:t>, seguida do site de onde a tirinha foi retirada, sem incluir título para a imagem.</w:t>
       </w:r>
+      <w:r>
+        <w:rPr>
+          <w:rFonts w:ascii="Aptos" w:hAnsi="Aptos" w:eastAsia="Aptos" w:cs="Aptos"/>
+          <w:noProof w:val="0"/>
+          <w:sz w:val="24"/>
+          <w:szCs w:val="24"/>
+          <w:lang w:val="pt-BR"/>
+        </w:rPr>
+        <w:t xml:space="preserve"> </w:t>
+      </w:r>
+      <w:r>
+        <w:rPr>
+          <w:rFonts w:ascii="Aptos" w:hAnsi="Aptos" w:eastAsia="Aptos" w:cs="Aptos"/>
+          <w:noProof w:val="0"/>
+          <w:sz w:val="24"/>
+          <w:szCs w:val="24"/>
+          <w:lang w:val="pt-BR"/>
+        </w:rPr>
+        <w:t>[</w:t>
+      </w:r>
+      <w:r>
+        <w:rPr>
+          <w:rFonts w:ascii="Aptos" w:hAnsi="Aptos" w:eastAsia="Aptos" w:cs="Aptos"/>
+          <w:noProof w:val="0"/>
+          <w:sz w:val="24"/>
+          <w:szCs w:val="24"/>
+          <w:highlight w:val="green"/>
+          <w:lang w:val="pt-BR"/>
+        </w:rPr>
+        <w:t>ok</w:t>
+      </w:r>
+      <w:r>
+        <w:rPr>
+          <w:rFonts w:ascii="Aptos" w:hAnsi="Aptos" w:eastAsia="Aptos" w:cs="Aptos"/>
+          <w:noProof w:val="0"/>
+          <w:sz w:val="24"/>
+          <w:szCs w:val="24"/>
+          <w:lang w:val="pt-BR"/>
+        </w:rPr>
+        <w:t>]</w:t>
+      </w:r>
     </w:p>
     <w:p>
       <w:pPr>
@@ -10839,6 +11523,47 @@
         </w:rPr>
         <w:t xml:space="preserve"> da lição. O texto passa a integrar o corpo da página, sem box, sem título e sem ícone.</w:t>
       </w:r>
+      <w:r>
+        <w:rPr>
+          <w:rFonts w:ascii="Aptos" w:hAnsi="Aptos" w:eastAsia="Aptos" w:cs="Aptos"/>
+          <w:noProof w:val="0"/>
+          <w:sz w:val="24"/>
+          <w:szCs w:val="24"/>
+          <w:lang w:val="pt-BR"/>
+        </w:rPr>
+        <w:t xml:space="preserve"> </w:t>
+      </w:r>
+      <w:r>
+        <w:rPr>
+          <w:rFonts w:ascii="Aptos" w:hAnsi="Aptos" w:eastAsia="Aptos" w:cs="Aptos"/>
+          <w:noProof w:val="0"/>
+          <w:sz w:val="24"/>
+          <w:szCs w:val="24"/>
+          <w:lang w:val="pt-BR"/>
+        </w:rPr>
+        <w:t>[</w:t>
+      </w:r>
+      <w:r>
+        <w:rPr>
+          <w:rFonts w:ascii="Aptos" w:hAnsi="Aptos" w:eastAsia="Aptos" w:cs="Aptos"/>
+          <w:noProof w:val="0"/>
+          <w:sz w:val="24"/>
+          <w:szCs w:val="24"/>
+          <w:highlight w:val="green"/>
+          <w:lang w:val="pt-BR"/>
+        </w:rPr>
+        <w:t>ok</w:t>
+      </w:r>
+      <w:r>
+        <w:rPr>
+          <w:rFonts w:ascii="Aptos" w:hAnsi="Aptos" w:eastAsia="Aptos" w:cs="Aptos"/>
+          <w:noProof w:val="0"/>
+          <w:sz w:val="24"/>
+          <w:szCs w:val="24"/>
+          <w:lang w:val="pt-BR"/>
+        </w:rPr>
+        <w:t>]</w:t>
+      </w:r>
     </w:p>
     <w:p>
       <w:pPr>
@@ -10956,6 +11681,47 @@
         </w:rPr>
         <w:t>, mantendo apenas o texto do box.</w:t>
       </w:r>
+      <w:r>
+        <w:rPr>
+          <w:rFonts w:ascii="Aptos" w:hAnsi="Aptos" w:eastAsia="Aptos" w:cs="Aptos"/>
+          <w:noProof w:val="0"/>
+          <w:sz w:val="24"/>
+          <w:szCs w:val="24"/>
+          <w:lang w:val="pt-BR"/>
+        </w:rPr>
+        <w:t xml:space="preserve"> </w:t>
+      </w:r>
+      <w:r>
+        <w:rPr>
+          <w:rFonts w:ascii="Aptos" w:hAnsi="Aptos" w:eastAsia="Aptos" w:cs="Aptos"/>
+          <w:noProof w:val="0"/>
+          <w:sz w:val="24"/>
+          <w:szCs w:val="24"/>
+          <w:lang w:val="pt-BR"/>
+        </w:rPr>
+        <w:t>[</w:t>
+      </w:r>
+      <w:r>
+        <w:rPr>
+          <w:rFonts w:ascii="Aptos" w:hAnsi="Aptos" w:eastAsia="Aptos" w:cs="Aptos"/>
+          <w:noProof w:val="0"/>
+          <w:sz w:val="24"/>
+          <w:szCs w:val="24"/>
+          <w:highlight w:val="green"/>
+          <w:lang w:val="pt-BR"/>
+        </w:rPr>
+        <w:t>ok</w:t>
+      </w:r>
+      <w:r>
+        <w:rPr>
+          <w:rFonts w:ascii="Aptos" w:hAnsi="Aptos" w:eastAsia="Aptos" w:cs="Aptos"/>
+          <w:noProof w:val="0"/>
+          <w:sz w:val="24"/>
+          <w:szCs w:val="24"/>
+          <w:lang w:val="pt-BR"/>
+        </w:rPr>
+        <w:t>]</w:t>
+      </w:r>
     </w:p>
     <w:p>
       <w:pPr>
@@ -10968,7 +11734,10 @@
         <w:spacing w:before="0" w:beforeAutospacing="off" w:after="0" w:afterAutospacing="off"/>
         <w:jc w:val="left"/>
         <w:rPr>
-          <w:noProof w:val="0"/>
+          <w:rFonts w:ascii="Aptos" w:hAnsi="Aptos" w:eastAsia="Aptos" w:cs="Aptos"/>
+          <w:noProof w:val="0"/>
+          <w:sz w:val="24"/>
+          <w:szCs w:val="24"/>
           <w:lang w:val="pt-BR"/>
         </w:rPr>
       </w:pPr>
@@ -11002,7 +11771,16 @@
           <w:noProof w:val="0"/>
           <w:lang w:val="pt-BR"/>
         </w:rPr>
-        <w:t>O que é ação cultural?</w:t>
+        <w:t xml:space="preserve">O que é ação </w:t>
+      </w:r>
+      <w:r>
+        <w:rPr>
+          <w:b w:val="1"/>
+          <w:bCs w:val="1"/>
+          <w:noProof w:val="0"/>
+          <w:lang w:val="pt-BR"/>
+        </w:rPr>
+        <w:t>cultural?</w:t>
       </w:r>
       <w:r>
         <w:rPr>
@@ -11010,6 +11788,44 @@
           <w:lang w:val="pt-BR"/>
         </w:rPr>
         <w:t>.</w:t>
+      </w:r>
+      <w:r>
+        <w:rPr>
+          <w:noProof w:val="0"/>
+          <w:lang w:val="pt-BR"/>
+        </w:rPr>
+        <w:t xml:space="preserve"> </w:t>
+      </w:r>
+      <w:r>
+        <w:rPr>
+          <w:rFonts w:ascii="Aptos" w:hAnsi="Aptos" w:eastAsia="Aptos" w:cs="Aptos"/>
+          <w:noProof w:val="0"/>
+          <w:sz w:val="24"/>
+          <w:szCs w:val="24"/>
+          <w:lang w:val="pt-BR"/>
+        </w:rPr>
+        <w:t>[</w:t>
+      </w:r>
+      <w:r>
+        <w:rPr>
+          <w:rFonts w:ascii="Aptos" w:hAnsi="Aptos" w:eastAsia="Aptos" w:cs="Aptos"/>
+          <w:noProof w:val="0"/>
+          <w:sz w:val="24"/>
+          <w:szCs w:val="24"/>
+          <w:highlight w:val="green"/>
+          <w:lang w:val="pt-BR"/>
+        </w:rPr>
+        <w:t>ok</w:t>
+      </w:r>
+      <w:r>
+        <w:rPr>
+          <w:rFonts w:ascii="Aptos" w:hAnsi="Aptos" w:eastAsia="Aptos" w:cs="Aptos"/>
+          <w:noProof w:val="0"/>
+          <w:sz w:val="24"/>
+          <w:szCs w:val="24"/>
+          <w:lang w:val="pt-BR"/>
+        </w:rPr>
+        <w:t>]</w:t>
       </w:r>
     </w:p>
     <w:p>
@@ -11022,53 +11838,63 @@
         <w:bidi w:val="0"/>
         <w:spacing w:before="0" w:beforeAutospacing="off" w:after="0" w:afterAutospacing="off"/>
         <w:rPr>
+          <w:rFonts w:ascii="Aptos" w:hAnsi="Aptos" w:eastAsia="Aptos" w:cs="Aptos"/>
+          <w:noProof w:val="0"/>
+          <w:sz w:val="24"/>
+          <w:szCs w:val="24"/>
+          <w:lang w:val="pt-BR"/>
+        </w:rPr>
+      </w:pPr>
+      <w:r>
+        <w:rPr>
+          <w:noProof w:val="0"/>
+          <w:lang w:val="pt-BR"/>
+        </w:rPr>
+        <w:t xml:space="preserve">No primeiro parágrafo dessa página, </w:t>
+      </w:r>
+      <w:r>
+        <w:rPr>
+          <w:b w:val="1"/>
+          <w:bCs w:val="1"/>
+          <w:noProof w:val="0"/>
+          <w:lang w:val="pt-BR"/>
+        </w:rPr>
+        <w:t>substituir o início do texto por</w:t>
+      </w:r>
+      <w:r>
+        <w:rPr>
+          <w:noProof w:val="0"/>
+          <w:lang w:val="pt-BR"/>
+        </w:rPr>
+        <w:t xml:space="preserve">: </w:t>
+      </w:r>
+      <w:r>
+        <w:rPr>
           <w:b w:val="0"/>
           <w:bCs w:val="0"/>
           <w:noProof w:val="0"/>
           <w:lang w:val="pt-BR"/>
         </w:rPr>
-      </w:pPr>
-      <w:r>
-        <w:rPr>
-          <w:noProof w:val="0"/>
-          <w:lang w:val="pt-BR"/>
-        </w:rPr>
-        <w:t xml:space="preserve">No primeiro parágrafo dessa página, </w:t>
-      </w:r>
-      <w:r>
-        <w:rPr>
-          <w:b w:val="1"/>
-          <w:bCs w:val="1"/>
-          <w:noProof w:val="0"/>
-          <w:lang w:val="pt-BR"/>
-        </w:rPr>
-        <w:t>substituir o início do texto por</w:t>
-      </w:r>
-      <w:r>
-        <w:rPr>
-          <w:noProof w:val="0"/>
-          <w:lang w:val="pt-BR"/>
-        </w:rPr>
-        <w:t xml:space="preserve">: </w:t>
+        <w:t xml:space="preserve">"Na perspectiva da mediação de leitura como ação cultural, a pessoa mediadora não ocupa o lugar de quem sabe mais sobre o texto." - </w:t>
       </w:r>
       <w:r>
         <w:rPr>
           <w:b w:val="0"/>
           <w:bCs w:val="0"/>
           <w:noProof w:val="0"/>
-          <w:lang w:val="pt-BR"/>
-        </w:rPr>
-        <w:t xml:space="preserve">"Na perspectiva da mediação de leitura como ação cultural, a pessoa mediadora não ocupa o lugar de quem sabe mais sobre o texto." - </w:t>
+          <w:highlight w:val="yellow"/>
+          <w:lang w:val="pt-BR"/>
+        </w:rPr>
+        <w:t>é um pequeno ajuste de texto</w:t>
       </w:r>
       <w:r>
         <w:rPr>
           <w:b w:val="0"/>
           <w:bCs w:val="0"/>
           <w:noProof w:val="0"/>
-          <w:highlight w:val="yellow"/>
-          <w:lang w:val="pt-BR"/>
-        </w:rPr>
-        <w:t>é um pequeno ajuste de texto</w:t>
+          <w:lang w:val="pt-BR"/>
+        </w:rPr>
+        <w:t>.</w:t>
       </w:r>
       <w:r>
         <w:rPr>
@@ -11077,7 +11903,38 @@
           <w:noProof w:val="0"/>
           <w:lang w:val="pt-BR"/>
         </w:rPr>
-        <w:t>.</w:t>
+        <w:t xml:space="preserve"> </w:t>
+      </w:r>
+      <w:r>
+        <w:rPr>
+          <w:rFonts w:ascii="Aptos" w:hAnsi="Aptos" w:eastAsia="Aptos" w:cs="Aptos"/>
+          <w:noProof w:val="0"/>
+          <w:sz w:val="24"/>
+          <w:szCs w:val="24"/>
+          <w:lang w:val="pt-BR"/>
+        </w:rPr>
+        <w:t>[</w:t>
+      </w:r>
+      <w:r>
+        <w:rPr>
+          <w:rFonts w:ascii="Aptos" w:hAnsi="Aptos" w:eastAsia="Aptos" w:cs="Aptos"/>
+          <w:noProof w:val="0"/>
+          <w:sz w:val="24"/>
+          <w:szCs w:val="24"/>
+          <w:highlight w:val="green"/>
+          <w:lang w:val="pt-BR"/>
+        </w:rPr>
+        <w:t>ok</w:t>
+      </w:r>
+      <w:r>
+        <w:rPr>
+          <w:rFonts w:ascii="Aptos" w:hAnsi="Aptos" w:eastAsia="Aptos" w:cs="Aptos"/>
+          <w:noProof w:val="0"/>
+          <w:sz w:val="24"/>
+          <w:szCs w:val="24"/>
+          <w:lang w:val="pt-BR"/>
+        </w:rPr>
+        <w:t>]</w:t>
       </w:r>
     </w:p>
     <w:p>
@@ -11090,7 +11947,10 @@
         <w:bidi w:val="0"/>
         <w:spacing w:before="0" w:beforeAutospacing="off" w:after="0" w:afterAutospacing="off"/>
         <w:rPr>
-          <w:noProof w:val="0"/>
+          <w:rFonts w:ascii="Aptos" w:hAnsi="Aptos" w:eastAsia="Aptos" w:cs="Aptos"/>
+          <w:noProof w:val="0"/>
+          <w:sz w:val="24"/>
+          <w:szCs w:val="24"/>
           <w:lang w:val="pt-BR"/>
         </w:rPr>
       </w:pPr>
@@ -11126,6 +11986,56 @@
         </w:rPr>
         <w:t xml:space="preserve"> retirando-a do box.</w:t>
       </w:r>
+      <w:r>
+        <w:rPr>
+          <w:noProof w:val="0"/>
+          <w:lang w:val="pt-BR"/>
+        </w:rPr>
+        <w:t xml:space="preserve"> </w:t>
+      </w:r>
+      <w:r>
+        <w:rPr>
+          <w:rFonts w:ascii="Aptos" w:hAnsi="Aptos" w:eastAsia="Aptos" w:cs="Aptos"/>
+          <w:noProof w:val="0"/>
+          <w:sz w:val="24"/>
+          <w:szCs w:val="24"/>
+          <w:lang w:val="pt-BR"/>
+        </w:rPr>
+        <w:t>[</w:t>
+      </w:r>
+      <w:r>
+        <w:rPr>
+          <w:rFonts w:ascii="Aptos" w:hAnsi="Aptos" w:eastAsia="Aptos" w:cs="Aptos"/>
+          <w:noProof w:val="0"/>
+          <w:sz w:val="24"/>
+          <w:szCs w:val="24"/>
+          <w:highlight w:val="green"/>
+          <w:lang w:val="pt-BR"/>
+        </w:rPr>
+        <w:t>ok</w:t>
+      </w:r>
+      <w:r>
+        <w:rPr>
+          <w:rFonts w:ascii="Aptos" w:hAnsi="Aptos" w:eastAsia="Aptos" w:cs="Aptos"/>
+          <w:noProof w:val="0"/>
+          <w:sz w:val="24"/>
+          <w:szCs w:val="24"/>
+          <w:lang w:val="pt-BR"/>
+        </w:rPr>
+        <w:t>]</w:t>
+      </w:r>
+    </w:p>
+    <w:p>
+      <w:pPr>
+        <w:pStyle w:val="ListParagraph"/>
+        <w:bidi w:val="0"/>
+        <w:spacing w:before="0" w:beforeAutospacing="off" w:after="0" w:afterAutospacing="off"/>
+        <w:ind w:left="720"/>
+        <w:rPr>
+          <w:noProof w:val="0"/>
+          <w:lang w:val="pt-BR"/>
+        </w:rPr>
+      </w:pPr>
     </w:p>
     <w:p>
       <w:pPr>
@@ -11243,7 +12153,27 @@
           <w:szCs w:val="24"/>
           <w:lang w:val="pt-BR"/>
         </w:rPr>
-        <w:t xml:space="preserve">Colocar título no padrão : </w:t>
+        <w:t xml:space="preserve">Colocar título no </w:t>
+      </w:r>
+      <w:r>
+        <w:rPr>
+          <w:rFonts w:ascii="Aptos" w:hAnsi="Aptos" w:eastAsia="Aptos" w:cs="Aptos"/>
+          <w:noProof w:val="0"/>
+          <w:sz w:val="24"/>
+          <w:szCs w:val="24"/>
+          <w:lang w:val="pt-BR"/>
+        </w:rPr>
+        <w:t>padrão :</w:t>
+      </w:r>
+      <w:r>
+        <w:rPr>
+          <w:rFonts w:ascii="Aptos" w:hAnsi="Aptos" w:eastAsia="Aptos" w:cs="Aptos"/>
+          <w:noProof w:val="0"/>
+          <w:sz w:val="24"/>
+          <w:szCs w:val="24"/>
+          <w:lang w:val="pt-BR"/>
+        </w:rPr>
+        <w:t xml:space="preserve"> </w:t>
       </w:r>
       <w:r>
         <w:rPr>
@@ -11288,6 +12218,37 @@
           <w:lang w:val="pt-BR"/>
         </w:rPr>
         <w:t xml:space="preserve"> em caixa alta, seguida de barra e do título da atividade.</w:t>
+      </w:r>
+      <w:r>
+        <w:rPr>
+          <w:rFonts w:ascii="Aptos" w:hAnsi="Aptos" w:eastAsia="Aptos" w:cs="Aptos"/>
+          <w:noProof w:val="0"/>
+          <w:sz w:val="24"/>
+          <w:szCs w:val="24"/>
+          <w:lang w:val="pt-BR"/>
+        </w:rPr>
+        <w:t xml:space="preserve"> [</w:t>
+      </w:r>
+      <w:r>
+        <w:rPr>
+          <w:rFonts w:ascii="Aptos" w:hAnsi="Aptos" w:eastAsia="Aptos" w:cs="Aptos"/>
+          <w:noProof w:val="0"/>
+          <w:sz w:val="24"/>
+          <w:szCs w:val="24"/>
+          <w:highlight w:val="green"/>
+          <w:lang w:val="pt-BR"/>
+        </w:rPr>
+        <w:t>ok</w:t>
+      </w:r>
+      <w:r>
+        <w:rPr>
+          <w:rFonts w:ascii="Aptos" w:hAnsi="Aptos" w:eastAsia="Aptos" w:cs="Aptos"/>
+          <w:noProof w:val="0"/>
+          <w:sz w:val="24"/>
+          <w:szCs w:val="24"/>
+          <w:lang w:val="pt-BR"/>
+        </w:rPr>
+        <w:t>]</w:t>
       </w:r>
     </w:p>
     <w:p>
@@ -12257,6 +13218,7 @@
         <w:jc w:val="left"/>
         <w:rPr>
           <w:rFonts w:ascii="Aptos" w:hAnsi="Aptos" w:eastAsia="Aptos" w:cs="Aptos"/>
+          <w:strike w:val="1"/>
           <w:noProof w:val="0"/>
           <w:sz w:val="24"/>
           <w:szCs w:val="24"/>
@@ -12267,6 +13229,7 @@
       <w:r>
         <w:rPr>
           <w:rFonts w:ascii="Aptos" w:hAnsi="Aptos" w:eastAsia="Aptos" w:cs="Aptos"/>
+          <w:strike w:val="1"/>
           <w:noProof w:val="0"/>
           <w:sz w:val="24"/>
           <w:szCs w:val="24"/>
@@ -12278,6 +13241,7 @@
       <w:r>
         <w:rPr>
           <w:rFonts w:ascii="Aptos" w:hAnsi="Aptos" w:eastAsia="Aptos" w:cs="Aptos"/>
+          <w:strike w:val="1"/>
           <w:noProof w:val="0"/>
           <w:sz w:val="24"/>
           <w:szCs w:val="24"/>
@@ -12439,6 +13403,37 @@
         </w:rPr>
         <w:t>. Assim, a sequência de navegação fica organizada da seguinte forma: conteúdos da parte, atividades de verificação da aprendizagem e, por último, o fórum.</w:t>
       </w:r>
+      <w:r>
+        <w:rPr>
+          <w:rFonts w:ascii="Aptos" w:hAnsi="Aptos" w:eastAsia="Aptos" w:cs="Aptos"/>
+          <w:noProof w:val="0"/>
+          <w:sz w:val="24"/>
+          <w:szCs w:val="24"/>
+          <w:lang w:val="pt-BR"/>
+        </w:rPr>
+        <w:t xml:space="preserve"> [</w:t>
+      </w:r>
+      <w:r>
+        <w:rPr>
+          <w:rFonts w:ascii="Aptos" w:hAnsi="Aptos" w:eastAsia="Aptos" w:cs="Aptos"/>
+          <w:noProof w:val="0"/>
+          <w:sz w:val="24"/>
+          <w:szCs w:val="24"/>
+          <w:highlight w:val="green"/>
+          <w:lang w:val="pt-BR"/>
+        </w:rPr>
+        <w:t>ok</w:t>
+      </w:r>
+      <w:r>
+        <w:rPr>
+          <w:rFonts w:ascii="Aptos" w:hAnsi="Aptos" w:eastAsia="Aptos" w:cs="Aptos"/>
+          <w:noProof w:val="0"/>
+          <w:sz w:val="24"/>
+          <w:szCs w:val="24"/>
+          <w:lang w:val="pt-BR"/>
+        </w:rPr>
+        <w:t>]</w:t>
+      </w:r>
     </w:p>
     <w:p>
       <w:pPr>
@@ -12514,6 +13509,27 @@
         </w:rPr>
         <w:t>, mantendo a coerência com a sequência das atividades.</w:t>
       </w:r>
+      <w:r>
+        <w:rPr>
+          <w:rFonts w:ascii="Aptos" w:hAnsi="Aptos" w:eastAsia="Aptos" w:cs="Aptos"/>
+          <w:noProof w:val="0"/>
+          <w:sz w:val="24"/>
+          <w:szCs w:val="24"/>
+          <w:lang w:val="pt-BR"/>
+        </w:rPr>
+        <w:t xml:space="preserve"> [</w:t>
+      </w:r>
+      <w:r>
+        <w:rPr>
+          <w:rFonts w:ascii="Aptos" w:hAnsi="Aptos" w:eastAsia="Aptos" w:cs="Aptos"/>
+          <w:noProof w:val="0"/>
+          <w:sz w:val="24"/>
+          <w:szCs w:val="24"/>
+          <w:highlight w:val="green"/>
+          <w:lang w:val="pt-BR"/>
+        </w:rPr>
+        <w:t>Usei o texto dado abaixo, revisado, sem essa frase]</w:t>
+      </w:r>
     </w:p>
     <w:p>
       <w:pPr>
@@ -12611,6 +13627,47 @@
         </w:rPr>
         <w:t>, conforme o padrão que adotamos para os fóruns do curso.</w:t>
       </w:r>
+      <w:r>
+        <w:rPr>
+          <w:rFonts w:ascii="Aptos" w:hAnsi="Aptos" w:eastAsia="Aptos" w:cs="Aptos"/>
+          <w:noProof w:val="0"/>
+          <w:sz w:val="24"/>
+          <w:szCs w:val="24"/>
+          <w:lang w:val="pt-BR"/>
+        </w:rPr>
+        <w:t xml:space="preserve"> </w:t>
+      </w:r>
+      <w:r>
+        <w:rPr>
+          <w:rFonts w:ascii="Aptos" w:hAnsi="Aptos" w:eastAsia="Aptos" w:cs="Aptos"/>
+          <w:noProof w:val="0"/>
+          <w:sz w:val="24"/>
+          <w:szCs w:val="24"/>
+          <w:lang w:val="pt-BR"/>
+        </w:rPr>
+        <w:t>[</w:t>
+      </w:r>
+      <w:r>
+        <w:rPr>
+          <w:rFonts w:ascii="Aptos" w:hAnsi="Aptos" w:eastAsia="Aptos" w:cs="Aptos"/>
+          <w:noProof w:val="0"/>
+          <w:sz w:val="24"/>
+          <w:szCs w:val="24"/>
+          <w:highlight w:val="green"/>
+          <w:lang w:val="pt-BR"/>
+        </w:rPr>
+        <w:t>ok</w:t>
+      </w:r>
+      <w:r>
+        <w:rPr>
+          <w:rFonts w:ascii="Aptos" w:hAnsi="Aptos" w:eastAsia="Aptos" w:cs="Aptos"/>
+          <w:noProof w:val="0"/>
+          <w:sz w:val="24"/>
+          <w:szCs w:val="24"/>
+          <w:lang w:val="pt-BR"/>
+        </w:rPr>
+        <w:t>]</w:t>
+      </w:r>
     </w:p>
     <w:p>
       <w:pPr>
@@ -12626,6 +13683,59 @@
         <w:jc w:val="left"/>
         <w:rPr>
           <w:rFonts w:ascii="Aptos" w:hAnsi="Aptos" w:eastAsia="Aptos" w:cs="Aptos"/>
+          <w:noProof w:val="0"/>
+          <w:sz w:val="24"/>
+          <w:szCs w:val="24"/>
+          <w:lang w:val="pt-BR"/>
+        </w:rPr>
+      </w:pPr>
+      <w:r>
+        <w:rPr>
+          <w:rFonts w:ascii="Aptos" w:hAnsi="Aptos" w:eastAsia="Aptos" w:cs="Aptos"/>
+          <w:noProof w:val="0"/>
+          <w:sz w:val="24"/>
+          <w:szCs w:val="24"/>
+          <w:lang w:val="pt-BR"/>
+        </w:rPr>
+        <w:t xml:space="preserve">Dentro do BOX, alterei na instrução de comentar posts de colegas: de seus colegas </w:t>
+      </w:r>
+      <w:r>
+        <w:rPr>
+          <w:rFonts w:ascii="Aptos" w:hAnsi="Aptos" w:eastAsia="Aptos" w:cs="Aptos"/>
+          <w:noProof w:val="0"/>
+          <w:sz w:val="24"/>
+          <w:szCs w:val="24"/>
+          <w:lang w:val="pt-BR"/>
+        </w:rPr>
+        <w:t xml:space="preserve">para </w:t>
+      </w:r>
+      <w:r>
+        <w:rPr>
+          <w:rFonts w:ascii="Aptos" w:hAnsi="Aptos" w:eastAsia="Aptos" w:cs="Aptos"/>
+          <w:b w:val="1"/>
+          <w:bCs w:val="1"/>
+          <w:noProof w:val="0"/>
+          <w:sz w:val="24"/>
+          <w:szCs w:val="24"/>
+          <w:lang w:val="pt-BR"/>
+        </w:rPr>
+        <w:t>de</w:t>
+      </w:r>
+      <w:r>
+        <w:rPr>
+          <w:rFonts w:ascii="Aptos" w:hAnsi="Aptos" w:eastAsia="Aptos" w:cs="Aptos"/>
+          <w:b w:val="1"/>
+          <w:bCs w:val="1"/>
+          <w:noProof w:val="0"/>
+          <w:sz w:val="24"/>
+          <w:szCs w:val="24"/>
+          <w:lang w:val="pt-BR"/>
+        </w:rPr>
+        <w:t xml:space="preserve"> colegas – </w:t>
+      </w:r>
+      <w:r>
+        <w:rPr>
+          <w:rFonts w:ascii="Aptos" w:hAnsi="Aptos" w:eastAsia="Aptos" w:cs="Aptos"/>
           <w:b w:val="0"/>
           <w:bCs w:val="0"/>
           <w:noProof w:val="0"/>
@@ -12633,50 +13743,7 @@
           <w:szCs w:val="24"/>
           <w:lang w:val="pt-BR"/>
         </w:rPr>
-      </w:pPr>
-      <w:r>
-        <w:rPr>
-          <w:rFonts w:ascii="Aptos" w:hAnsi="Aptos" w:eastAsia="Aptos" w:cs="Aptos"/>
-          <w:noProof w:val="0"/>
-          <w:sz w:val="24"/>
-          <w:szCs w:val="24"/>
-          <w:lang w:val="pt-BR"/>
-        </w:rPr>
-        <w:t xml:space="preserve">Dentro do BOX, alterei na instrução de comentar posts de colegas: de seus colegas </w:t>
-      </w:r>
-      <w:r>
-        <w:rPr>
-          <w:rFonts w:ascii="Aptos" w:hAnsi="Aptos" w:eastAsia="Aptos" w:cs="Aptos"/>
-          <w:noProof w:val="0"/>
-          <w:sz w:val="24"/>
-          <w:szCs w:val="24"/>
-          <w:lang w:val="pt-BR"/>
-        </w:rPr>
-        <w:t xml:space="preserve">para </w:t>
-      </w:r>
-      <w:r>
-        <w:rPr>
-          <w:rFonts w:ascii="Aptos" w:hAnsi="Aptos" w:eastAsia="Aptos" w:cs="Aptos"/>
-          <w:b w:val="1"/>
-          <w:bCs w:val="1"/>
-          <w:noProof w:val="0"/>
-          <w:sz w:val="24"/>
-          <w:szCs w:val="24"/>
-          <w:lang w:val="pt-BR"/>
-        </w:rPr>
-        <w:t>de</w:t>
-      </w:r>
-      <w:r>
-        <w:rPr>
-          <w:rFonts w:ascii="Aptos" w:hAnsi="Aptos" w:eastAsia="Aptos" w:cs="Aptos"/>
-          <w:b w:val="1"/>
-          <w:bCs w:val="1"/>
-          <w:noProof w:val="0"/>
-          <w:sz w:val="24"/>
-          <w:szCs w:val="24"/>
-          <w:lang w:val="pt-BR"/>
-        </w:rPr>
-        <w:t xml:space="preserve"> colegas – </w:t>
+        <w:t>essa alte</w:t>
       </w:r>
       <w:r>
         <w:rPr>
@@ -12688,7 +13755,7 @@
           <w:szCs w:val="24"/>
           <w:lang w:val="pt-BR"/>
         </w:rPr>
-        <w:t>essa alte</w:t>
+        <w:t>ração está em destaque amarelo no texto revisado do Fórum abaixo.</w:t>
       </w:r>
       <w:r>
         <w:rPr>
@@ -12700,7 +13767,38 @@
           <w:szCs w:val="24"/>
           <w:lang w:val="pt-BR"/>
         </w:rPr>
-        <w:t>ração está em destaque amarelo no texto revisado do Fórum abaixo.</w:t>
+        <w:t xml:space="preserve"> </w:t>
+      </w:r>
+      <w:r>
+        <w:rPr>
+          <w:rFonts w:ascii="Aptos" w:hAnsi="Aptos" w:eastAsia="Aptos" w:cs="Aptos"/>
+          <w:noProof w:val="0"/>
+          <w:sz w:val="24"/>
+          <w:szCs w:val="24"/>
+          <w:lang w:val="pt-BR"/>
+        </w:rPr>
+        <w:t>[</w:t>
+      </w:r>
+      <w:r>
+        <w:rPr>
+          <w:rFonts w:ascii="Aptos" w:hAnsi="Aptos" w:eastAsia="Aptos" w:cs="Aptos"/>
+          <w:noProof w:val="0"/>
+          <w:sz w:val="24"/>
+          <w:szCs w:val="24"/>
+          <w:highlight w:val="green"/>
+          <w:lang w:val="pt-BR"/>
+        </w:rPr>
+        <w:t>ok</w:t>
+      </w:r>
+      <w:r>
+        <w:rPr>
+          <w:rFonts w:ascii="Aptos" w:hAnsi="Aptos" w:eastAsia="Aptos" w:cs="Aptos"/>
+          <w:noProof w:val="0"/>
+          <w:sz w:val="24"/>
+          <w:szCs w:val="24"/>
+          <w:lang w:val="pt-BR"/>
+        </w:rPr>
+        <w:t>]</w:t>
       </w:r>
     </w:p>
     <w:p>
@@ -12717,6 +13815,93 @@
         <w:jc w:val="left"/>
         <w:rPr>
           <w:rFonts w:ascii="Aptos" w:hAnsi="Aptos" w:eastAsia="Aptos" w:cs="Aptos"/>
+          <w:noProof w:val="0"/>
+          <w:sz w:val="24"/>
+          <w:szCs w:val="24"/>
+          <w:lang w:val="pt-BR"/>
+        </w:rPr>
+      </w:pPr>
+      <w:r>
+        <w:rPr>
+          <w:rFonts w:ascii="Aptos" w:hAnsi="Aptos" w:eastAsia="Aptos" w:cs="Aptos"/>
+          <w:noProof w:val="0"/>
+          <w:sz w:val="24"/>
+          <w:szCs w:val="24"/>
+          <w:lang w:val="pt-BR"/>
+        </w:rPr>
+        <w:t xml:space="preserve">Dentro do BOX, </w:t>
+      </w:r>
+      <w:r>
+        <w:rPr>
+          <w:rFonts w:ascii="Aptos" w:hAnsi="Aptos" w:eastAsia="Aptos" w:cs="Aptos"/>
+          <w:b w:val="1"/>
+          <w:bCs w:val="1"/>
+          <w:noProof w:val="0"/>
+          <w:sz w:val="24"/>
+          <w:szCs w:val="24"/>
+          <w:lang w:val="pt-BR"/>
+        </w:rPr>
+        <w:t>reduzi o número de perguntas sugeridas</w:t>
+      </w:r>
+      <w:r>
+        <w:rPr>
+          <w:rFonts w:ascii="Aptos" w:hAnsi="Aptos" w:eastAsia="Aptos" w:cs="Aptos"/>
+          <w:b w:val="1"/>
+          <w:bCs w:val="1"/>
+          <w:noProof w:val="0"/>
+          <w:sz w:val="24"/>
+          <w:szCs w:val="24"/>
+          <w:lang w:val="pt-BR"/>
+        </w:rPr>
+        <w:t xml:space="preserve"> para apenas 3 </w:t>
+      </w:r>
+      <w:r>
+        <w:rPr>
+          <w:rFonts w:ascii="Aptos" w:hAnsi="Aptos" w:eastAsia="Aptos" w:cs="Aptos"/>
+          <w:b w:val="1"/>
+          <w:bCs w:val="1"/>
+          <w:noProof w:val="0"/>
+          <w:sz w:val="24"/>
+          <w:szCs w:val="24"/>
+          <w:lang w:val="pt-BR"/>
+        </w:rPr>
+        <w:t>bullet</w:t>
+      </w:r>
+      <w:r>
+        <w:rPr>
+          <w:rFonts w:ascii="Aptos" w:hAnsi="Aptos" w:eastAsia="Aptos" w:cs="Aptos"/>
+          <w:b w:val="1"/>
+          <w:bCs w:val="1"/>
+          <w:noProof w:val="0"/>
+          <w:sz w:val="24"/>
+          <w:szCs w:val="24"/>
+          <w:lang w:val="pt-BR"/>
+        </w:rPr>
+        <w:t xml:space="preserve"> points</w:t>
+      </w:r>
+      <w:r>
+        <w:rPr>
+          <w:rFonts w:ascii="Aptos" w:hAnsi="Aptos" w:eastAsia="Aptos" w:cs="Aptos"/>
+          <w:noProof w:val="0"/>
+          <w:sz w:val="24"/>
+          <w:szCs w:val="24"/>
+          <w:lang w:val="pt-BR"/>
+        </w:rPr>
+        <w:t>.</w:t>
+      </w:r>
+      <w:r>
+        <w:rPr>
+          <w:rFonts w:ascii="Aptos" w:hAnsi="Aptos" w:eastAsia="Aptos" w:cs="Aptos"/>
+          <w:noProof w:val="0"/>
+          <w:sz w:val="24"/>
+          <w:szCs w:val="24"/>
+          <w:lang w:val="pt-BR"/>
+        </w:rPr>
+        <w:t xml:space="preserve"> </w:t>
+      </w:r>
+      <w:r>
+        <w:rPr>
+          <w:rFonts w:ascii="Aptos" w:hAnsi="Aptos" w:eastAsia="Aptos" w:cs="Aptos"/>
           <w:b w:val="0"/>
           <w:bCs w:val="0"/>
           <w:noProof w:val="0"/>
@@ -12724,84 +13909,7 @@
           <w:szCs w:val="24"/>
           <w:lang w:val="pt-BR"/>
         </w:rPr>
-      </w:pPr>
-      <w:r>
-        <w:rPr>
-          <w:rFonts w:ascii="Aptos" w:hAnsi="Aptos" w:eastAsia="Aptos" w:cs="Aptos"/>
-          <w:noProof w:val="0"/>
-          <w:sz w:val="24"/>
-          <w:szCs w:val="24"/>
-          <w:lang w:val="pt-BR"/>
-        </w:rPr>
-        <w:t xml:space="preserve">Dentro do BOX, </w:t>
-      </w:r>
-      <w:r>
-        <w:rPr>
-          <w:rFonts w:ascii="Aptos" w:hAnsi="Aptos" w:eastAsia="Aptos" w:cs="Aptos"/>
-          <w:b w:val="1"/>
-          <w:bCs w:val="1"/>
-          <w:noProof w:val="0"/>
-          <w:sz w:val="24"/>
-          <w:szCs w:val="24"/>
-          <w:lang w:val="pt-BR"/>
-        </w:rPr>
-        <w:t>reduzi o número de perguntas sugeridas</w:t>
-      </w:r>
-      <w:r>
-        <w:rPr>
-          <w:rFonts w:ascii="Aptos" w:hAnsi="Aptos" w:eastAsia="Aptos" w:cs="Aptos"/>
-          <w:b w:val="1"/>
-          <w:bCs w:val="1"/>
-          <w:noProof w:val="0"/>
-          <w:sz w:val="24"/>
-          <w:szCs w:val="24"/>
-          <w:lang w:val="pt-BR"/>
-        </w:rPr>
-        <w:t xml:space="preserve"> para apenas 3 </w:t>
-      </w:r>
-      <w:r>
-        <w:rPr>
-          <w:rFonts w:ascii="Aptos" w:hAnsi="Aptos" w:eastAsia="Aptos" w:cs="Aptos"/>
-          <w:b w:val="1"/>
-          <w:bCs w:val="1"/>
-          <w:noProof w:val="0"/>
-          <w:sz w:val="24"/>
-          <w:szCs w:val="24"/>
-          <w:lang w:val="pt-BR"/>
-        </w:rPr>
-        <w:t>bullet</w:t>
-      </w:r>
-      <w:r>
-        <w:rPr>
-          <w:rFonts w:ascii="Aptos" w:hAnsi="Aptos" w:eastAsia="Aptos" w:cs="Aptos"/>
-          <w:b w:val="1"/>
-          <w:bCs w:val="1"/>
-          <w:noProof w:val="0"/>
-          <w:sz w:val="24"/>
-          <w:szCs w:val="24"/>
-          <w:lang w:val="pt-BR"/>
-        </w:rPr>
-        <w:t xml:space="preserve"> points</w:t>
-      </w:r>
-      <w:r>
-        <w:rPr>
-          <w:rFonts w:ascii="Aptos" w:hAnsi="Aptos" w:eastAsia="Aptos" w:cs="Aptos"/>
-          <w:noProof w:val="0"/>
-          <w:sz w:val="24"/>
-          <w:szCs w:val="24"/>
-          <w:lang w:val="pt-BR"/>
-        </w:rPr>
-        <w:t>.</w:t>
-      </w:r>
-      <w:r>
-        <w:rPr>
-          <w:rFonts w:ascii="Aptos" w:hAnsi="Aptos" w:eastAsia="Aptos" w:cs="Aptos"/>
-          <w:noProof w:val="0"/>
-          <w:sz w:val="24"/>
-          <w:szCs w:val="24"/>
-          <w:lang w:val="pt-BR"/>
-        </w:rPr>
-        <w:t xml:space="preserve"> </w:t>
+        <w:t>O texto revisado está abaixo.</w:t>
       </w:r>
       <w:r>
         <w:rPr>
@@ -12813,7 +13921,38 @@
           <w:szCs w:val="24"/>
           <w:lang w:val="pt-BR"/>
         </w:rPr>
-        <w:t>O texto revisado está abaixo.</w:t>
+        <w:t xml:space="preserve"> </w:t>
+      </w:r>
+      <w:r>
+        <w:rPr>
+          <w:rFonts w:ascii="Aptos" w:hAnsi="Aptos" w:eastAsia="Aptos" w:cs="Aptos"/>
+          <w:noProof w:val="0"/>
+          <w:sz w:val="24"/>
+          <w:szCs w:val="24"/>
+          <w:lang w:val="pt-BR"/>
+        </w:rPr>
+        <w:t>[</w:t>
+      </w:r>
+      <w:r>
+        <w:rPr>
+          <w:rFonts w:ascii="Aptos" w:hAnsi="Aptos" w:eastAsia="Aptos" w:cs="Aptos"/>
+          <w:noProof w:val="0"/>
+          <w:sz w:val="24"/>
+          <w:szCs w:val="24"/>
+          <w:highlight w:val="green"/>
+          <w:lang w:val="pt-BR"/>
+        </w:rPr>
+        <w:t>ok</w:t>
+      </w:r>
+      <w:r>
+        <w:rPr>
+          <w:rFonts w:ascii="Aptos" w:hAnsi="Aptos" w:eastAsia="Aptos" w:cs="Aptos"/>
+          <w:noProof w:val="0"/>
+          <w:sz w:val="24"/>
+          <w:szCs w:val="24"/>
+          <w:lang w:val="pt-BR"/>
+        </w:rPr>
+        <w:t>]</w:t>
       </w:r>
     </w:p>
     <w:p>
@@ -12821,8 +13960,23 @@
         <w:pStyle w:val="Normal"/>
         <w:suppressLineNumbers w:val="0"/>
         <w:bidi w:val="0"/>
-        <w:spacing w:before="240" w:beforeAutospacing="off" w:after="240" w:afterAutospacing="off" w:line="279" w:lineRule="auto"/>
-        <w:ind w:left="0" w:right="0"/>
+        <w:spacing w:before="0" w:beforeAutospacing="off" w:after="0" w:afterAutospacing="off" w:line="279" w:lineRule="auto"/>
+        <w:jc w:val="left"/>
+        <w:rPr>
+          <w:rFonts w:ascii="Aptos" w:hAnsi="Aptos" w:eastAsia="Aptos" w:cs="Aptos"/>
+          <w:noProof w:val="0"/>
+          <w:sz w:val="24"/>
+          <w:szCs w:val="24"/>
+          <w:lang w:val="pt-BR"/>
+        </w:rPr>
+      </w:pPr>
+    </w:p>
+    <w:p>
+      <w:pPr>
+        <w:pStyle w:val="Normal"/>
+        <w:suppressLineNumbers w:val="0"/>
+        <w:bidi w:val="0"/>
+        <w:spacing w:before="0" w:beforeAutospacing="off" w:after="0" w:afterAutospacing="off" w:line="279" w:lineRule="auto"/>
         <w:jc w:val="left"/>
         <w:rPr>
           <w:rFonts w:ascii="Aptos" w:hAnsi="Aptos" w:eastAsia="Aptos" w:cs="Aptos"/>
@@ -12841,6 +13995,15 @@
         <w:spacing w:before="0" w:beforeAutospacing="off" w:after="0" w:afterAutospacing="off" w:line="276" w:lineRule="auto"/>
         <w:ind w:left="0" w:right="0"/>
         <w:jc w:val="left"/>
+        <w:rPr>
+          <w:rFonts w:ascii="Aptos" w:hAnsi="Aptos" w:eastAsia="Aptos" w:cs="Aptos"/>
+          <w:noProof w:val="0"/>
+          <w:sz w:val="24"/>
+          <w:szCs w:val="24"/>
+          <w:lang w:val="pt-BR"/>
+        </w:rPr>
+      </w:pPr>
+      <w:r>
         <w:rPr>
           <w:rFonts w:ascii="Aptos" w:hAnsi="Aptos" w:eastAsia="Aptos" w:cs="Aptos"/>
           <w:b w:val="1"/>
@@ -12852,7 +14015,8 @@
           <w:highlight w:val="yellow"/>
           <w:lang w:val="pt-BR"/>
         </w:rPr>
-      </w:pPr>
+        <w:t>Como ficou o texto do Fórum revisado:</w:t>
+      </w:r>
       <w:r>
         <w:rPr>
           <w:rFonts w:ascii="Aptos" w:hAnsi="Aptos" w:eastAsia="Aptos" w:cs="Aptos"/>
@@ -12862,23 +14026,40 @@
           <w:color w:val="auto"/>
           <w:sz w:val="28"/>
           <w:szCs w:val="28"/>
-          <w:highlight w:val="yellow"/>
-          <w:lang w:val="pt-BR"/>
-        </w:rPr>
-        <w:t>Como ficou o texto do Fórum revisado:</w:t>
-      </w:r>
-      <w:r>
-        <w:rPr>
-          <w:rFonts w:ascii="Aptos" w:hAnsi="Aptos" w:eastAsia="Aptos" w:cs="Aptos"/>
-          <w:b w:val="1"/>
-          <w:bCs w:val="1"/>
-          <w:noProof w:val="0"/>
-          <w:color w:val="auto"/>
-          <w:sz w:val="28"/>
-          <w:szCs w:val="28"/>
           <w:lang w:val="pt-BR"/>
         </w:rPr>
         <w:t xml:space="preserve"> </w:t>
+      </w:r>
+      <w:r>
+        <w:rPr>
+          <w:rFonts w:ascii="Aptos" w:hAnsi="Aptos" w:eastAsia="Aptos" w:cs="Aptos"/>
+          <w:noProof w:val="0"/>
+          <w:sz w:val="24"/>
+          <w:szCs w:val="24"/>
+          <w:lang w:val="pt-BR"/>
+        </w:rPr>
+        <w:t>[</w:t>
+      </w:r>
+      <w:r>
+        <w:rPr>
+          <w:rFonts w:ascii="Aptos" w:hAnsi="Aptos" w:eastAsia="Aptos" w:cs="Aptos"/>
+          <w:noProof w:val="0"/>
+          <w:sz w:val="24"/>
+          <w:szCs w:val="24"/>
+          <w:highlight w:val="green"/>
+          <w:lang w:val="pt-BR"/>
+        </w:rPr>
+        <w:t>ok</w:t>
+      </w:r>
+      <w:r>
+        <w:rPr>
+          <w:rFonts w:ascii="Aptos" w:hAnsi="Aptos" w:eastAsia="Aptos" w:cs="Aptos"/>
+          <w:noProof w:val="0"/>
+          <w:sz w:val="24"/>
+          <w:szCs w:val="24"/>
+          <w:lang w:val="pt-BR"/>
+        </w:rPr>
+        <w:t>]</w:t>
       </w:r>
     </w:p>
     <w:p>
@@ -13692,6 +14873,15 @@
         <w:jc w:val="left"/>
         <w:rPr>
           <w:rFonts w:ascii="Aptos" w:hAnsi="Aptos" w:eastAsia="Aptos" w:cs="Aptos"/>
+          <w:noProof w:val="0"/>
+          <w:sz w:val="24"/>
+          <w:szCs w:val="24"/>
+          <w:lang w:val="pt-BR"/>
+        </w:rPr>
+      </w:pPr>
+      <w:r>
+        <w:rPr>
+          <w:rFonts w:ascii="Aptos" w:hAnsi="Aptos" w:eastAsia="Aptos" w:cs="Aptos"/>
           <w:b w:val="1"/>
           <w:bCs w:val="1"/>
           <w:noProof w:val="0"/>
@@ -13700,19 +14890,51 @@
           <w:szCs w:val="24"/>
           <w:lang w:val="pt-BR"/>
         </w:rPr>
-      </w:pPr>
-      <w:r>
-        <w:rPr>
-          <w:rFonts w:ascii="Aptos" w:hAnsi="Aptos" w:eastAsia="Aptos" w:cs="Aptos"/>
-          <w:b w:val="1"/>
-          <w:bCs w:val="1"/>
+        <w:t>No título da PARTE 4, substituir “mediar” por “ler” + escrever Primeira Infância com as iniciais em maiúscula.</w:t>
+      </w:r>
+      <w:r>
+        <w:rPr>
+          <w:rFonts w:ascii="Aptos" w:hAnsi="Aptos" w:eastAsia="Aptos" w:cs="Aptos"/>
+          <w:b w:val="0"/>
+          <w:bCs w:val="0"/>
           <w:noProof w:val="0"/>
           <w:color w:val="auto"/>
           <w:sz w:val="24"/>
           <w:szCs w:val="24"/>
           <w:lang w:val="pt-BR"/>
         </w:rPr>
-        <w:t>No título da PARTE 4, substituir “mediar” por “ler” + escrever Primeira Infância com as iniciais em maiúscula.</w:t>
+        <w:t xml:space="preserve"> </w:t>
+      </w:r>
+      <w:r>
+        <w:rPr>
+          <w:rFonts w:ascii="Aptos" w:hAnsi="Aptos" w:eastAsia="Aptos" w:cs="Aptos"/>
+          <w:noProof w:val="0"/>
+          <w:sz w:val="24"/>
+          <w:szCs w:val="24"/>
+          <w:lang w:val="pt-BR"/>
+        </w:rPr>
+        <w:t>[</w:t>
+      </w:r>
+      <w:r>
+        <w:rPr>
+          <w:rFonts w:ascii="Aptos" w:hAnsi="Aptos" w:eastAsia="Aptos" w:cs="Aptos"/>
+          <w:noProof w:val="0"/>
+          <w:sz w:val="24"/>
+          <w:szCs w:val="24"/>
+          <w:highlight w:val="green"/>
+          <w:lang w:val="pt-BR"/>
+        </w:rPr>
+        <w:t>ok</w:t>
+      </w:r>
+      <w:r>
+        <w:rPr>
+          <w:rFonts w:ascii="Aptos" w:hAnsi="Aptos" w:eastAsia="Aptos" w:cs="Aptos"/>
+          <w:noProof w:val="0"/>
+          <w:sz w:val="24"/>
+          <w:szCs w:val="24"/>
+          <w:lang w:val="pt-BR"/>
+        </w:rPr>
+        <w:t>]</w:t>
       </w:r>
     </w:p>
     <w:p>
@@ -13958,6 +15180,47 @@
         </w:rPr>
         <w:t xml:space="preserve"> estejam em maiúscula.</w:t>
       </w:r>
+      <w:r>
+        <w:rPr>
+          <w:rFonts w:ascii="Aptos" w:hAnsi="Aptos" w:eastAsia="Aptos" w:cs="Aptos"/>
+          <w:noProof w:val="0"/>
+          <w:sz w:val="24"/>
+          <w:szCs w:val="24"/>
+          <w:lang w:val="pt-BR"/>
+        </w:rPr>
+        <w:t xml:space="preserve"> </w:t>
+      </w:r>
+      <w:r>
+        <w:rPr>
+          <w:rFonts w:ascii="Aptos" w:hAnsi="Aptos" w:eastAsia="Aptos" w:cs="Aptos"/>
+          <w:noProof w:val="0"/>
+          <w:sz w:val="24"/>
+          <w:szCs w:val="24"/>
+          <w:lang w:val="pt-BR"/>
+        </w:rPr>
+        <w:t>[</w:t>
+      </w:r>
+      <w:r>
+        <w:rPr>
+          <w:rFonts w:ascii="Aptos" w:hAnsi="Aptos" w:eastAsia="Aptos" w:cs="Aptos"/>
+          <w:noProof w:val="0"/>
+          <w:sz w:val="24"/>
+          <w:szCs w:val="24"/>
+          <w:highlight w:val="green"/>
+          <w:lang w:val="pt-BR"/>
+        </w:rPr>
+        <w:t>ok</w:t>
+      </w:r>
+      <w:r>
+        <w:rPr>
+          <w:rFonts w:ascii="Aptos" w:hAnsi="Aptos" w:eastAsia="Aptos" w:cs="Aptos"/>
+          <w:noProof w:val="0"/>
+          <w:sz w:val="24"/>
+          <w:szCs w:val="24"/>
+          <w:lang w:val="pt-BR"/>
+        </w:rPr>
+        <w:t>]</w:t>
+      </w:r>
     </w:p>
     <w:p>
       <w:pPr>
@@ -13973,8 +15236,6 @@
         <w:jc w:val="left"/>
         <w:rPr>
           <w:rFonts w:ascii="Aptos" w:hAnsi="Aptos" w:eastAsia="Aptos" w:cs="Aptos"/>
-          <w:b w:val="1"/>
-          <w:bCs w:val="1"/>
           <w:noProof w:val="0"/>
           <w:sz w:val="24"/>
           <w:szCs w:val="24"/>
@@ -14038,6 +15299,49 @@
           <w:lang w:val="pt-BR"/>
         </w:rPr>
         <w:t>Fonte: Liniers – Macanudo.</w:t>
+      </w:r>
+      <w:r>
+        <w:rPr>
+          <w:rFonts w:ascii="Aptos" w:hAnsi="Aptos" w:eastAsia="Aptos" w:cs="Aptos"/>
+          <w:b w:val="0"/>
+          <w:bCs w:val="0"/>
+          <w:noProof w:val="0"/>
+          <w:sz w:val="24"/>
+          <w:szCs w:val="24"/>
+          <w:lang w:val="pt-BR"/>
+        </w:rPr>
+        <w:t xml:space="preserve"> </w:t>
+      </w:r>
+      <w:r>
+        <w:rPr>
+          <w:rFonts w:ascii="Aptos" w:hAnsi="Aptos" w:eastAsia="Aptos" w:cs="Aptos"/>
+          <w:noProof w:val="0"/>
+          <w:sz w:val="24"/>
+          <w:szCs w:val="24"/>
+          <w:lang w:val="pt-BR"/>
+        </w:rPr>
+        <w:t>[</w:t>
+      </w:r>
+      <w:r>
+        <w:rPr>
+          <w:rFonts w:ascii="Aptos" w:hAnsi="Aptos" w:eastAsia="Aptos" w:cs="Aptos"/>
+          <w:noProof w:val="0"/>
+          <w:sz w:val="24"/>
+          <w:szCs w:val="24"/>
+          <w:highlight w:val="green"/>
+          <w:lang w:val="pt-BR"/>
+        </w:rPr>
+        <w:t>ok</w:t>
+      </w:r>
+      <w:r>
+        <w:rPr>
+          <w:rFonts w:ascii="Aptos" w:hAnsi="Aptos" w:eastAsia="Aptos" w:cs="Aptos"/>
+          <w:noProof w:val="0"/>
+          <w:sz w:val="24"/>
+          <w:szCs w:val="24"/>
+          <w:lang w:val="pt-BR"/>
+        </w:rPr>
+        <w:t>]</w:t>
       </w:r>
     </w:p>
     <w:p>
@@ -14146,6 +15450,47 @@
         </w:rPr>
         <w:t xml:space="preserve"> e o ícone de mão, mantendo apenas o texto do box.</w:t>
       </w:r>
+      <w:r>
+        <w:rPr>
+          <w:rFonts w:ascii="Aptos" w:hAnsi="Aptos" w:eastAsia="Aptos" w:cs="Aptos"/>
+          <w:noProof w:val="0"/>
+          <w:sz w:val="24"/>
+          <w:szCs w:val="24"/>
+          <w:lang w:val="pt-BR"/>
+        </w:rPr>
+        <w:t xml:space="preserve"> </w:t>
+      </w:r>
+      <w:r>
+        <w:rPr>
+          <w:rFonts w:ascii="Aptos" w:hAnsi="Aptos" w:eastAsia="Aptos" w:cs="Aptos"/>
+          <w:noProof w:val="0"/>
+          <w:sz w:val="24"/>
+          <w:szCs w:val="24"/>
+          <w:lang w:val="pt-BR"/>
+        </w:rPr>
+        <w:t>[</w:t>
+      </w:r>
+      <w:r>
+        <w:rPr>
+          <w:rFonts w:ascii="Aptos" w:hAnsi="Aptos" w:eastAsia="Aptos" w:cs="Aptos"/>
+          <w:noProof w:val="0"/>
+          <w:sz w:val="24"/>
+          <w:szCs w:val="24"/>
+          <w:highlight w:val="green"/>
+          <w:lang w:val="pt-BR"/>
+        </w:rPr>
+        <w:t>ok</w:t>
+      </w:r>
+      <w:r>
+        <w:rPr>
+          <w:rFonts w:ascii="Aptos" w:hAnsi="Aptos" w:eastAsia="Aptos" w:cs="Aptos"/>
+          <w:noProof w:val="0"/>
+          <w:sz w:val="24"/>
+          <w:szCs w:val="24"/>
+          <w:lang w:val="pt-BR"/>
+        </w:rPr>
+        <w:t>]</w:t>
+      </w:r>
     </w:p>
     <w:p>
       <w:pPr>
@@ -14160,7 +15505,10 @@
         <w:ind w:left="720" w:right="0" w:hanging="360"/>
         <w:jc w:val="left"/>
         <w:rPr>
-          <w:noProof w:val="0"/>
+          <w:rFonts w:ascii="Aptos" w:hAnsi="Aptos" w:eastAsia="Aptos" w:cs="Aptos"/>
+          <w:noProof w:val="0"/>
+          <w:sz w:val="24"/>
+          <w:szCs w:val="24"/>
           <w:lang w:val="pt-BR"/>
         </w:rPr>
       </w:pPr>
@@ -14250,6 +15598,44 @@
           <w:lang w:val="pt-BR"/>
         </w:rPr>
         <w:t xml:space="preserve"> do box de texto, mantendo o box apenas com o conteúdo, sem título.</w:t>
+      </w:r>
+      <w:r>
+        <w:rPr>
+          <w:noProof w:val="0"/>
+          <w:lang w:val="pt-BR"/>
+        </w:rPr>
+        <w:t xml:space="preserve"> </w:t>
+      </w:r>
+      <w:r>
+        <w:rPr>
+          <w:rFonts w:ascii="Aptos" w:hAnsi="Aptos" w:eastAsia="Aptos" w:cs="Aptos"/>
+          <w:noProof w:val="0"/>
+          <w:sz w:val="24"/>
+          <w:szCs w:val="24"/>
+          <w:lang w:val="pt-BR"/>
+        </w:rPr>
+        <w:t>[</w:t>
+      </w:r>
+      <w:r>
+        <w:rPr>
+          <w:rFonts w:ascii="Aptos" w:hAnsi="Aptos" w:eastAsia="Aptos" w:cs="Aptos"/>
+          <w:noProof w:val="0"/>
+          <w:sz w:val="24"/>
+          <w:szCs w:val="24"/>
+          <w:highlight w:val="green"/>
+          <w:lang w:val="pt-BR"/>
+        </w:rPr>
+        <w:t>ok</w:t>
+      </w:r>
+      <w:r>
+        <w:rPr>
+          <w:rFonts w:ascii="Aptos" w:hAnsi="Aptos" w:eastAsia="Aptos" w:cs="Aptos"/>
+          <w:noProof w:val="0"/>
+          <w:sz w:val="24"/>
+          <w:szCs w:val="24"/>
+          <w:lang w:val="pt-BR"/>
+        </w:rPr>
+        <w:t>]</w:t>
       </w:r>
     </w:p>
     <w:p>
@@ -14336,7 +15722,10 @@
           <w:numId w:val="30"/>
         </w:numPr>
         <w:rPr>
-          <w:noProof w:val="0"/>
+          <w:rFonts w:ascii="Aptos" w:hAnsi="Aptos" w:eastAsia="Aptos" w:cs="Aptos"/>
+          <w:noProof w:val="0"/>
+          <w:sz w:val="24"/>
+          <w:szCs w:val="24"/>
           <w:lang w:val="pt-BR"/>
         </w:rPr>
       </w:pPr>
@@ -14378,6 +15767,44 @@
           <w:lang w:val="pt-BR"/>
         </w:rPr>
         <w:t xml:space="preserve"> em caixa alta, seguida de barra e do título da atividade.</w:t>
+      </w:r>
+      <w:r>
+        <w:rPr>
+          <w:noProof w:val="0"/>
+          <w:lang w:val="pt-BR"/>
+        </w:rPr>
+        <w:t xml:space="preserve"> </w:t>
+      </w:r>
+      <w:r>
+        <w:rPr>
+          <w:rFonts w:ascii="Aptos" w:hAnsi="Aptos" w:eastAsia="Aptos" w:cs="Aptos"/>
+          <w:noProof w:val="0"/>
+          <w:sz w:val="24"/>
+          <w:szCs w:val="24"/>
+          <w:lang w:val="pt-BR"/>
+        </w:rPr>
+        <w:t>[</w:t>
+      </w:r>
+      <w:r>
+        <w:rPr>
+          <w:rFonts w:ascii="Aptos" w:hAnsi="Aptos" w:eastAsia="Aptos" w:cs="Aptos"/>
+          <w:noProof w:val="0"/>
+          <w:sz w:val="24"/>
+          <w:szCs w:val="24"/>
+          <w:highlight w:val="green"/>
+          <w:lang w:val="pt-BR"/>
+        </w:rPr>
+        <w:t>ok</w:t>
+      </w:r>
+      <w:r>
+        <w:rPr>
+          <w:rFonts w:ascii="Aptos" w:hAnsi="Aptos" w:eastAsia="Aptos" w:cs="Aptos"/>
+          <w:noProof w:val="0"/>
+          <w:sz w:val="24"/>
+          <w:szCs w:val="24"/>
+          <w:lang w:val="pt-BR"/>
+        </w:rPr>
+        <w:t>]</w:t>
       </w:r>
     </w:p>
     <w:p>
@@ -14444,6 +15871,20 @@
         </w:rPr>
         <w:t>Como ficou a atividade revisada:</w:t>
       </w:r>
+      <w:r>
+        <w:rPr>
+          <w:rFonts w:ascii="Aptos" w:hAnsi="Aptos" w:eastAsia="Aptos" w:cs="Aptos"/>
+          <w:b w:val="1"/>
+          <w:bCs w:val="1"/>
+          <w:noProof w:val="0"/>
+          <w:color w:val="auto"/>
+          <w:sz w:val="28"/>
+          <w:szCs w:val="28"/>
+          <w:highlight w:val="yellow"/>
+          <w:lang w:val="pt-BR"/>
+        </w:rPr>
+        <w:t xml:space="preserve"> </w:t>
+      </w:r>
     </w:p>
     <w:p>
       <w:pPr>
@@ -14498,6 +15939,49 @@
           <w:lang w:val="pt-BR"/>
         </w:rPr>
         <w:t>Escolher livros faz parte da mediação de leitura</w:t>
+      </w:r>
+      <w:r>
+        <w:rPr>
+          <w:rFonts w:ascii="Aptos" w:hAnsi="Aptos" w:eastAsia="Aptos" w:cs="Aptos"/>
+          <w:b w:val="1"/>
+          <w:bCs w:val="1"/>
+          <w:noProof w:val="0"/>
+          <w:sz w:val="24"/>
+          <w:szCs w:val="24"/>
+          <w:lang w:val="pt-BR"/>
+        </w:rPr>
+        <w:t xml:space="preserve"> </w:t>
+      </w:r>
+      <w:r>
+        <w:rPr>
+          <w:rFonts w:ascii="Aptos" w:hAnsi="Aptos" w:eastAsia="Aptos" w:cs="Aptos"/>
+          <w:noProof w:val="0"/>
+          <w:sz w:val="24"/>
+          <w:szCs w:val="24"/>
+          <w:lang w:val="pt-BR"/>
+        </w:rPr>
+        <w:t>[</w:t>
+      </w:r>
+      <w:r>
+        <w:rPr>
+          <w:rFonts w:ascii="Aptos" w:hAnsi="Aptos" w:eastAsia="Aptos" w:cs="Aptos"/>
+          <w:noProof w:val="0"/>
+          <w:sz w:val="24"/>
+          <w:szCs w:val="24"/>
+          <w:highlight w:val="green"/>
+          <w:lang w:val="pt-BR"/>
+        </w:rPr>
+        <w:t>ok</w:t>
+      </w:r>
+      <w:r>
+        <w:rPr>
+          <w:rFonts w:ascii="Aptos" w:hAnsi="Aptos" w:eastAsia="Aptos" w:cs="Aptos"/>
+          <w:noProof w:val="0"/>
+          <w:sz w:val="24"/>
+          <w:szCs w:val="24"/>
+          <w:lang w:val="pt-BR"/>
+        </w:rPr>
+        <w:t>]</w:t>
       </w:r>
     </w:p>
     <w:p>
@@ -15840,56 +17324,66 @@
         <w:ind/>
         <w:jc w:val="left"/>
         <w:rPr>
+          <w:rFonts w:ascii="Aptos" w:hAnsi="Aptos" w:eastAsia="Aptos" w:cs="Aptos"/>
+          <w:noProof w:val="0"/>
+          <w:sz w:val="24"/>
+          <w:szCs w:val="24"/>
+          <w:lang w:val="pt-BR"/>
+        </w:rPr>
+      </w:pPr>
+      <w:r>
+        <w:rPr>
           <w:rFonts w:ascii="Aptos" w:hAnsi="Aptos" w:eastAsia="Aptos" w:cs="Aptos" w:asciiTheme="minorAscii" w:hAnsiTheme="minorAscii" w:eastAsiaTheme="minorAscii" w:cstheme="minorAscii"/>
           <w:noProof w:val="0"/>
           <w:sz w:val="24"/>
           <w:szCs w:val="24"/>
           <w:lang w:val="pt-BR"/>
         </w:rPr>
-      </w:pPr>
+        <w:t xml:space="preserve">Peço que o título seja atualizado para </w:t>
+      </w:r>
       <w:r>
         <w:rPr>
           <w:rFonts w:ascii="Aptos" w:hAnsi="Aptos" w:eastAsia="Aptos" w:cs="Aptos" w:asciiTheme="minorAscii" w:hAnsiTheme="minorAscii" w:eastAsiaTheme="minorAscii" w:cstheme="minorAscii"/>
-          <w:noProof w:val="0"/>
-          <w:sz w:val="24"/>
-          <w:szCs w:val="24"/>
-          <w:lang w:val="pt-BR"/>
-        </w:rPr>
-        <w:t xml:space="preserve">Peço que o título seja atualizado para </w:t>
+          <w:b w:val="1"/>
+          <w:bCs w:val="1"/>
+          <w:noProof w:val="0"/>
+          <w:sz w:val="24"/>
+          <w:szCs w:val="24"/>
+          <w:lang w:val="pt-BR"/>
+        </w:rPr>
+        <w:t>ATIVIDADE | Conhecendo diferentes tipos de livros para as infâncias</w:t>
       </w:r>
       <w:r>
         <w:rPr>
           <w:rFonts w:ascii="Aptos" w:hAnsi="Aptos" w:eastAsia="Aptos" w:cs="Aptos" w:asciiTheme="minorAscii" w:hAnsiTheme="minorAscii" w:eastAsiaTheme="minorAscii" w:cstheme="minorAscii"/>
-          <w:b w:val="1"/>
-          <w:bCs w:val="1"/>
-          <w:noProof w:val="0"/>
-          <w:sz w:val="24"/>
-          <w:szCs w:val="24"/>
-          <w:lang w:val="pt-BR"/>
-        </w:rPr>
-        <w:t>ATIVIDADE | Conhecendo diferentes tipos de livros para as infâncias</w:t>
+          <w:noProof w:val="0"/>
+          <w:sz w:val="24"/>
+          <w:szCs w:val="24"/>
+          <w:lang w:val="pt-BR"/>
+        </w:rPr>
+        <w:t xml:space="preserve">, seguindo o padrão adotado no curso, com a palavra </w:t>
       </w:r>
       <w:r>
         <w:rPr>
           <w:rFonts w:ascii="Aptos" w:hAnsi="Aptos" w:eastAsia="Aptos" w:cs="Aptos" w:asciiTheme="minorAscii" w:hAnsiTheme="minorAscii" w:eastAsiaTheme="minorAscii" w:cstheme="minorAscii"/>
-          <w:noProof w:val="0"/>
-          <w:sz w:val="24"/>
-          <w:szCs w:val="24"/>
-          <w:lang w:val="pt-BR"/>
-        </w:rPr>
-        <w:t xml:space="preserve">, seguindo o padrão adotado no curso, com a palavra </w:t>
+          <w:b w:val="1"/>
+          <w:bCs w:val="1"/>
+          <w:noProof w:val="0"/>
+          <w:sz w:val="24"/>
+          <w:szCs w:val="24"/>
+          <w:lang w:val="pt-BR"/>
+        </w:rPr>
+        <w:t>ATIVIDADE</w:t>
       </w:r>
       <w:r>
         <w:rPr>
           <w:rFonts w:ascii="Aptos" w:hAnsi="Aptos" w:eastAsia="Aptos" w:cs="Aptos" w:asciiTheme="minorAscii" w:hAnsiTheme="minorAscii" w:eastAsiaTheme="minorAscii" w:cstheme="minorAscii"/>
-          <w:b w:val="1"/>
-          <w:bCs w:val="1"/>
-          <w:noProof w:val="0"/>
-          <w:sz w:val="24"/>
-          <w:szCs w:val="24"/>
-          <w:lang w:val="pt-BR"/>
-        </w:rPr>
-        <w:t>ATIVIDADE</w:t>
+          <w:noProof w:val="0"/>
+          <w:sz w:val="24"/>
+          <w:szCs w:val="24"/>
+          <w:lang w:val="pt-BR"/>
+        </w:rPr>
+        <w:t xml:space="preserve"> em caixa alta, seguida de barra e do título da atividade.</w:t>
       </w:r>
       <w:r>
         <w:rPr>
@@ -15899,7 +17393,38 @@
           <w:szCs w:val="24"/>
           <w:lang w:val="pt-BR"/>
         </w:rPr>
-        <w:t xml:space="preserve"> em caixa alta, seguida de barra e do título da atividade.</w:t>
+        <w:t xml:space="preserve"> </w:t>
+      </w:r>
+      <w:r>
+        <w:rPr>
+          <w:rFonts w:ascii="Aptos" w:hAnsi="Aptos" w:eastAsia="Aptos" w:cs="Aptos"/>
+          <w:noProof w:val="0"/>
+          <w:sz w:val="24"/>
+          <w:szCs w:val="24"/>
+          <w:lang w:val="pt-BR"/>
+        </w:rPr>
+        <w:t>[</w:t>
+      </w:r>
+      <w:r>
+        <w:rPr>
+          <w:rFonts w:ascii="Aptos" w:hAnsi="Aptos" w:eastAsia="Aptos" w:cs="Aptos"/>
+          <w:noProof w:val="0"/>
+          <w:sz w:val="24"/>
+          <w:szCs w:val="24"/>
+          <w:highlight w:val="green"/>
+          <w:lang w:val="pt-BR"/>
+        </w:rPr>
+        <w:t>ok</w:t>
+      </w:r>
+      <w:r>
+        <w:rPr>
+          <w:rFonts w:ascii="Aptos" w:hAnsi="Aptos" w:eastAsia="Aptos" w:cs="Aptos"/>
+          <w:noProof w:val="0"/>
+          <w:sz w:val="24"/>
+          <w:szCs w:val="24"/>
+          <w:lang w:val="pt-BR"/>
+        </w:rPr>
+        <w:t>]</w:t>
       </w:r>
     </w:p>
     <w:p>
@@ -15915,22 +17440,34 @@
         <w:ind/>
         <w:jc w:val="left"/>
         <w:rPr>
+          <w:rFonts w:ascii="Aptos" w:hAnsi="Aptos" w:eastAsia="Aptos" w:cs="Aptos"/>
+          <w:noProof w:val="0"/>
+          <w:sz w:val="24"/>
+          <w:szCs w:val="24"/>
+          <w:lang w:val="pt-BR"/>
+        </w:rPr>
+      </w:pPr>
+      <w:r>
+        <w:rPr>
           <w:rFonts w:ascii="Aptos" w:hAnsi="Aptos" w:eastAsia="Aptos" w:cs="Aptos" w:asciiTheme="minorAscii" w:hAnsiTheme="minorAscii" w:eastAsiaTheme="minorAscii" w:cstheme="minorAscii"/>
           <w:noProof w:val="0"/>
           <w:sz w:val="24"/>
           <w:szCs w:val="24"/>
           <w:lang w:val="pt-BR"/>
         </w:rPr>
-      </w:pPr>
+        <w:t xml:space="preserve">Como esse título passará a constar na identificação da atividade, peço também que seja </w:t>
+      </w:r>
       <w:r>
         <w:rPr>
           <w:rFonts w:ascii="Aptos" w:hAnsi="Aptos" w:eastAsia="Aptos" w:cs="Aptos" w:asciiTheme="minorAscii" w:hAnsiTheme="minorAscii" w:eastAsiaTheme="minorAscii" w:cstheme="minorAscii"/>
-          <w:noProof w:val="0"/>
-          <w:sz w:val="24"/>
-          <w:szCs w:val="24"/>
-          <w:lang w:val="pt-BR"/>
-        </w:rPr>
-        <w:t xml:space="preserve">Como esse título passará a constar na identificação da atividade, peço também que seja </w:t>
+          <w:b w:val="1"/>
+          <w:bCs w:val="1"/>
+          <w:noProof w:val="0"/>
+          <w:sz w:val="24"/>
+          <w:szCs w:val="24"/>
+          <w:lang w:val="pt-BR"/>
+        </w:rPr>
+        <w:t xml:space="preserve">removida a duplicação do </w:t>
       </w:r>
       <w:r>
         <w:rPr>
@@ -15942,7 +17479,7 @@
           <w:szCs w:val="24"/>
           <w:lang w:val="pt-BR"/>
         </w:rPr>
-        <w:t>removida a duplicação do título</w:t>
+        <w:t>título</w:t>
       </w:r>
       <w:r>
         <w:rPr>
@@ -15964,17 +17501,92 @@
           <w:szCs w:val="24"/>
           <w:lang w:val="pt-BR"/>
         </w:rPr>
-        <w:t>Conhecendo diferentes tipos de livros para as infâncias</w:t>
+        <w:t>Conhecendo</w:t>
       </w:r>
       <w:r>
         <w:rPr>
           <w:rFonts w:ascii="Aptos" w:hAnsi="Aptos" w:eastAsia="Aptos" w:cs="Aptos" w:asciiTheme="minorAscii" w:hAnsiTheme="minorAscii" w:eastAsiaTheme="minorAscii" w:cstheme="minorAscii"/>
-          <w:noProof w:val="0"/>
-          <w:sz w:val="24"/>
-          <w:szCs w:val="24"/>
-          <w:lang w:val="pt-BR"/>
-        </w:rPr>
-        <w:t>no conteúdo da página.</w:t>
+          <w:b w:val="1"/>
+          <w:bCs w:val="1"/>
+          <w:noProof w:val="0"/>
+          <w:sz w:val="24"/>
+          <w:szCs w:val="24"/>
+          <w:lang w:val="pt-BR"/>
+        </w:rPr>
+        <w:t xml:space="preserve"> diferentes tipos de livros para as </w:t>
+      </w:r>
+      <w:r>
+        <w:rPr>
+          <w:rFonts w:ascii="Aptos" w:hAnsi="Aptos" w:eastAsia="Aptos" w:cs="Aptos" w:asciiTheme="minorAscii" w:hAnsiTheme="minorAscii" w:eastAsiaTheme="minorAscii" w:cstheme="minorAscii"/>
+          <w:b w:val="1"/>
+          <w:bCs w:val="1"/>
+          <w:noProof w:val="0"/>
+          <w:sz w:val="24"/>
+          <w:szCs w:val="24"/>
+          <w:lang w:val="pt-BR"/>
+        </w:rPr>
+        <w:t>infâncias</w:t>
+      </w:r>
+      <w:r>
+        <w:rPr>
+          <w:rFonts w:ascii="Aptos" w:hAnsi="Aptos" w:eastAsia="Aptos" w:cs="Aptos" w:asciiTheme="minorAscii" w:hAnsiTheme="minorAscii" w:eastAsiaTheme="minorAscii" w:cstheme="minorAscii"/>
+          <w:noProof w:val="0"/>
+          <w:sz w:val="24"/>
+          <w:szCs w:val="24"/>
+          <w:lang w:val="pt-BR"/>
+        </w:rPr>
+        <w:t>no</w:t>
+      </w:r>
+      <w:r>
+        <w:rPr>
+          <w:rFonts w:ascii="Aptos" w:hAnsi="Aptos" w:eastAsia="Aptos" w:cs="Aptos" w:asciiTheme="minorAscii" w:hAnsiTheme="minorAscii" w:eastAsiaTheme="minorAscii" w:cstheme="minorAscii"/>
+          <w:noProof w:val="0"/>
+          <w:sz w:val="24"/>
+          <w:szCs w:val="24"/>
+          <w:lang w:val="pt-BR"/>
+        </w:rPr>
+        <w:t xml:space="preserve"> conteúdo da página.</w:t>
+      </w:r>
+      <w:r>
+        <w:rPr>
+          <w:rFonts w:ascii="Aptos" w:hAnsi="Aptos" w:eastAsia="Aptos" w:cs="Aptos" w:asciiTheme="minorAscii" w:hAnsiTheme="minorAscii" w:eastAsiaTheme="minorAscii" w:cstheme="minorAscii"/>
+          <w:noProof w:val="0"/>
+          <w:sz w:val="24"/>
+          <w:szCs w:val="24"/>
+          <w:lang w:val="pt-BR"/>
+        </w:rPr>
+        <w:t xml:space="preserve"> </w:t>
+      </w:r>
+      <w:r>
+        <w:rPr>
+          <w:rFonts w:ascii="Aptos" w:hAnsi="Aptos" w:eastAsia="Aptos" w:cs="Aptos"/>
+          <w:noProof w:val="0"/>
+          <w:sz w:val="24"/>
+          <w:szCs w:val="24"/>
+          <w:lang w:val="pt-BR"/>
+        </w:rPr>
+        <w:t>[</w:t>
+      </w:r>
+      <w:r>
+        <w:rPr>
+          <w:rFonts w:ascii="Aptos" w:hAnsi="Aptos" w:eastAsia="Aptos" w:cs="Aptos"/>
+          <w:noProof w:val="0"/>
+          <w:sz w:val="24"/>
+          <w:szCs w:val="24"/>
+          <w:highlight w:val="green"/>
+          <w:lang w:val="pt-BR"/>
+        </w:rPr>
+        <w:t>ok</w:t>
+      </w:r>
+      <w:r>
+        <w:rPr>
+          <w:rFonts w:ascii="Aptos" w:hAnsi="Aptos" w:eastAsia="Aptos" w:cs="Aptos"/>
+          <w:noProof w:val="0"/>
+          <w:sz w:val="24"/>
+          <w:szCs w:val="24"/>
+          <w:lang w:val="pt-BR"/>
+        </w:rPr>
+        <w:t>]</w:t>
       </w:r>
     </w:p>
     <w:p>
@@ -15990,24 +17602,34 @@
         <w:ind/>
         <w:jc w:val="left"/>
         <w:rPr>
+          <w:rFonts w:ascii="Aptos" w:hAnsi="Aptos" w:eastAsia="Aptos" w:cs="Aptos"/>
+          <w:noProof w:val="0"/>
+          <w:sz w:val="24"/>
+          <w:szCs w:val="24"/>
+          <w:lang w:val="pt-BR"/>
+        </w:rPr>
+      </w:pPr>
+      <w:r>
+        <w:rPr>
           <w:rFonts w:ascii="Aptos" w:hAnsi="Aptos" w:eastAsia="Aptos" w:cs="Aptos" w:asciiTheme="minorAscii" w:hAnsiTheme="minorAscii" w:eastAsiaTheme="minorAscii" w:cstheme="minorAscii"/>
-          <w:noProof w:val="0"/>
-          <w:sz w:val="24"/>
-          <w:szCs w:val="24"/>
-          <w:lang w:val="pt-BR"/>
-        </w:rPr>
-      </w:pPr>
+          <w:b w:val="1"/>
+          <w:bCs w:val="1"/>
+          <w:noProof w:val="0"/>
+          <w:sz w:val="24"/>
+          <w:szCs w:val="24"/>
+          <w:lang w:val="pt-BR"/>
+        </w:rPr>
+        <w:t>Retirar título do quadro de atividades</w:t>
+      </w:r>
       <w:r>
         <w:rPr>
           <w:rFonts w:ascii="Aptos" w:hAnsi="Aptos" w:eastAsia="Aptos" w:cs="Aptos" w:asciiTheme="minorAscii" w:hAnsiTheme="minorAscii" w:eastAsiaTheme="minorAscii" w:cstheme="minorAscii"/>
-          <w:b w:val="1"/>
-          <w:bCs w:val="1"/>
-          <w:noProof w:val="0"/>
-          <w:sz w:val="24"/>
-          <w:szCs w:val="24"/>
-          <w:lang w:val="pt-BR"/>
-        </w:rPr>
-        <w:t>Retirar título do quadro de atividades</w:t>
+          <w:noProof w:val="0"/>
+          <w:sz w:val="24"/>
+          <w:szCs w:val="24"/>
+          <w:lang w:val="pt-BR"/>
+        </w:rPr>
+        <w:t>, pois o título da página já traz o título da atividade.</w:t>
       </w:r>
       <w:r>
         <w:rPr>
@@ -16017,7 +17639,38 @@
           <w:szCs w:val="24"/>
           <w:lang w:val="pt-BR"/>
         </w:rPr>
-        <w:t>, pois o título da página já traz o título da atividade.</w:t>
+        <w:t xml:space="preserve"> </w:t>
+      </w:r>
+      <w:r>
+        <w:rPr>
+          <w:rFonts w:ascii="Aptos" w:hAnsi="Aptos" w:eastAsia="Aptos" w:cs="Aptos"/>
+          <w:noProof w:val="0"/>
+          <w:sz w:val="24"/>
+          <w:szCs w:val="24"/>
+          <w:lang w:val="pt-BR"/>
+        </w:rPr>
+        <w:t>[</w:t>
+      </w:r>
+      <w:r>
+        <w:rPr>
+          <w:rFonts w:ascii="Aptos" w:hAnsi="Aptos" w:eastAsia="Aptos" w:cs="Aptos"/>
+          <w:noProof w:val="0"/>
+          <w:sz w:val="24"/>
+          <w:szCs w:val="24"/>
+          <w:highlight w:val="green"/>
+          <w:lang w:val="pt-BR"/>
+        </w:rPr>
+        <w:t>ok</w:t>
+      </w:r>
+      <w:r>
+        <w:rPr>
+          <w:rFonts w:ascii="Aptos" w:hAnsi="Aptos" w:eastAsia="Aptos" w:cs="Aptos"/>
+          <w:noProof w:val="0"/>
+          <w:sz w:val="24"/>
+          <w:szCs w:val="24"/>
+          <w:lang w:val="pt-BR"/>
+        </w:rPr>
+        <w:t>]</w:t>
       </w:r>
     </w:p>
     <w:p>
@@ -16033,13 +17686,23 @@
         <w:ind/>
         <w:jc w:val="left"/>
         <w:rPr>
+          <w:rFonts w:ascii="Aptos" w:hAnsi="Aptos" w:eastAsia="Aptos" w:cs="Aptos"/>
+          <w:noProof w:val="0"/>
+          <w:sz w:val="24"/>
+          <w:szCs w:val="24"/>
+          <w:lang w:val="pt-BR"/>
+        </w:rPr>
+      </w:pPr>
+      <w:r>
+        <w:rPr>
           <w:rFonts w:ascii="Aptos" w:hAnsi="Aptos" w:eastAsia="Aptos" w:cs="Aptos" w:asciiTheme="minorAscii" w:hAnsiTheme="minorAscii" w:eastAsiaTheme="minorAscii" w:cstheme="minorAscii"/>
           <w:noProof w:val="0"/>
           <w:sz w:val="24"/>
           <w:szCs w:val="24"/>
           <w:lang w:val="pt-BR"/>
         </w:rPr>
-      </w:pPr>
+        <w:t>Padronizar a introdução da atividade + BOX de texto:</w:t>
+      </w:r>
       <w:r>
         <w:rPr>
           <w:rFonts w:ascii="Aptos" w:hAnsi="Aptos" w:eastAsia="Aptos" w:cs="Aptos" w:asciiTheme="minorAscii" w:hAnsiTheme="minorAscii" w:eastAsiaTheme="minorAscii" w:cstheme="minorAscii"/>
@@ -16048,7 +17711,38 @@
           <w:szCs w:val="24"/>
           <w:lang w:val="pt-BR"/>
         </w:rPr>
-        <w:t>Padronizar a introdução da atividade + BOX de texto:</w:t>
+        <w:t xml:space="preserve"> </w:t>
+      </w:r>
+      <w:r>
+        <w:rPr>
+          <w:rFonts w:ascii="Aptos" w:hAnsi="Aptos" w:eastAsia="Aptos" w:cs="Aptos"/>
+          <w:noProof w:val="0"/>
+          <w:sz w:val="24"/>
+          <w:szCs w:val="24"/>
+          <w:lang w:val="pt-BR"/>
+        </w:rPr>
+        <w:t>[</w:t>
+      </w:r>
+      <w:r>
+        <w:rPr>
+          <w:rFonts w:ascii="Aptos" w:hAnsi="Aptos" w:eastAsia="Aptos" w:cs="Aptos"/>
+          <w:noProof w:val="0"/>
+          <w:sz w:val="24"/>
+          <w:szCs w:val="24"/>
+          <w:highlight w:val="green"/>
+          <w:lang w:val="pt-BR"/>
+        </w:rPr>
+        <w:t>ok</w:t>
+      </w:r>
+      <w:r>
+        <w:rPr>
+          <w:rFonts w:ascii="Aptos" w:hAnsi="Aptos" w:eastAsia="Aptos" w:cs="Aptos"/>
+          <w:noProof w:val="0"/>
+          <w:sz w:val="24"/>
+          <w:szCs w:val="24"/>
+          <w:lang w:val="pt-BR"/>
+        </w:rPr>
+        <w:t>]</w:t>
       </w:r>
     </w:p>
     <w:p>
@@ -16592,6 +18286,13 @@
         <w:spacing w:before="0" w:beforeAutospacing="off" w:after="0" w:afterAutospacing="off" w:line="276" w:lineRule="auto"/>
         <w:ind w:left="0" w:right="0"/>
         <w:jc w:val="left"/>
+        <w:rPr>
+          <w:rFonts w:ascii="Aptos" w:hAnsi="Aptos" w:eastAsia="Aptos" w:cs="Aptos"/>
+          <w:noProof w:val="0"/>
+          <w:sz w:val="24"/>
+          <w:szCs w:val="24"/>
+          <w:lang w:val="pt-BR"/>
+        </w:rPr>
       </w:pPr>
       <w:r>
         <w:rPr>
@@ -16605,6 +18306,50 @@
           <w:lang w:val="pt-BR"/>
         </w:rPr>
         <w:t>NÃO HOUVE ALTERAÇÃO NO TEXTO DA ATIVIDADE EM SI, PORTANTO O QUADRO PERMANECE O MESMO. RETIRAR APENAS O TÍTULO, COMO JÁ FOI DITO ACIMA.</w:t>
+      </w:r>
+      <w:r>
+        <w:rPr>
+          <w:rFonts w:ascii="Aptos" w:hAnsi="Aptos" w:eastAsia="Aptos" w:cs="Aptos"/>
+          <w:b w:val="0"/>
+          <w:bCs w:val="0"/>
+          <w:noProof w:val="0"/>
+          <w:sz w:val="24"/>
+          <w:szCs w:val="24"/>
+          <w:highlight w:val="yellow"/>
+          <w:lang w:val="pt-BR"/>
+        </w:rPr>
+        <w:t xml:space="preserve"> </w:t>
+      </w:r>
+      <w:r>
+        <w:rPr>
+          <w:rFonts w:ascii="Aptos" w:hAnsi="Aptos" w:eastAsia="Aptos" w:cs="Aptos"/>
+          <w:noProof w:val="0"/>
+          <w:sz w:val="24"/>
+          <w:szCs w:val="24"/>
+          <w:lang w:val="pt-BR"/>
+        </w:rPr>
+        <w:t>[</w:t>
+      </w:r>
+      <w:r>
+        <w:rPr>
+          <w:rFonts w:ascii="Aptos" w:hAnsi="Aptos" w:eastAsia="Aptos" w:cs="Aptos"/>
+          <w:noProof w:val="0"/>
+          <w:sz w:val="24"/>
+          <w:szCs w:val="24"/>
+          <w:highlight w:val="green"/>
+          <w:lang w:val="pt-BR"/>
+        </w:rPr>
+        <w:t>ok</w:t>
+      </w:r>
+      <w:r>
+        <w:rPr>
+          <w:rFonts w:ascii="Aptos" w:hAnsi="Aptos" w:eastAsia="Aptos" w:cs="Aptos"/>
+          <w:noProof w:val="0"/>
+          <w:sz w:val="24"/>
+          <w:szCs w:val="24"/>
+          <w:lang w:val="pt-BR"/>
+        </w:rPr>
+        <w:t>]</w:t>
       </w:r>
     </w:p>
     <w:p>
@@ -16704,39 +18449,107 @@
           <w:szCs w:val="24"/>
           <w:lang w:val="pt-BR"/>
         </w:rPr>
-        <w:t>Na página 1 da lição 3</w:t>
-      </w:r>
-      <w:r>
-        <w:rPr>
-          <w:rFonts w:ascii="Aptos" w:hAnsi="Aptos" w:eastAsia="Aptos" w:cs="Aptos"/>
-          <w:noProof w:val="0"/>
-          <w:sz w:val="24"/>
-          <w:szCs w:val="24"/>
-          <w:lang w:val="pt-BR"/>
-        </w:rPr>
-        <w:t xml:space="preserve">, alterar o título de </w:t>
-      </w:r>
-      <w:r>
-        <w:rPr>
-          <w:rFonts w:ascii="Aptos" w:hAnsi="Aptos" w:eastAsia="Aptos" w:cs="Aptos"/>
-          <w:b w:val="1"/>
-          <w:bCs w:val="1"/>
-          <w:noProof w:val="0"/>
-          <w:sz w:val="24"/>
-          <w:szCs w:val="24"/>
-          <w:lang w:val="pt-BR"/>
-        </w:rPr>
-        <w:t>Quantos mundos cabem em uma biblioteca?</w:t>
-      </w:r>
-      <w:r>
-        <w:rPr>
-          <w:rFonts w:ascii="Aptos" w:hAnsi="Aptos" w:eastAsia="Aptos" w:cs="Aptos"/>
-          <w:noProof w:val="0"/>
-          <w:sz w:val="24"/>
-          <w:szCs w:val="24"/>
-          <w:lang w:val="pt-BR"/>
-        </w:rPr>
-        <w:t xml:space="preserve"> para </w:t>
+        <w:t xml:space="preserve">Na </w:t>
+      </w:r>
+      <w:r>
+        <w:rPr>
+          <w:rFonts w:ascii="Aptos" w:hAnsi="Aptos" w:eastAsia="Aptos" w:cs="Aptos"/>
+          <w:b w:val="1"/>
+          <w:bCs w:val="1"/>
+          <w:noProof w:val="0"/>
+          <w:sz w:val="24"/>
+          <w:szCs w:val="24"/>
+          <w:lang w:val="pt-BR"/>
+        </w:rPr>
+        <w:t>página 1 d</w:t>
+      </w:r>
+      <w:r>
+        <w:rPr>
+          <w:rFonts w:ascii="Aptos" w:hAnsi="Aptos" w:eastAsia="Aptos" w:cs="Aptos"/>
+          <w:b w:val="1"/>
+          <w:bCs w:val="1"/>
+          <w:noProof w:val="0"/>
+          <w:sz w:val="24"/>
+          <w:szCs w:val="24"/>
+          <w:lang w:val="pt-BR"/>
+        </w:rPr>
+        <w:t>a liçã</w:t>
+      </w:r>
+      <w:r>
+        <w:rPr>
+          <w:rFonts w:ascii="Aptos" w:hAnsi="Aptos" w:eastAsia="Aptos" w:cs="Aptos"/>
+          <w:b w:val="1"/>
+          <w:bCs w:val="1"/>
+          <w:noProof w:val="0"/>
+          <w:sz w:val="24"/>
+          <w:szCs w:val="24"/>
+          <w:lang w:val="pt-BR"/>
+        </w:rPr>
+        <w:t>o 3</w:t>
+      </w:r>
+      <w:r>
+        <w:rPr>
+          <w:rFonts w:ascii="Aptos" w:hAnsi="Aptos" w:eastAsia="Aptos" w:cs="Aptos"/>
+          <w:noProof w:val="0"/>
+          <w:sz w:val="24"/>
+          <w:szCs w:val="24"/>
+          <w:lang w:val="pt-BR"/>
+        </w:rPr>
+        <w:t xml:space="preserve">, alterar o título </w:t>
+      </w:r>
+      <w:r>
+        <w:rPr>
+          <w:rFonts w:ascii="Aptos" w:hAnsi="Aptos" w:eastAsia="Aptos" w:cs="Aptos"/>
+          <w:noProof w:val="0"/>
+          <w:sz w:val="24"/>
+          <w:szCs w:val="24"/>
+          <w:lang w:val="pt-BR"/>
+        </w:rPr>
+        <w:t xml:space="preserve">de </w:t>
+      </w:r>
+      <w:r>
+        <w:rPr>
+          <w:rFonts w:ascii="Aptos" w:hAnsi="Aptos" w:eastAsia="Aptos" w:cs="Aptos"/>
+          <w:b w:val="1"/>
+          <w:bCs w:val="1"/>
+          <w:noProof w:val="0"/>
+          <w:sz w:val="24"/>
+          <w:szCs w:val="24"/>
+          <w:lang w:val="pt-BR"/>
+        </w:rPr>
+        <w:t>Quantos</w:t>
+      </w:r>
+      <w:r>
+        <w:rPr>
+          <w:rFonts w:ascii="Aptos" w:hAnsi="Aptos" w:eastAsia="Aptos" w:cs="Aptos"/>
+          <w:b w:val="1"/>
+          <w:bCs w:val="1"/>
+          <w:noProof w:val="0"/>
+          <w:sz w:val="24"/>
+          <w:szCs w:val="24"/>
+          <w:lang w:val="pt-BR"/>
+        </w:rPr>
+        <w:t xml:space="preserve"> mundos cabem em uma biblioteca?</w:t>
+      </w:r>
+      <w:r>
+        <w:rPr>
+          <w:rFonts w:ascii="Aptos" w:hAnsi="Aptos" w:eastAsia="Aptos" w:cs="Aptos"/>
+          <w:noProof w:val="0"/>
+          <w:sz w:val="24"/>
+          <w:szCs w:val="24"/>
+          <w:lang w:val="pt-BR"/>
+        </w:rPr>
+        <w:t xml:space="preserve"> </w:t>
+      </w:r>
+      <w:r>
+        <w:rPr>
+          <w:rFonts w:ascii="Aptos" w:hAnsi="Aptos" w:eastAsia="Aptos" w:cs="Aptos"/>
+          <w:noProof w:val="0"/>
+          <w:sz w:val="24"/>
+          <w:szCs w:val="24"/>
+          <w:lang w:val="pt-BR"/>
+        </w:rPr>
+        <w:t xml:space="preserve">para </w:t>
       </w:r>
       <w:r>
         <w:rPr>
@@ -16761,6 +18574,49 @@
           <w:lang w:val="pt-BR"/>
         </w:rPr>
         <w:t xml:space="preserve"> já ouviu falar em bibliodiversidade?</w:t>
+      </w:r>
+      <w:r>
+        <w:rPr>
+          <w:rFonts w:ascii="Aptos" w:hAnsi="Aptos" w:eastAsia="Aptos" w:cs="Aptos"/>
+          <w:b w:val="1"/>
+          <w:bCs w:val="1"/>
+          <w:noProof w:val="0"/>
+          <w:sz w:val="24"/>
+          <w:szCs w:val="24"/>
+          <w:lang w:val="pt-BR"/>
+        </w:rPr>
+        <w:t xml:space="preserve"> </w:t>
+      </w:r>
+      <w:r>
+        <w:rPr>
+          <w:rFonts w:ascii="Aptos" w:hAnsi="Aptos" w:eastAsia="Aptos" w:cs="Aptos"/>
+          <w:noProof w:val="0"/>
+          <w:sz w:val="24"/>
+          <w:szCs w:val="24"/>
+          <w:lang w:val="pt-BR"/>
+        </w:rPr>
+        <w:t>[</w:t>
+      </w:r>
+      <w:r>
+        <w:rPr>
+          <w:rFonts w:ascii="Aptos" w:hAnsi="Aptos" w:eastAsia="Aptos" w:cs="Aptos"/>
+          <w:noProof w:val="0"/>
+          <w:sz w:val="24"/>
+          <w:szCs w:val="24"/>
+          <w:highlight w:val="green"/>
+          <w:lang w:val="pt-BR"/>
+        </w:rPr>
+        <w:t>ok</w:t>
+      </w:r>
+      <w:r>
+        <w:rPr>
+          <w:rFonts w:ascii="Aptos" w:hAnsi="Aptos" w:eastAsia="Aptos" w:cs="Aptos"/>
+          <w:noProof w:val="0"/>
+          <w:sz w:val="24"/>
+          <w:szCs w:val="24"/>
+          <w:lang w:val="pt-BR"/>
+        </w:rPr>
+        <w:t>]</w:t>
       </w:r>
     </w:p>
     <w:p>
@@ -16890,6 +18746,47 @@
         </w:rPr>
         <w:t>.</w:t>
       </w:r>
+      <w:r>
+        <w:rPr>
+          <w:rFonts w:ascii="Aptos" w:hAnsi="Aptos" w:eastAsia="Aptos" w:cs="Aptos"/>
+          <w:noProof w:val="0"/>
+          <w:sz w:val="24"/>
+          <w:szCs w:val="24"/>
+          <w:lang w:val="pt-BR"/>
+        </w:rPr>
+        <w:t xml:space="preserve"> </w:t>
+      </w:r>
+      <w:r>
+        <w:rPr>
+          <w:rFonts w:ascii="Aptos" w:hAnsi="Aptos" w:eastAsia="Aptos" w:cs="Aptos"/>
+          <w:noProof w:val="0"/>
+          <w:sz w:val="24"/>
+          <w:szCs w:val="24"/>
+          <w:lang w:val="pt-BR"/>
+        </w:rPr>
+        <w:t>[</w:t>
+      </w:r>
+      <w:r>
+        <w:rPr>
+          <w:rFonts w:ascii="Aptos" w:hAnsi="Aptos" w:eastAsia="Aptos" w:cs="Aptos"/>
+          <w:noProof w:val="0"/>
+          <w:sz w:val="24"/>
+          <w:szCs w:val="24"/>
+          <w:highlight w:val="green"/>
+          <w:lang w:val="pt-BR"/>
+        </w:rPr>
+        <w:t>ok</w:t>
+      </w:r>
+      <w:r>
+        <w:rPr>
+          <w:rFonts w:ascii="Aptos" w:hAnsi="Aptos" w:eastAsia="Aptos" w:cs="Aptos"/>
+          <w:noProof w:val="0"/>
+          <w:sz w:val="24"/>
+          <w:szCs w:val="24"/>
+          <w:lang w:val="pt-BR"/>
+        </w:rPr>
+        <w:t>]</w:t>
+      </w:r>
     </w:p>
     <w:p>
       <w:pPr>
@@ -16920,6 +18817,47 @@
         </w:rPr>
         <w:t>A fotografia que comporá essa página ainda será encaminhada pela equipe de Comunicação e deverá ser inserida posteriormente.</w:t>
       </w:r>
+      <w:r>
+        <w:rPr>
+          <w:rFonts w:ascii="Aptos" w:hAnsi="Aptos" w:eastAsia="Aptos" w:cs="Aptos"/>
+          <w:noProof w:val="0"/>
+          <w:sz w:val="24"/>
+          <w:szCs w:val="24"/>
+          <w:lang w:val="pt-BR"/>
+        </w:rPr>
+        <w:t xml:space="preserve"> </w:t>
+      </w:r>
+      <w:r>
+        <w:rPr>
+          <w:rFonts w:ascii="Aptos" w:hAnsi="Aptos" w:eastAsia="Aptos" w:cs="Aptos"/>
+          <w:noProof w:val="0"/>
+          <w:sz w:val="24"/>
+          <w:szCs w:val="24"/>
+          <w:lang w:val="pt-BR"/>
+        </w:rPr>
+        <w:t>[</w:t>
+      </w:r>
+      <w:r>
+        <w:rPr>
+          <w:rFonts w:ascii="Aptos" w:hAnsi="Aptos" w:eastAsia="Aptos" w:cs="Aptos"/>
+          <w:noProof w:val="0"/>
+          <w:sz w:val="24"/>
+          <w:szCs w:val="24"/>
+          <w:highlight w:val="green"/>
+          <w:lang w:val="pt-BR"/>
+        </w:rPr>
+        <w:t>ok</w:t>
+      </w:r>
+      <w:r>
+        <w:rPr>
+          <w:rFonts w:ascii="Aptos" w:hAnsi="Aptos" w:eastAsia="Aptos" w:cs="Aptos"/>
+          <w:noProof w:val="0"/>
+          <w:sz w:val="24"/>
+          <w:szCs w:val="24"/>
+          <w:lang w:val="pt-BR"/>
+        </w:rPr>
+        <w:t>]</w:t>
+      </w:r>
     </w:p>
     <w:p>
       <w:pPr>
@@ -16934,7 +18872,10 @@
         <w:ind w:left="720" w:right="0" w:hanging="360"/>
         <w:jc w:val="left"/>
         <w:rPr>
-          <w:noProof w:val="0"/>
+          <w:rFonts w:ascii="Aptos" w:hAnsi="Aptos" w:eastAsia="Aptos" w:cs="Aptos"/>
+          <w:noProof w:val="0"/>
+          <w:sz w:val="24"/>
+          <w:szCs w:val="24"/>
           <w:lang w:val="pt-BR"/>
         </w:rPr>
       </w:pPr>
@@ -16968,16 +18909,72 @@
           <w:noProof w:val="0"/>
           <w:lang w:val="pt-BR"/>
         </w:rPr>
-        <w:t xml:space="preserve"> para </w:t>
-      </w:r>
-      <w:r>
-        <w:rPr>
-          <w:b w:val="1"/>
-          <w:bCs w:val="1"/>
-          <w:noProof w:val="0"/>
-          <w:lang w:val="pt-BR"/>
-        </w:rPr>
-        <w:t>Quantos mundos cabem em uma biblioteca?</w:t>
+        <w:t xml:space="preserve"> </w:t>
+      </w:r>
+      <w:r>
+        <w:rPr>
+          <w:noProof w:val="0"/>
+          <w:lang w:val="pt-BR"/>
+        </w:rPr>
+        <w:t xml:space="preserve">para </w:t>
+      </w:r>
+      <w:r>
+        <w:rPr>
+          <w:b w:val="1"/>
+          <w:bCs w:val="1"/>
+          <w:noProof w:val="0"/>
+          <w:lang w:val="pt-BR"/>
+        </w:rPr>
+        <w:t>Quantos</w:t>
+      </w:r>
+      <w:r>
+        <w:rPr>
+          <w:b w:val="1"/>
+          <w:bCs w:val="1"/>
+          <w:noProof w:val="0"/>
+          <w:lang w:val="pt-BR"/>
+        </w:rPr>
+        <w:t xml:space="preserve"> mundos cabem em uma biblioteca?</w:t>
+      </w:r>
+      <w:r>
+        <w:rPr>
+          <w:b w:val="1"/>
+          <w:bCs w:val="1"/>
+          <w:noProof w:val="0"/>
+          <w:lang w:val="pt-BR"/>
+        </w:rPr>
+        <w:t xml:space="preserve"> </w:t>
+      </w:r>
+      <w:r>
+        <w:rPr>
+          <w:rFonts w:ascii="Aptos" w:hAnsi="Aptos" w:eastAsia="Aptos" w:cs="Aptos"/>
+          <w:noProof w:val="0"/>
+          <w:sz w:val="24"/>
+          <w:szCs w:val="24"/>
+          <w:lang w:val="pt-BR"/>
+        </w:rPr>
+        <w:t>[</w:t>
+      </w:r>
+      <w:r>
+        <w:rPr>
+          <w:rFonts w:ascii="Aptos" w:hAnsi="Aptos" w:eastAsia="Aptos" w:cs="Aptos"/>
+          <w:noProof w:val="0"/>
+          <w:sz w:val="24"/>
+          <w:szCs w:val="24"/>
+          <w:highlight w:val="green"/>
+          <w:lang w:val="pt-BR"/>
+        </w:rPr>
+        <w:t>ok</w:t>
+      </w:r>
+      <w:r>
+        <w:rPr>
+          <w:rFonts w:ascii="Aptos" w:hAnsi="Aptos" w:eastAsia="Aptos" w:cs="Aptos"/>
+          <w:noProof w:val="0"/>
+          <w:sz w:val="24"/>
+          <w:szCs w:val="24"/>
+          <w:lang w:val="pt-BR"/>
+        </w:rPr>
+        <w:t>]</w:t>
       </w:r>
     </w:p>
     <w:p>
@@ -16993,7 +18990,10 @@
         <w:ind w:left="720" w:right="0" w:hanging="360"/>
         <w:jc w:val="left"/>
         <w:rPr>
-          <w:noProof w:val="0"/>
+          <w:rFonts w:ascii="Aptos" w:hAnsi="Aptos" w:eastAsia="Aptos" w:cs="Aptos"/>
+          <w:noProof w:val="0"/>
+          <w:sz w:val="24"/>
+          <w:szCs w:val="24"/>
           <w:lang w:val="pt-BR"/>
         </w:rPr>
       </w:pPr>
@@ -17028,6 +19028,44 @@
           <w:lang w:val="pt-BR"/>
         </w:rPr>
         <w:t>, que apresenta o vídeo da Renata Nakano. Esse conteúdo não será mais utilizado nesta lição.</w:t>
+      </w:r>
+      <w:r>
+        <w:rPr>
+          <w:noProof w:val="0"/>
+          <w:lang w:val="pt-BR"/>
+        </w:rPr>
+        <w:t xml:space="preserve"> </w:t>
+      </w:r>
+      <w:r>
+        <w:rPr>
+          <w:rFonts w:ascii="Aptos" w:hAnsi="Aptos" w:eastAsia="Aptos" w:cs="Aptos"/>
+          <w:noProof w:val="0"/>
+          <w:sz w:val="24"/>
+          <w:szCs w:val="24"/>
+          <w:lang w:val="pt-BR"/>
+        </w:rPr>
+        <w:t>[</w:t>
+      </w:r>
+      <w:r>
+        <w:rPr>
+          <w:rFonts w:ascii="Aptos" w:hAnsi="Aptos" w:eastAsia="Aptos" w:cs="Aptos"/>
+          <w:noProof w:val="0"/>
+          <w:sz w:val="24"/>
+          <w:szCs w:val="24"/>
+          <w:highlight w:val="green"/>
+          <w:lang w:val="pt-BR"/>
+        </w:rPr>
+        <w:t>ok</w:t>
+      </w:r>
+      <w:r>
+        <w:rPr>
+          <w:rFonts w:ascii="Aptos" w:hAnsi="Aptos" w:eastAsia="Aptos" w:cs="Aptos"/>
+          <w:noProof w:val="0"/>
+          <w:sz w:val="24"/>
+          <w:szCs w:val="24"/>
+          <w:lang w:val="pt-BR"/>
+        </w:rPr>
+        <w:t>]</w:t>
       </w:r>
     </w:p>
     <w:p>
@@ -17043,7 +19081,10 @@
         <w:ind w:left="720" w:right="0" w:hanging="360"/>
         <w:jc w:val="left"/>
         <w:rPr>
-          <w:noProof w:val="0"/>
+          <w:rFonts w:ascii="Aptos" w:hAnsi="Aptos" w:eastAsia="Aptos" w:cs="Aptos"/>
+          <w:noProof w:val="0"/>
+          <w:sz w:val="24"/>
+          <w:szCs w:val="24"/>
           <w:lang w:val="pt-BR"/>
         </w:rPr>
       </w:pPr>
@@ -17078,6 +19119,46 @@
           <w:lang w:val="pt-BR"/>
         </w:rPr>
         <w:t>Lição 3 – Bibliodiversidade</w:t>
+      </w:r>
+      <w:r>
+        <w:rPr>
+          <w:b w:val="1"/>
+          <w:bCs w:val="1"/>
+          <w:noProof w:val="0"/>
+          <w:lang w:val="pt-BR"/>
+        </w:rPr>
+        <w:t xml:space="preserve"> </w:t>
+      </w:r>
+      <w:r>
+        <w:rPr>
+          <w:rFonts w:ascii="Aptos" w:hAnsi="Aptos" w:eastAsia="Aptos" w:cs="Aptos"/>
+          <w:noProof w:val="0"/>
+          <w:sz w:val="24"/>
+          <w:szCs w:val="24"/>
+          <w:lang w:val="pt-BR"/>
+        </w:rPr>
+        <w:t>[</w:t>
+      </w:r>
+      <w:r>
+        <w:rPr>
+          <w:rFonts w:ascii="Aptos" w:hAnsi="Aptos" w:eastAsia="Aptos" w:cs="Aptos"/>
+          <w:noProof w:val="0"/>
+          <w:sz w:val="24"/>
+          <w:szCs w:val="24"/>
+          <w:highlight w:val="green"/>
+          <w:lang w:val="pt-BR"/>
+        </w:rPr>
+        <w:t>ok</w:t>
+      </w:r>
+      <w:r>
+        <w:rPr>
+          <w:rFonts w:ascii="Aptos" w:hAnsi="Aptos" w:eastAsia="Aptos" w:cs="Aptos"/>
+          <w:noProof w:val="0"/>
+          <w:sz w:val="24"/>
+          <w:szCs w:val="24"/>
+          <w:lang w:val="pt-BR"/>
+        </w:rPr>
+        <w:t>]</w:t>
       </w:r>
     </w:p>
     <w:p>
@@ -17199,6 +19280,13 @@
         <w:spacing w:before="0" w:beforeAutospacing="off" w:after="160" w:afterAutospacing="off" w:line="276" w:lineRule="auto"/>
         <w:ind w:left="0" w:right="0"/>
         <w:jc w:val="left"/>
+        <w:rPr>
+          <w:rFonts w:ascii="Aptos" w:hAnsi="Aptos" w:eastAsia="Aptos" w:cs="Aptos"/>
+          <w:noProof w:val="0"/>
+          <w:sz w:val="24"/>
+          <w:szCs w:val="24"/>
+          <w:lang w:val="pt-BR"/>
+        </w:rPr>
       </w:pPr>
       <w:r>
         <w:rPr>
@@ -17259,6 +19347,49 @@
           <w:lang w:val="pt-BR"/>
         </w:rPr>
         <w:t xml:space="preserve"> acervos</w:t>
+      </w:r>
+      <w:r>
+        <w:rPr>
+          <w:rFonts w:ascii="Aptos" w:hAnsi="Aptos" w:eastAsia="Aptos" w:cs="Aptos"/>
+          <w:b w:val="1"/>
+          <w:bCs w:val="1"/>
+          <w:noProof w:val="0"/>
+          <w:sz w:val="24"/>
+          <w:szCs w:val="24"/>
+          <w:lang w:val="pt-BR"/>
+        </w:rPr>
+        <w:t xml:space="preserve"> </w:t>
+      </w:r>
+      <w:r>
+        <w:rPr>
+          <w:rFonts w:ascii="Aptos" w:hAnsi="Aptos" w:eastAsia="Aptos" w:cs="Aptos"/>
+          <w:noProof w:val="0"/>
+          <w:sz w:val="24"/>
+          <w:szCs w:val="24"/>
+          <w:lang w:val="pt-BR"/>
+        </w:rPr>
+        <w:t>[</w:t>
+      </w:r>
+      <w:r>
+        <w:rPr>
+          <w:rFonts w:ascii="Aptos" w:hAnsi="Aptos" w:eastAsia="Aptos" w:cs="Aptos"/>
+          <w:noProof w:val="0"/>
+          <w:sz w:val="24"/>
+          <w:szCs w:val="24"/>
+          <w:highlight w:val="green"/>
+          <w:lang w:val="pt-BR"/>
+        </w:rPr>
+        <w:t>ok</w:t>
+      </w:r>
+      <w:r>
+        <w:rPr>
+          <w:rFonts w:ascii="Aptos" w:hAnsi="Aptos" w:eastAsia="Aptos" w:cs="Aptos"/>
+          <w:noProof w:val="0"/>
+          <w:sz w:val="24"/>
+          <w:szCs w:val="24"/>
+          <w:lang w:val="pt-BR"/>
+        </w:rPr>
+        <w:t>]</w:t>
       </w:r>
     </w:p>
     <w:p>
@@ -18204,12 +20335,18 @@
     </w:p>
     <w:p>
       <w:pPr>
-        <w:pStyle w:val="Heading2"/>
+        <w:pStyle w:val="Normal"/>
         <w:suppressLineNumbers w:val="0"/>
         <w:bidi w:val="0"/>
         <w:spacing w:before="160" w:beforeAutospacing="off" w:after="80" w:afterAutospacing="off" w:line="278" w:lineRule="auto"/>
-        <w:ind w:left="0" w:right="0"/>
-        <w:jc w:val="left"/>
+        <w:ind/>
+        <w:rPr>
+          <w:rFonts w:ascii="Aptos" w:hAnsi="Aptos" w:eastAsia="Aptos" w:cs="Aptos"/>
+          <w:noProof w:val="0"/>
+          <w:sz w:val="24"/>
+          <w:szCs w:val="24"/>
+          <w:lang w:val="pt-BR"/>
+        </w:rPr>
       </w:pPr>
       <w:r>
         <w:rPr>
@@ -18221,6 +20358,48 @@
           <w:szCs w:val="28"/>
         </w:rPr>
         <w:t>Ajustes no Fórum (da Parte 4) - Bibliodiversidade</w:t>
+      </w:r>
+      <w:r>
+        <w:rPr>
+          <w:rFonts w:ascii="Aptos" w:hAnsi="Aptos" w:eastAsia="Aptos" w:cs="Aptos"/>
+          <w:b w:val="1"/>
+          <w:bCs w:val="1"/>
+          <w:color w:val="FF0000"/>
+          <w:sz w:val="28"/>
+          <w:szCs w:val="28"/>
+        </w:rPr>
+        <w:t xml:space="preserve"> </w:t>
+      </w:r>
+      <w:r>
+        <w:rPr>
+          <w:rFonts w:ascii="Aptos" w:hAnsi="Aptos" w:eastAsia="Aptos" w:cs="Aptos"/>
+          <w:noProof w:val="0"/>
+          <w:sz w:val="24"/>
+          <w:szCs w:val="24"/>
+          <w:lang w:val="pt-BR"/>
+        </w:rPr>
+        <w:t>[</w:t>
+      </w:r>
+      <w:r>
+        <w:rPr>
+          <w:rFonts w:ascii="Aptos" w:hAnsi="Aptos" w:eastAsia="Aptos" w:cs="Aptos"/>
+          <w:noProof w:val="0"/>
+          <w:sz w:val="24"/>
+          <w:szCs w:val="24"/>
+          <w:highlight w:val="green"/>
+          <w:lang w:val="pt-BR"/>
+        </w:rPr>
+        <w:t>ok</w:t>
+      </w:r>
+      <w:r>
+        <w:rPr>
+          <w:rFonts w:ascii="Aptos" w:hAnsi="Aptos" w:eastAsia="Aptos" w:cs="Aptos"/>
+          <w:noProof w:val="0"/>
+          <w:sz w:val="24"/>
+          <w:szCs w:val="24"/>
+          <w:lang w:val="pt-BR"/>
+        </w:rPr>
+        <w:t>]</w:t>
       </w:r>
     </w:p>
     <w:p>
@@ -18281,6 +20460,47 @@
         </w:rPr>
         <w:t>, devendo ser movido para o final da sequência de conteúdos e atividades desta parte.</w:t>
       </w:r>
+      <w:r>
+        <w:rPr>
+          <w:rFonts w:ascii="Aptos" w:hAnsi="Aptos" w:eastAsia="Aptos" w:cs="Aptos"/>
+          <w:noProof w:val="0"/>
+          <w:sz w:val="24"/>
+          <w:szCs w:val="24"/>
+          <w:lang w:val="pt-BR"/>
+        </w:rPr>
+        <w:t xml:space="preserve"> </w:t>
+      </w:r>
+      <w:r>
+        <w:rPr>
+          <w:rFonts w:ascii="Aptos" w:hAnsi="Aptos" w:eastAsia="Aptos" w:cs="Aptos"/>
+          <w:noProof w:val="0"/>
+          <w:sz w:val="24"/>
+          <w:szCs w:val="24"/>
+          <w:lang w:val="pt-BR"/>
+        </w:rPr>
+        <w:t>[</w:t>
+      </w:r>
+      <w:r>
+        <w:rPr>
+          <w:rFonts w:ascii="Aptos" w:hAnsi="Aptos" w:eastAsia="Aptos" w:cs="Aptos"/>
+          <w:noProof w:val="0"/>
+          <w:sz w:val="24"/>
+          <w:szCs w:val="24"/>
+          <w:highlight w:val="green"/>
+          <w:lang w:val="pt-BR"/>
+        </w:rPr>
+        <w:t>ok</w:t>
+      </w:r>
+      <w:r>
+        <w:rPr>
+          <w:rFonts w:ascii="Aptos" w:hAnsi="Aptos" w:eastAsia="Aptos" w:cs="Aptos"/>
+          <w:noProof w:val="0"/>
+          <w:sz w:val="24"/>
+          <w:szCs w:val="24"/>
+          <w:lang w:val="pt-BR"/>
+        </w:rPr>
+        <w:t>]</w:t>
+      </w:r>
     </w:p>
     <w:p>
       <w:pPr>
@@ -18356,6 +20576,47 @@
         </w:rPr>
         <w:t>, passando a dialogar com o conjunto de conteúdos trabalhados na Parte 4, e não mais com esse vídeo específico.</w:t>
       </w:r>
+      <w:r>
+        <w:rPr>
+          <w:rFonts w:ascii="Aptos" w:hAnsi="Aptos" w:eastAsia="Aptos" w:cs="Aptos"/>
+          <w:noProof w:val="0"/>
+          <w:sz w:val="24"/>
+          <w:szCs w:val="24"/>
+          <w:lang w:val="pt-BR"/>
+        </w:rPr>
+        <w:t xml:space="preserve"> </w:t>
+      </w:r>
+      <w:r>
+        <w:rPr>
+          <w:rFonts w:ascii="Aptos" w:hAnsi="Aptos" w:eastAsia="Aptos" w:cs="Aptos"/>
+          <w:noProof w:val="0"/>
+          <w:sz w:val="24"/>
+          <w:szCs w:val="24"/>
+          <w:lang w:val="pt-BR"/>
+        </w:rPr>
+        <w:t>[</w:t>
+      </w:r>
+      <w:r>
+        <w:rPr>
+          <w:rFonts w:ascii="Aptos" w:hAnsi="Aptos" w:eastAsia="Aptos" w:cs="Aptos"/>
+          <w:noProof w:val="0"/>
+          <w:sz w:val="24"/>
+          <w:szCs w:val="24"/>
+          <w:highlight w:val="green"/>
+          <w:lang w:val="pt-BR"/>
+        </w:rPr>
+        <w:t>ok</w:t>
+      </w:r>
+      <w:r>
+        <w:rPr>
+          <w:rFonts w:ascii="Aptos" w:hAnsi="Aptos" w:eastAsia="Aptos" w:cs="Aptos"/>
+          <w:noProof w:val="0"/>
+          <w:sz w:val="24"/>
+          <w:szCs w:val="24"/>
+          <w:lang w:val="pt-BR"/>
+        </w:rPr>
+        <w:t>]</w:t>
+      </w:r>
     </w:p>
     <w:p>
       <w:pPr>
@@ -18430,6 +20691,47 @@
         </w:rPr>
         <w:t>.</w:t>
       </w:r>
+      <w:r>
+        <w:rPr>
+          <w:rFonts w:ascii="Aptos" w:hAnsi="Aptos" w:eastAsia="Aptos" w:cs="Aptos"/>
+          <w:noProof w:val="0"/>
+          <w:sz w:val="24"/>
+          <w:szCs w:val="24"/>
+          <w:lang w:val="pt-BR"/>
+        </w:rPr>
+        <w:t xml:space="preserve"> </w:t>
+      </w:r>
+      <w:r>
+        <w:rPr>
+          <w:rFonts w:ascii="Aptos" w:hAnsi="Aptos" w:eastAsia="Aptos" w:cs="Aptos"/>
+          <w:noProof w:val="0"/>
+          <w:sz w:val="24"/>
+          <w:szCs w:val="24"/>
+          <w:lang w:val="pt-BR"/>
+        </w:rPr>
+        <w:t>[</w:t>
+      </w:r>
+      <w:r>
+        <w:rPr>
+          <w:rFonts w:ascii="Aptos" w:hAnsi="Aptos" w:eastAsia="Aptos" w:cs="Aptos"/>
+          <w:noProof w:val="0"/>
+          <w:sz w:val="24"/>
+          <w:szCs w:val="24"/>
+          <w:highlight w:val="green"/>
+          <w:lang w:val="pt-BR"/>
+        </w:rPr>
+        <w:t>ok</w:t>
+      </w:r>
+      <w:r>
+        <w:rPr>
+          <w:rFonts w:ascii="Aptos" w:hAnsi="Aptos" w:eastAsia="Aptos" w:cs="Aptos"/>
+          <w:noProof w:val="0"/>
+          <w:sz w:val="24"/>
+          <w:szCs w:val="24"/>
+          <w:lang w:val="pt-BR"/>
+        </w:rPr>
+        <w:t>]</w:t>
+      </w:r>
     </w:p>
     <w:p>
       <w:pPr>
@@ -18535,6 +20837,47 @@
         </w:rPr>
         <w:t>, e instruções de participação.</w:t>
       </w:r>
+      <w:r>
+        <w:rPr>
+          <w:rFonts w:ascii="Aptos" w:hAnsi="Aptos" w:eastAsia="Aptos" w:cs="Aptos"/>
+          <w:noProof w:val="0"/>
+          <w:sz w:val="24"/>
+          <w:szCs w:val="24"/>
+          <w:lang w:val="pt-BR"/>
+        </w:rPr>
+        <w:t xml:space="preserve"> </w:t>
+      </w:r>
+      <w:r>
+        <w:rPr>
+          <w:rFonts w:ascii="Aptos" w:hAnsi="Aptos" w:eastAsia="Aptos" w:cs="Aptos"/>
+          <w:noProof w:val="0"/>
+          <w:sz w:val="24"/>
+          <w:szCs w:val="24"/>
+          <w:lang w:val="pt-BR"/>
+        </w:rPr>
+        <w:t>[</w:t>
+      </w:r>
+      <w:r>
+        <w:rPr>
+          <w:rFonts w:ascii="Aptos" w:hAnsi="Aptos" w:eastAsia="Aptos" w:cs="Aptos"/>
+          <w:noProof w:val="0"/>
+          <w:sz w:val="24"/>
+          <w:szCs w:val="24"/>
+          <w:highlight w:val="green"/>
+          <w:lang w:val="pt-BR"/>
+        </w:rPr>
+        <w:t>ok</w:t>
+      </w:r>
+      <w:r>
+        <w:rPr>
+          <w:rFonts w:ascii="Aptos" w:hAnsi="Aptos" w:eastAsia="Aptos" w:cs="Aptos"/>
+          <w:noProof w:val="0"/>
+          <w:sz w:val="24"/>
+          <w:szCs w:val="24"/>
+          <w:lang w:val="pt-BR"/>
+        </w:rPr>
+        <w:t>]</w:t>
+      </w:r>
     </w:p>
     <w:p>
       <w:pPr>
@@ -18617,10 +20960,18 @@
     </w:p>
     <w:p>
       <w:pPr>
+        <w:pStyle w:val="Normal"/>
         <w:suppressLineNumbers w:val="0"/>
         <w:bidi w:val="0"/>
         <w:spacing w:before="0" w:beforeAutospacing="off" w:after="160" w:afterAutospacing="off" w:line="276" w:lineRule="auto"/>
         <w:ind/>
+        <w:rPr>
+          <w:rFonts w:ascii="Aptos" w:hAnsi="Aptos" w:eastAsia="Aptos" w:cs="Aptos"/>
+          <w:noProof w:val="0"/>
+          <w:sz w:val="24"/>
+          <w:szCs w:val="24"/>
+          <w:lang w:val="pt-BR"/>
+        </w:rPr>
       </w:pPr>
       <w:r>
         <w:rPr>
@@ -18633,6 +20984,49 @@
           <w:lang w:val="pt-BR"/>
         </w:rPr>
         <w:t>FÓRUM | A importância da bibliodiversidade para a formação leitora</w:t>
+      </w:r>
+      <w:r>
+        <w:rPr>
+          <w:rFonts w:ascii="Aptos" w:hAnsi="Aptos" w:eastAsia="Aptos" w:cs="Aptos"/>
+          <w:b w:val="1"/>
+          <w:bCs w:val="1"/>
+          <w:noProof w:val="0"/>
+          <w:sz w:val="24"/>
+          <w:szCs w:val="24"/>
+          <w:lang w:val="pt-BR"/>
+        </w:rPr>
+        <w:t xml:space="preserve"> </w:t>
+      </w:r>
+      <w:r>
+        <w:rPr>
+          <w:rFonts w:ascii="Aptos" w:hAnsi="Aptos" w:eastAsia="Aptos" w:cs="Aptos"/>
+          <w:noProof w:val="0"/>
+          <w:sz w:val="24"/>
+          <w:szCs w:val="24"/>
+          <w:lang w:val="pt-BR"/>
+        </w:rPr>
+        <w:t>[</w:t>
+      </w:r>
+      <w:r>
+        <w:rPr>
+          <w:rFonts w:ascii="Aptos" w:hAnsi="Aptos" w:eastAsia="Aptos" w:cs="Aptos"/>
+          <w:noProof w:val="0"/>
+          <w:sz w:val="24"/>
+          <w:szCs w:val="24"/>
+          <w:highlight w:val="green"/>
+          <w:lang w:val="pt-BR"/>
+        </w:rPr>
+        <w:t>ok</w:t>
+      </w:r>
+      <w:r>
+        <w:rPr>
+          <w:rFonts w:ascii="Aptos" w:hAnsi="Aptos" w:eastAsia="Aptos" w:cs="Aptos"/>
+          <w:noProof w:val="0"/>
+          <w:sz w:val="24"/>
+          <w:szCs w:val="24"/>
+          <w:lang w:val="pt-BR"/>
+        </w:rPr>
+        <w:t>]</w:t>
       </w:r>
     </w:p>
     <w:p>
@@ -19084,7 +21478,91 @@
           <w:sz w:val="28"/>
           <w:szCs w:val="28"/>
         </w:rPr>
-        <w:t xml:space="preserve"> (da Parte 4) - Bibliodiversidade</w:t>
+        <w:t xml:space="preserve"> (da Parte 4) - </w:t>
+      </w:r>
+      <w:r>
+        <w:rPr>
+          <w:rFonts w:ascii="Aptos" w:hAnsi="Aptos" w:eastAsia="Aptos" w:cs="Aptos"/>
+          <w:b w:val="1"/>
+          <w:bCs w:val="1"/>
+          <w:strike w:val="1"/>
+          <w:color w:val="FF0000"/>
+          <w:sz w:val="28"/>
+          <w:szCs w:val="28"/>
+          <w:u w:val="none"/>
+        </w:rPr>
+        <w:t>Bibliodiversidade</w:t>
+      </w:r>
+      <w:r>
+        <w:rPr>
+          <w:rFonts w:ascii="Aptos" w:hAnsi="Aptos" w:eastAsia="Aptos" w:cs="Aptos"/>
+          <w:b w:val="1"/>
+          <w:bCs w:val="1"/>
+          <w:strike w:val="1"/>
+          <w:color w:val="FF0000"/>
+          <w:sz w:val="28"/>
+          <w:szCs w:val="28"/>
+          <w:u w:val="none"/>
+        </w:rPr>
+        <w:t xml:space="preserve"> </w:t>
+      </w:r>
+      <w:r>
+        <w:rPr>
+          <w:rFonts w:ascii="Aptos" w:hAnsi="Aptos" w:eastAsia="Aptos" w:cs="Aptos"/>
+          <w:b w:val="0"/>
+          <w:bCs w:val="0"/>
+          <w:strike w:val="0"/>
+          <w:dstrike w:val="0"/>
+          <w:color w:val="auto"/>
+          <w:sz w:val="28"/>
+          <w:szCs w:val="28"/>
+          <w:u w:val="none"/>
+        </w:rPr>
+        <w:t>[</w:t>
+      </w:r>
+      <w:r>
+        <w:rPr>
+          <w:rFonts w:ascii="Aptos" w:hAnsi="Aptos" w:eastAsia="Aptos" w:cs="Aptos"/>
+          <w:b w:val="0"/>
+          <w:bCs w:val="0"/>
+          <w:strike w:val="0"/>
+          <w:dstrike w:val="0"/>
+          <w:color w:val="auto"/>
+          <w:sz w:val="28"/>
+          <w:szCs w:val="28"/>
+          <w:highlight w:val="green"/>
+          <w:u w:val="none"/>
+        </w:rPr>
+        <w:t xml:space="preserve">ok - título correto mantido como </w:t>
+      </w:r>
+      <w:r>
+        <w:rPr>
+          <w:rFonts w:ascii="Aptos" w:hAnsi="Aptos" w:eastAsia="Aptos" w:cs="Aptos"/>
+          <w:b w:val="0"/>
+          <w:bCs w:val="0"/>
+          <w:strike w:val="0"/>
+          <w:dstrike w:val="0"/>
+          <w:color w:val="auto"/>
+          <w:sz w:val="28"/>
+          <w:szCs w:val="28"/>
+          <w:highlight w:val="green"/>
+          <w:u w:val="none"/>
+        </w:rPr>
+        <w:t>“Representatividade e Direito à Imaginação”</w:t>
+      </w:r>
+      <w:r>
+        <w:rPr>
+          <w:rFonts w:ascii="Aptos" w:hAnsi="Aptos" w:eastAsia="Aptos" w:cs="Aptos"/>
+          <w:b w:val="0"/>
+          <w:bCs w:val="0"/>
+          <w:strike w:val="0"/>
+          <w:dstrike w:val="0"/>
+          <w:color w:val="auto"/>
+          <w:sz w:val="28"/>
+          <w:szCs w:val="28"/>
+          <w:u w:val="none"/>
+        </w:rPr>
+        <w:t>]</w:t>
       </w:r>
     </w:p>
     <w:p>
@@ -19203,7 +21681,31 @@
           <w:szCs w:val="24"/>
           <w:lang w:val="pt-BR"/>
         </w:rPr>
-        <w:t>padronizar a legenda da ilustração</w:t>
+        <w:t>padroniz</w:t>
+      </w:r>
+      <w:r>
+        <w:rPr>
+          <w:rFonts w:ascii="Aptos" w:hAnsi="Aptos" w:eastAsia="Aptos" w:cs="Aptos"/>
+          <w:b w:val="1"/>
+          <w:bCs w:val="1"/>
+          <w:noProof w:val="0"/>
+          <w:sz w:val="24"/>
+          <w:szCs w:val="24"/>
+          <w:lang w:val="pt-BR"/>
+        </w:rPr>
+        <w:t>ar a leg</w:t>
+      </w:r>
+      <w:r>
+        <w:rPr>
+          <w:rFonts w:ascii="Aptos" w:hAnsi="Aptos" w:eastAsia="Aptos" w:cs="Aptos"/>
+          <w:b w:val="1"/>
+          <w:bCs w:val="1"/>
+          <w:noProof w:val="0"/>
+          <w:sz w:val="24"/>
+          <w:szCs w:val="24"/>
+          <w:lang w:val="pt-BR"/>
+        </w:rPr>
+        <w:t>enda da ilustração</w:t>
       </w:r>
       <w:r>
         <w:rPr>
@@ -19243,6 +21745,44 @@
           <w:lang w:val="pt-BR"/>
         </w:rPr>
         <w:t>minadehq.com.br/representatividade-importa/</w:t>
+      </w:r>
+      <w:r>
+        <w:rPr>
+          <w:noProof w:val="0"/>
+          <w:lang w:val="pt-BR"/>
+        </w:rPr>
+        <w:t xml:space="preserve"> </w:t>
+      </w:r>
+      <w:r>
+        <w:rPr>
+          <w:rFonts w:ascii="Aptos" w:hAnsi="Aptos" w:eastAsia="Aptos" w:cs="Aptos"/>
+          <w:noProof w:val="0"/>
+          <w:sz w:val="24"/>
+          <w:szCs w:val="24"/>
+          <w:lang w:val="pt-BR"/>
+        </w:rPr>
+        <w:t>[</w:t>
+      </w:r>
+      <w:r>
+        <w:rPr>
+          <w:rFonts w:ascii="Aptos" w:hAnsi="Aptos" w:eastAsia="Aptos" w:cs="Aptos"/>
+          <w:noProof w:val="0"/>
+          <w:sz w:val="24"/>
+          <w:szCs w:val="24"/>
+          <w:highlight w:val="green"/>
+          <w:lang w:val="pt-BR"/>
+        </w:rPr>
+        <w:t>ok</w:t>
+      </w:r>
+      <w:r>
+        <w:rPr>
+          <w:rFonts w:ascii="Aptos" w:hAnsi="Aptos" w:eastAsia="Aptos" w:cs="Aptos"/>
+          <w:noProof w:val="0"/>
+          <w:sz w:val="24"/>
+          <w:szCs w:val="24"/>
+          <w:lang w:val="pt-BR"/>
+        </w:rPr>
+        <w:t>]</w:t>
       </w:r>
     </w:p>
     <w:p>
@@ -19257,7 +21797,10 @@
         <w:spacing w:before="240" w:beforeAutospacing="off" w:after="240" w:afterAutospacing="off" w:line="279" w:lineRule="auto"/>
         <w:ind/>
         <w:rPr>
-          <w:noProof w:val="0"/>
+          <w:rFonts w:ascii="Aptos" w:hAnsi="Aptos" w:eastAsia="Aptos" w:cs="Aptos"/>
+          <w:noProof w:val="0"/>
+          <w:sz w:val="24"/>
+          <w:szCs w:val="24"/>
           <w:lang w:val="pt-BR"/>
         </w:rPr>
       </w:pPr>
@@ -19308,6 +21851,44 @@
           <w:lang w:val="pt-BR"/>
         </w:rPr>
         <w:t>.</w:t>
+      </w:r>
+      <w:r>
+        <w:rPr>
+          <w:noProof w:val="0"/>
+          <w:lang w:val="pt-BR"/>
+        </w:rPr>
+        <w:t xml:space="preserve"> </w:t>
+      </w:r>
+      <w:r>
+        <w:rPr>
+          <w:rFonts w:ascii="Aptos" w:hAnsi="Aptos" w:eastAsia="Aptos" w:cs="Aptos"/>
+          <w:noProof w:val="0"/>
+          <w:sz w:val="24"/>
+          <w:szCs w:val="24"/>
+          <w:lang w:val="pt-BR"/>
+        </w:rPr>
+        <w:t>[</w:t>
+      </w:r>
+      <w:r>
+        <w:rPr>
+          <w:rFonts w:ascii="Aptos" w:hAnsi="Aptos" w:eastAsia="Aptos" w:cs="Aptos"/>
+          <w:noProof w:val="0"/>
+          <w:sz w:val="24"/>
+          <w:szCs w:val="24"/>
+          <w:highlight w:val="green"/>
+          <w:lang w:val="pt-BR"/>
+        </w:rPr>
+        <w:t>ok</w:t>
+      </w:r>
+      <w:r>
+        <w:rPr>
+          <w:rFonts w:ascii="Aptos" w:hAnsi="Aptos" w:eastAsia="Aptos" w:cs="Aptos"/>
+          <w:noProof w:val="0"/>
+          <w:sz w:val="24"/>
+          <w:szCs w:val="24"/>
+          <w:lang w:val="pt-BR"/>
+        </w:rPr>
+        <w:t>]</w:t>
       </w:r>
     </w:p>
     <w:p>
@@ -19322,7 +21903,10 @@
         <w:spacing w:before="0" w:beforeAutospacing="off" w:after="0" w:afterAutospacing="off" w:line="279" w:lineRule="auto"/>
         <w:ind/>
         <w:rPr>
-          <w:noProof w:val="0"/>
+          <w:rFonts w:ascii="Aptos" w:hAnsi="Aptos" w:eastAsia="Aptos" w:cs="Aptos"/>
+          <w:noProof w:val="0"/>
+          <w:sz w:val="24"/>
+          <w:szCs w:val="24"/>
           <w:lang w:val="pt-BR"/>
         </w:rPr>
       </w:pPr>
@@ -19373,6 +21957,44 @@
           <w:lang w:val="pt-BR"/>
         </w:rPr>
         <w:t>, de conclusão, deve ser mantido.</w:t>
+      </w:r>
+      <w:r>
+        <w:rPr>
+          <w:noProof w:val="0"/>
+          <w:lang w:val="pt-BR"/>
+        </w:rPr>
+        <w:t xml:space="preserve"> </w:t>
+      </w:r>
+      <w:r>
+        <w:rPr>
+          <w:rFonts w:ascii="Aptos" w:hAnsi="Aptos" w:eastAsia="Aptos" w:cs="Aptos"/>
+          <w:noProof w:val="0"/>
+          <w:sz w:val="24"/>
+          <w:szCs w:val="24"/>
+          <w:lang w:val="pt-BR"/>
+        </w:rPr>
+        <w:t>[</w:t>
+      </w:r>
+      <w:r>
+        <w:rPr>
+          <w:rFonts w:ascii="Aptos" w:hAnsi="Aptos" w:eastAsia="Aptos" w:cs="Aptos"/>
+          <w:noProof w:val="0"/>
+          <w:sz w:val="24"/>
+          <w:szCs w:val="24"/>
+          <w:highlight w:val="green"/>
+          <w:lang w:val="pt-BR"/>
+        </w:rPr>
+        <w:t>ok</w:t>
+      </w:r>
+      <w:r>
+        <w:rPr>
+          <w:rFonts w:ascii="Aptos" w:hAnsi="Aptos" w:eastAsia="Aptos" w:cs="Aptos"/>
+          <w:noProof w:val="0"/>
+          <w:sz w:val="24"/>
+          <w:szCs w:val="24"/>
+          <w:lang w:val="pt-BR"/>
+        </w:rPr>
+        <w:t>]</w:t>
       </w:r>
     </w:p>
     <w:p>
@@ -19439,6 +22061,44 @@
         </w:rPr>
         <w:t>minadehq.com.br/representatividade-importa/</w:t>
       </w:r>
+      <w:r>
+        <w:rPr>
+          <w:noProof w:val="0"/>
+          <w:lang w:val="pt-BR"/>
+        </w:rPr>
+        <w:t xml:space="preserve"> </w:t>
+      </w:r>
+      <w:r>
+        <w:rPr>
+          <w:rFonts w:ascii="Aptos" w:hAnsi="Aptos" w:eastAsia="Aptos" w:cs="Aptos"/>
+          <w:noProof w:val="0"/>
+          <w:sz w:val="24"/>
+          <w:szCs w:val="24"/>
+          <w:lang w:val="pt-BR"/>
+        </w:rPr>
+        <w:t>[</w:t>
+      </w:r>
+      <w:r>
+        <w:rPr>
+          <w:rFonts w:ascii="Aptos" w:hAnsi="Aptos" w:eastAsia="Aptos" w:cs="Aptos"/>
+          <w:noProof w:val="0"/>
+          <w:sz w:val="24"/>
+          <w:szCs w:val="24"/>
+          <w:highlight w:val="green"/>
+          <w:lang w:val="pt-BR"/>
+        </w:rPr>
+        <w:t>ok</w:t>
+      </w:r>
+      <w:r>
+        <w:rPr>
+          <w:rFonts w:ascii="Aptos" w:hAnsi="Aptos" w:eastAsia="Aptos" w:cs="Aptos"/>
+          <w:noProof w:val="0"/>
+          <w:sz w:val="24"/>
+          <w:szCs w:val="24"/>
+          <w:lang w:val="pt-BR"/>
+        </w:rPr>
+        <w:t>]</w:t>
+      </w:r>
     </w:p>
     <w:p>
       <w:pPr>
@@ -19453,7 +22113,10 @@
         <w:ind w:left="720" w:right="0" w:hanging="360"/>
         <w:jc w:val="left"/>
         <w:rPr>
-          <w:noProof w:val="0"/>
+          <w:rFonts w:ascii="Aptos" w:hAnsi="Aptos" w:eastAsia="Aptos" w:cs="Aptos"/>
+          <w:noProof w:val="0"/>
+          <w:sz w:val="24"/>
+          <w:szCs w:val="24"/>
           <w:lang w:val="pt-BR"/>
         </w:rPr>
       </w:pPr>
@@ -19590,6 +22253,48 @@
         </w:rPr>
         <w:t>s</w:t>
       </w:r>
+      <w:r>
+        <w:rPr>
+          <w:b w:val="0"/>
+          <w:bCs w:val="0"/>
+          <w:i w:val="0"/>
+          <w:iCs w:val="0"/>
+          <w:noProof w:val="0"/>
+          <w:lang w:val="pt-BR"/>
+        </w:rPr>
+        <w:t xml:space="preserve"> </w:t>
+      </w:r>
+      <w:r>
+        <w:rPr>
+          <w:rFonts w:ascii="Aptos" w:hAnsi="Aptos" w:eastAsia="Aptos" w:cs="Aptos"/>
+          <w:noProof w:val="0"/>
+          <w:sz w:val="24"/>
+          <w:szCs w:val="24"/>
+          <w:lang w:val="pt-BR"/>
+        </w:rPr>
+        <w:t>[</w:t>
+      </w:r>
+      <w:r>
+        <w:rPr>
+          <w:rFonts w:ascii="Aptos" w:hAnsi="Aptos" w:eastAsia="Aptos" w:cs="Aptos"/>
+          <w:noProof w:val="0"/>
+          <w:sz w:val="24"/>
+          <w:szCs w:val="24"/>
+          <w:highlight w:val="green"/>
+          <w:lang w:val="pt-BR"/>
+        </w:rPr>
+        <w:t>ok</w:t>
+      </w:r>
+      <w:r>
+        <w:rPr>
+          <w:rFonts w:ascii="Aptos" w:hAnsi="Aptos" w:eastAsia="Aptos" w:cs="Aptos"/>
+          <w:noProof w:val="0"/>
+          <w:sz w:val="24"/>
+          <w:szCs w:val="24"/>
+          <w:lang w:val="pt-BR"/>
+        </w:rPr>
+        <w:t>]</w:t>
+      </w:r>
     </w:p>
     <w:p>
       <w:pPr>
@@ -19604,7 +22309,10 @@
         <w:ind w:left="720" w:right="0" w:hanging="360"/>
         <w:jc w:val="left"/>
         <w:rPr>
-          <w:noProof w:val="0"/>
+          <w:rFonts w:ascii="Aptos" w:hAnsi="Aptos" w:eastAsia="Aptos" w:cs="Aptos"/>
+          <w:noProof w:val="0"/>
+          <w:sz w:val="24"/>
+          <w:szCs w:val="24"/>
           <w:lang w:val="pt-BR"/>
         </w:rPr>
       </w:pPr>
@@ -19800,6 +22508,48 @@
         </w:rPr>
         <w:t>s</w:t>
       </w:r>
+      <w:r>
+        <w:rPr>
+          <w:b w:val="0"/>
+          <w:bCs w:val="0"/>
+          <w:i w:val="0"/>
+          <w:iCs w:val="0"/>
+          <w:noProof w:val="0"/>
+          <w:lang w:val="pt-BR"/>
+        </w:rPr>
+        <w:t xml:space="preserve"> </w:t>
+      </w:r>
+      <w:r>
+        <w:rPr>
+          <w:rFonts w:ascii="Aptos" w:hAnsi="Aptos" w:eastAsia="Aptos" w:cs="Aptos"/>
+          <w:noProof w:val="0"/>
+          <w:sz w:val="24"/>
+          <w:szCs w:val="24"/>
+          <w:lang w:val="pt-BR"/>
+        </w:rPr>
+        <w:t>[</w:t>
+      </w:r>
+      <w:r>
+        <w:rPr>
+          <w:rFonts w:ascii="Aptos" w:hAnsi="Aptos" w:eastAsia="Aptos" w:cs="Aptos"/>
+          <w:noProof w:val="0"/>
+          <w:sz w:val="24"/>
+          <w:szCs w:val="24"/>
+          <w:highlight w:val="green"/>
+          <w:lang w:val="pt-BR"/>
+        </w:rPr>
+        <w:t>ok</w:t>
+      </w:r>
+      <w:r>
+        <w:rPr>
+          <w:rFonts w:ascii="Aptos" w:hAnsi="Aptos" w:eastAsia="Aptos" w:cs="Aptos"/>
+          <w:noProof w:val="0"/>
+          <w:sz w:val="24"/>
+          <w:szCs w:val="24"/>
+          <w:lang w:val="pt-BR"/>
+        </w:rPr>
+        <w:t>]</w:t>
+      </w:r>
     </w:p>
     <w:p>
       <w:pPr>
@@ -20001,330 +22751,6 @@
         </w:rPr>
         <w:t>As redes de cuidado na Primeira Infância</w:t>
       </w:r>
-    </w:p>
-    <w:p>
-      <w:pPr>
-        <w:pStyle w:val="ListParagraph"/>
-        <w:numPr>
-          <w:ilvl w:val="0"/>
-          <w:numId w:val="1"/>
-        </w:numPr>
-        <w:suppressLineNumbers w:val="0"/>
-        <w:bidi w:val="0"/>
-        <w:spacing w:before="0" w:beforeAutospacing="off" w:after="0" w:afterAutospacing="off" w:line="279" w:lineRule="auto"/>
-        <w:ind/>
-        <w:rPr>
-          <w:rFonts w:ascii="Aptos" w:hAnsi="Aptos" w:eastAsia="Aptos" w:cs="Aptos"/>
-          <w:noProof w:val="0"/>
-          <w:sz w:val="24"/>
-          <w:szCs w:val="24"/>
-          <w:lang w:val="pt-BR"/>
-        </w:rPr>
-      </w:pPr>
-      <w:r>
-        <w:rPr>
-          <w:rFonts w:ascii="Aptos" w:hAnsi="Aptos" w:eastAsia="Aptos" w:cs="Aptos"/>
-          <w:noProof w:val="0"/>
-          <w:sz w:val="24"/>
-          <w:szCs w:val="24"/>
-          <w:lang w:val="pt-BR"/>
-        </w:rPr>
-        <w:t xml:space="preserve">Ainda na </w:t>
-      </w:r>
-      <w:r>
-        <w:rPr>
-          <w:rFonts w:ascii="Aptos" w:hAnsi="Aptos" w:eastAsia="Aptos" w:cs="Aptos"/>
-          <w:b w:val="1"/>
-          <w:bCs w:val="1"/>
-          <w:noProof w:val="0"/>
-          <w:sz w:val="24"/>
-          <w:szCs w:val="24"/>
-          <w:lang w:val="pt-BR"/>
-        </w:rPr>
-        <w:t>página 1</w:t>
-      </w:r>
-      <w:r>
-        <w:rPr>
-          <w:rFonts w:ascii="Aptos" w:hAnsi="Aptos" w:eastAsia="Aptos" w:cs="Aptos"/>
-          <w:noProof w:val="0"/>
-          <w:sz w:val="24"/>
-          <w:szCs w:val="24"/>
-          <w:lang w:val="pt-BR"/>
-        </w:rPr>
-        <w:t xml:space="preserve">, no primeiro parágrafo, reduzir o espaçamento excessivo entre </w:t>
-      </w:r>
-      <w:r>
-        <w:rPr>
-          <w:rFonts w:ascii="Aptos" w:hAnsi="Aptos" w:eastAsia="Aptos" w:cs="Aptos"/>
-          <w:b w:val="1"/>
-          <w:bCs w:val="1"/>
-          <w:noProof w:val="0"/>
-          <w:sz w:val="24"/>
-          <w:szCs w:val="24"/>
-          <w:lang w:val="pt-BR"/>
-        </w:rPr>
-        <w:t>"ocupam lugar central de"</w:t>
-      </w:r>
-      <w:r>
-        <w:rPr>
-          <w:rFonts w:ascii="Aptos" w:hAnsi="Aptos" w:eastAsia="Aptos" w:cs="Aptos"/>
-          <w:noProof w:val="0"/>
-          <w:sz w:val="24"/>
-          <w:szCs w:val="24"/>
-          <w:lang w:val="pt-BR"/>
-        </w:rPr>
-        <w:t xml:space="preserve"> e </w:t>
-      </w:r>
-      <w:r>
-        <w:rPr>
-          <w:rFonts w:ascii="Aptos" w:hAnsi="Aptos" w:eastAsia="Aptos" w:cs="Aptos"/>
-          <w:b w:val="1"/>
-          <w:bCs w:val="1"/>
-          <w:noProof w:val="0"/>
-          <w:sz w:val="24"/>
-          <w:szCs w:val="24"/>
-          <w:lang w:val="pt-BR"/>
-        </w:rPr>
-        <w:t>"pessoas cuidadoras na vida das crianças"</w:t>
-      </w:r>
-      <w:r>
-        <w:rPr>
-          <w:rFonts w:ascii="Aptos" w:hAnsi="Aptos" w:eastAsia="Aptos" w:cs="Aptos"/>
-          <w:noProof w:val="0"/>
-          <w:sz w:val="24"/>
-          <w:szCs w:val="24"/>
-          <w:lang w:val="pt-BR"/>
-        </w:rPr>
-        <w:t>.</w:t>
-      </w:r>
-    </w:p>
-    <w:p>
-      <w:pPr>
-        <w:pStyle w:val="ListParagraph"/>
-        <w:numPr>
-          <w:ilvl w:val="0"/>
-          <w:numId w:val="1"/>
-        </w:numPr>
-        <w:suppressLineNumbers w:val="0"/>
-        <w:bidi w:val="0"/>
-        <w:spacing w:before="0" w:beforeAutospacing="off" w:after="0" w:afterAutospacing="off" w:line="279" w:lineRule="auto"/>
-        <w:ind/>
-        <w:rPr>
-          <w:rFonts w:ascii="Aptos" w:hAnsi="Aptos" w:eastAsia="Aptos" w:cs="Aptos"/>
-          <w:noProof w:val="0"/>
-          <w:sz w:val="24"/>
-          <w:szCs w:val="24"/>
-          <w:lang w:val="pt-BR"/>
-        </w:rPr>
-      </w:pPr>
-      <w:r>
-        <w:rPr>
-          <w:rFonts w:ascii="Aptos" w:hAnsi="Aptos" w:eastAsia="Aptos" w:cs="Aptos"/>
-          <w:noProof w:val="0"/>
-          <w:sz w:val="24"/>
-          <w:szCs w:val="24"/>
-          <w:lang w:val="pt-BR"/>
-        </w:rPr>
-        <w:t xml:space="preserve">Nesse mesmo parágrafo, corrigir a palavra </w:t>
-      </w:r>
-      <w:r>
-        <w:rPr>
-          <w:rFonts w:ascii="Aptos" w:hAnsi="Aptos" w:eastAsia="Aptos" w:cs="Aptos"/>
-          <w:b w:val="1"/>
-          <w:bCs w:val="1"/>
-          <w:noProof w:val="0"/>
-          <w:sz w:val="24"/>
-          <w:szCs w:val="24"/>
-          <w:lang w:val="pt-BR"/>
-        </w:rPr>
-        <w:t>"protection"</w:t>
-      </w:r>
-      <w:r>
-        <w:rPr>
-          <w:rFonts w:ascii="Aptos" w:hAnsi="Aptos" w:eastAsia="Aptos" w:cs="Aptos"/>
-          <w:noProof w:val="0"/>
-          <w:sz w:val="24"/>
-          <w:szCs w:val="24"/>
-          <w:lang w:val="pt-BR"/>
-        </w:rPr>
-        <w:t xml:space="preserve"> para </w:t>
-      </w:r>
-      <w:r>
-        <w:rPr>
-          <w:rFonts w:ascii="Aptos" w:hAnsi="Aptos" w:eastAsia="Aptos" w:cs="Aptos"/>
-          <w:b w:val="1"/>
-          <w:bCs w:val="1"/>
-          <w:noProof w:val="0"/>
-          <w:sz w:val="24"/>
-          <w:szCs w:val="24"/>
-          <w:lang w:val="pt-BR"/>
-        </w:rPr>
-        <w:t>"proteção"</w:t>
-      </w:r>
-      <w:r>
-        <w:rPr>
-          <w:rFonts w:ascii="Aptos" w:hAnsi="Aptos" w:eastAsia="Aptos" w:cs="Aptos"/>
-          <w:noProof w:val="0"/>
-          <w:sz w:val="24"/>
-          <w:szCs w:val="24"/>
-          <w:lang w:val="pt-BR"/>
-        </w:rPr>
-        <w:t>.</w:t>
-      </w:r>
-    </w:p>
-    <w:p>
-      <w:pPr>
-        <w:pStyle w:val="ListParagraph"/>
-        <w:numPr>
-          <w:ilvl w:val="0"/>
-          <w:numId w:val="1"/>
-        </w:numPr>
-        <w:suppressLineNumbers w:val="0"/>
-        <w:bidi w:val="0"/>
-        <w:spacing w:before="0" w:beforeAutospacing="off" w:after="0" w:afterAutospacing="off" w:line="279" w:lineRule="auto"/>
-        <w:ind/>
-        <w:rPr>
-          <w:noProof w:val="0"/>
-          <w:lang w:val="pt-BR"/>
-        </w:rPr>
-      </w:pPr>
-      <w:r>
-        <w:rPr>
-          <w:noProof w:val="0"/>
-          <w:lang w:val="pt-BR"/>
-        </w:rPr>
-        <w:t xml:space="preserve">Também na </w:t>
-      </w:r>
-      <w:r>
-        <w:rPr>
-          <w:b w:val="1"/>
-          <w:bCs w:val="1"/>
-          <w:noProof w:val="0"/>
-          <w:lang w:val="pt-BR"/>
-        </w:rPr>
-        <w:t>página 1</w:t>
-      </w:r>
-      <w:r>
-        <w:rPr>
-          <w:noProof w:val="0"/>
-          <w:lang w:val="pt-BR"/>
-        </w:rPr>
-        <w:t xml:space="preserve">, manter o texto do box, mas </w:t>
-      </w:r>
-      <w:r>
-        <w:rPr>
-          <w:b w:val="1"/>
-          <w:bCs w:val="1"/>
-          <w:noProof w:val="0"/>
-          <w:lang w:val="pt-BR"/>
-        </w:rPr>
-        <w:t>retirar o ícone de coração</w:t>
-      </w:r>
-      <w:r>
-        <w:rPr>
-          <w:noProof w:val="0"/>
-          <w:lang w:val="pt-BR"/>
-        </w:rPr>
-        <w:t xml:space="preserve"> e </w:t>
-      </w:r>
-      <w:r>
-        <w:rPr>
-          <w:b w:val="1"/>
-          <w:bCs w:val="1"/>
-          <w:noProof w:val="0"/>
-          <w:lang w:val="pt-BR"/>
-        </w:rPr>
-        <w:t>remover o negrito do texto</w:t>
-      </w:r>
-      <w:r>
-        <w:rPr>
-          <w:noProof w:val="0"/>
-          <w:lang w:val="pt-BR"/>
-        </w:rPr>
-        <w:t>, mantendo apenas o box com o texto em formatação padrão.</w:t>
-      </w:r>
-    </w:p>
-    <w:p>
-      <w:pPr>
-        <w:pStyle w:val="ListParagraph"/>
-        <w:numPr>
-          <w:ilvl w:val="0"/>
-          <w:numId w:val="1"/>
-        </w:numPr>
-        <w:suppressLineNumbers w:val="0"/>
-        <w:bidi w:val="0"/>
-        <w:spacing w:before="0" w:beforeAutospacing="off" w:after="0" w:afterAutospacing="off" w:line="279" w:lineRule="auto"/>
-        <w:ind/>
-        <w:rPr>
-          <w:b w:val="0"/>
-          <w:bCs w:val="0"/>
-          <w:noProof w:val="0"/>
-          <w:color w:val="auto"/>
-          <w:sz w:val="24"/>
-          <w:szCs w:val="24"/>
-          <w:lang w:val="pt-BR"/>
-        </w:rPr>
-      </w:pPr>
-      <w:r>
-        <w:rPr>
-          <w:b w:val="1"/>
-          <w:bCs w:val="1"/>
-          <w:noProof w:val="0"/>
-          <w:lang w:val="pt-BR"/>
-        </w:rPr>
-        <w:t>Na página 2</w:t>
-      </w:r>
-      <w:r>
-        <w:rPr>
-          <w:noProof w:val="0"/>
-          <w:lang w:val="pt-BR"/>
-        </w:rPr>
-        <w:t xml:space="preserve">, alterar o título </w:t>
-      </w:r>
-      <w:r>
-        <w:rPr>
-          <w:b w:val="1"/>
-          <w:bCs w:val="1"/>
-          <w:noProof w:val="0"/>
-          <w:lang w:val="pt-BR"/>
-        </w:rPr>
-        <w:t>O papel da pessoa mediadora de leitura nos cuidados com a Primeira Infância</w:t>
-      </w:r>
-      <w:r>
-        <w:rPr>
-          <w:noProof w:val="0"/>
-          <w:lang w:val="pt-BR"/>
-        </w:rPr>
-        <w:t xml:space="preserve"> (</w:t>
-      </w:r>
-      <w:r>
-        <w:rPr>
-          <w:noProof w:val="0"/>
-          <w:lang w:val="pt-BR"/>
-        </w:rPr>
-        <w:t>obs</w:t>
-      </w:r>
-      <w:r>
-        <w:rPr>
-          <w:noProof w:val="0"/>
-          <w:lang w:val="pt-BR"/>
-        </w:rPr>
-        <w:t>: tanto a p</w:t>
-      </w:r>
-      <w:r>
-        <w:rPr>
-          <w:noProof w:val="0"/>
-          <w:lang w:val="pt-BR"/>
-        </w:rPr>
-        <w:t xml:space="preserve">ágina 1 quando a página 2 desta lição estão com o mesmo título) </w:t>
-      </w:r>
-      <w:r>
-        <w:rPr>
-          <w:noProof w:val="0"/>
-          <w:lang w:val="pt-BR"/>
-        </w:rPr>
-        <w:t xml:space="preserve">para </w:t>
-      </w:r>
       <w:r>
         <w:rPr>
           <w:rFonts w:ascii="Aptos" w:hAnsi="Aptos" w:eastAsia="Aptos" w:cs="Aptos"/>
@@ -20343,7 +22769,38 @@
           <w:u w:val="none"/>
           <w:lang w:val="pt-BR"/>
         </w:rPr>
-        <w:t>O lugar de mediadores e mediadoras de leitura nessa rede</w:t>
+        <w:t xml:space="preserve"> </w:t>
+      </w:r>
+      <w:r>
+        <w:rPr>
+          <w:rFonts w:ascii="Aptos" w:hAnsi="Aptos" w:eastAsia="Aptos" w:cs="Aptos"/>
+          <w:noProof w:val="0"/>
+          <w:sz w:val="24"/>
+          <w:szCs w:val="24"/>
+          <w:lang w:val="pt-BR"/>
+        </w:rPr>
+        <w:t>[</w:t>
+      </w:r>
+      <w:r>
+        <w:rPr>
+          <w:rFonts w:ascii="Aptos" w:hAnsi="Aptos" w:eastAsia="Aptos" w:cs="Aptos"/>
+          <w:noProof w:val="0"/>
+          <w:sz w:val="24"/>
+          <w:szCs w:val="24"/>
+          <w:highlight w:val="green"/>
+          <w:lang w:val="pt-BR"/>
+        </w:rPr>
+        <w:t>ok</w:t>
+      </w:r>
+      <w:r>
+        <w:rPr>
+          <w:rFonts w:ascii="Aptos" w:hAnsi="Aptos" w:eastAsia="Aptos" w:cs="Aptos"/>
+          <w:noProof w:val="0"/>
+          <w:sz w:val="24"/>
+          <w:szCs w:val="24"/>
+          <w:lang w:val="pt-BR"/>
+        </w:rPr>
+        <w:t>]</w:t>
       </w:r>
     </w:p>
     <w:p>
@@ -20358,64 +22815,129 @@
         <w:spacing w:before="0" w:beforeAutospacing="off" w:after="0" w:afterAutospacing="off" w:line="279" w:lineRule="auto"/>
         <w:ind/>
         <w:rPr>
-          <w:noProof w:val="0"/>
-          <w:lang w:val="pt-BR"/>
-        </w:rPr>
-      </w:pPr>
-      <w:r>
-        <w:rPr>
-          <w:noProof w:val="0"/>
+          <w:rFonts w:ascii="Aptos" w:hAnsi="Aptos" w:eastAsia="Aptos" w:cs="Aptos"/>
+          <w:noProof w:val="0"/>
+          <w:sz w:val="24"/>
+          <w:szCs w:val="24"/>
+          <w:lang w:val="pt-BR"/>
+        </w:rPr>
+      </w:pPr>
+      <w:r>
+        <w:rPr>
+          <w:rFonts w:ascii="Aptos" w:hAnsi="Aptos" w:eastAsia="Aptos" w:cs="Aptos"/>
+          <w:noProof w:val="0"/>
+          <w:sz w:val="24"/>
+          <w:szCs w:val="24"/>
           <w:lang w:val="pt-BR"/>
         </w:rPr>
         <w:t xml:space="preserve">Ainda na </w:t>
       </w:r>
       <w:r>
         <w:rPr>
-          <w:b w:val="1"/>
-          <w:bCs w:val="1"/>
-          <w:noProof w:val="0"/>
-          <w:lang w:val="pt-BR"/>
-        </w:rPr>
-        <w:t>página 2</w:t>
-      </w:r>
-      <w:r>
-        <w:rPr>
-          <w:noProof w:val="0"/>
+          <w:rFonts w:ascii="Aptos" w:hAnsi="Aptos" w:eastAsia="Aptos" w:cs="Aptos"/>
+          <w:b w:val="1"/>
+          <w:bCs w:val="1"/>
+          <w:noProof w:val="0"/>
+          <w:sz w:val="24"/>
+          <w:szCs w:val="24"/>
+          <w:lang w:val="pt-BR"/>
+        </w:rPr>
+        <w:t>página 1</w:t>
+      </w:r>
+      <w:r>
+        <w:rPr>
+          <w:rFonts w:ascii="Aptos" w:hAnsi="Aptos" w:eastAsia="Aptos" w:cs="Aptos"/>
+          <w:noProof w:val="0"/>
+          <w:sz w:val="24"/>
+          <w:szCs w:val="24"/>
           <w:lang w:val="pt-BR"/>
         </w:rPr>
         <w:t xml:space="preserve">, no primeiro parágrafo, reduzir o espaçamento excessivo entre </w:t>
       </w:r>
       <w:r>
         <w:rPr>
-          <w:b w:val="1"/>
-          <w:bCs w:val="1"/>
-          <w:noProof w:val="0"/>
-          <w:lang w:val="pt-BR"/>
-        </w:rPr>
-        <w:t>"mediador ou mediadora"</w:t>
-      </w:r>
-      <w:r>
-        <w:rPr>
-          <w:noProof w:val="0"/>
+          <w:rFonts w:ascii="Aptos" w:hAnsi="Aptos" w:eastAsia="Aptos" w:cs="Aptos"/>
+          <w:b w:val="1"/>
+          <w:bCs w:val="1"/>
+          <w:noProof w:val="0"/>
+          <w:sz w:val="24"/>
+          <w:szCs w:val="24"/>
+          <w:lang w:val="pt-BR"/>
+        </w:rPr>
+        <w:t>"ocupam lugar central de"</w:t>
+      </w:r>
+      <w:r>
+        <w:rPr>
+          <w:rFonts w:ascii="Aptos" w:hAnsi="Aptos" w:eastAsia="Aptos" w:cs="Aptos"/>
+          <w:noProof w:val="0"/>
+          <w:sz w:val="24"/>
+          <w:szCs w:val="24"/>
           <w:lang w:val="pt-BR"/>
         </w:rPr>
         <w:t xml:space="preserve"> e </w:t>
       </w:r>
       <w:r>
         <w:rPr>
-          <w:b w:val="1"/>
-          <w:bCs w:val="1"/>
-          <w:noProof w:val="0"/>
-          <w:lang w:val="pt-BR"/>
-        </w:rPr>
-        <w:t>"cuidados familiares ou especializados"</w:t>
-      </w:r>
-      <w:r>
-        <w:rPr>
-          <w:noProof w:val="0"/>
+          <w:rFonts w:ascii="Aptos" w:hAnsi="Aptos" w:eastAsia="Aptos" w:cs="Aptos"/>
+          <w:b w:val="1"/>
+          <w:bCs w:val="1"/>
+          <w:noProof w:val="0"/>
+          <w:sz w:val="24"/>
+          <w:szCs w:val="24"/>
+          <w:lang w:val="pt-BR"/>
+        </w:rPr>
+        <w:t>"pessoas cuidadoras na vida das crianças"</w:t>
+      </w:r>
+      <w:r>
+        <w:rPr>
+          <w:rFonts w:ascii="Aptos" w:hAnsi="Aptos" w:eastAsia="Aptos" w:cs="Aptos"/>
+          <w:noProof w:val="0"/>
+          <w:sz w:val="24"/>
+          <w:szCs w:val="24"/>
           <w:lang w:val="pt-BR"/>
         </w:rPr>
         <w:t>.</w:t>
+      </w:r>
+      <w:r>
+        <w:rPr>
+          <w:rFonts w:ascii="Aptos" w:hAnsi="Aptos" w:eastAsia="Aptos" w:cs="Aptos"/>
+          <w:noProof w:val="0"/>
+          <w:sz w:val="24"/>
+          <w:szCs w:val="24"/>
+          <w:lang w:val="pt-BR"/>
+        </w:rPr>
+        <w:t xml:space="preserve"> </w:t>
+      </w:r>
+      <w:r>
+        <w:rPr>
+          <w:rFonts w:ascii="Aptos" w:hAnsi="Aptos" w:eastAsia="Aptos" w:cs="Aptos"/>
+          <w:noProof w:val="0"/>
+          <w:sz w:val="24"/>
+          <w:szCs w:val="24"/>
+          <w:lang w:val="pt-BR"/>
+        </w:rPr>
+        <w:t>[</w:t>
+      </w:r>
+      <w:r>
+        <w:rPr>
+          <w:rFonts w:ascii="Aptos" w:hAnsi="Aptos" w:eastAsia="Aptos" w:cs="Aptos"/>
+          <w:noProof w:val="0"/>
+          <w:sz w:val="24"/>
+          <w:szCs w:val="24"/>
+          <w:highlight w:val="green"/>
+          <w:lang w:val="pt-BR"/>
+        </w:rPr>
+        <w:t>ok</w:t>
+      </w:r>
+      <w:r>
+        <w:rPr>
+          <w:rFonts w:ascii="Aptos" w:hAnsi="Aptos" w:eastAsia="Aptos" w:cs="Aptos"/>
+          <w:noProof w:val="0"/>
+          <w:sz w:val="24"/>
+          <w:szCs w:val="24"/>
+          <w:lang w:val="pt-BR"/>
+        </w:rPr>
+        <w:t>]</w:t>
       </w:r>
     </w:p>
     <w:p>
@@ -20430,89 +22952,67 @@
         <w:spacing w:before="0" w:beforeAutospacing="off" w:after="0" w:afterAutospacing="off" w:line="279" w:lineRule="auto"/>
         <w:ind/>
         <w:rPr>
-          <w:noProof w:val="0"/>
-          <w:lang w:val="pt-BR"/>
-        </w:rPr>
-      </w:pPr>
-      <w:r>
-        <w:rPr>
-          <w:noProof w:val="0"/>
-          <w:lang w:val="pt-BR"/>
-        </w:rPr>
-        <w:t xml:space="preserve">Também na </w:t>
-      </w:r>
-      <w:r>
-        <w:rPr>
-          <w:b w:val="1"/>
-          <w:bCs w:val="1"/>
-          <w:noProof w:val="0"/>
-          <w:lang w:val="pt-BR"/>
-        </w:rPr>
-        <w:t>página 2</w:t>
-      </w:r>
-      <w:r>
-        <w:rPr>
-          <w:noProof w:val="0"/>
-          <w:lang w:val="pt-BR"/>
-        </w:rPr>
-        <w:t xml:space="preserve">, manter o texto do box, mas </w:t>
-      </w:r>
-      <w:r>
-        <w:rPr>
-          <w:b w:val="1"/>
-          <w:bCs w:val="1"/>
-          <w:noProof w:val="0"/>
-          <w:lang w:val="pt-BR"/>
-        </w:rPr>
-        <w:t>retirar o ícone das mãos se cumprimentando</w:t>
-      </w:r>
-      <w:r>
-        <w:rPr>
-          <w:noProof w:val="0"/>
-          <w:lang w:val="pt-BR"/>
-        </w:rPr>
-        <w:t>, deixando apenas o texto no box.</w:t>
-      </w:r>
-    </w:p>
-    <w:p>
-      <w:pPr>
-        <w:pStyle w:val="ListParagraph"/>
-        <w:suppressLineNumbers w:val="0"/>
-        <w:bidi w:val="0"/>
-        <w:spacing w:before="0" w:beforeAutospacing="off" w:after="0" w:afterAutospacing="off" w:line="279" w:lineRule="auto"/>
-        <w:ind w:left="720"/>
-        <w:rPr>
-          <w:noProof w:val="0"/>
-          <w:lang w:val="pt-BR"/>
-        </w:rPr>
-      </w:pPr>
-    </w:p>
-    <w:p>
-      <w:pPr>
-        <w:pStyle w:val="Heading2"/>
-        <w:suppressLineNumbers w:val="0"/>
-        <w:bidi w:val="0"/>
-        <w:spacing w:before="160" w:beforeAutospacing="off" w:after="80" w:afterAutospacing="off" w:line="278" w:lineRule="auto"/>
-        <w:ind w:left="0" w:right="0"/>
-        <w:jc w:val="left"/>
-      </w:pPr>
-      <w:r>
-        <w:rPr>
-          <w:rFonts w:ascii="Aptos" w:hAnsi="Aptos" w:eastAsia="Aptos" w:cs="Aptos"/>
-          <w:b w:val="1"/>
-          <w:bCs w:val="1"/>
-          <w:color w:val="FF0000"/>
-          <w:sz w:val="28"/>
-          <w:szCs w:val="28"/>
-        </w:rPr>
-        <w:t>Ajustes na Atividade 1 (da Parte 5)</w:t>
-      </w:r>
-    </w:p>
-    <w:p>
-      <w:pPr>
-        <w:pStyle w:val="Normal"/>
-        <w:bidi w:val="0"/>
-      </w:pPr>
+          <w:rFonts w:ascii="Aptos" w:hAnsi="Aptos" w:eastAsia="Aptos" w:cs="Aptos"/>
+          <w:noProof w:val="0"/>
+          <w:sz w:val="24"/>
+          <w:szCs w:val="24"/>
+          <w:lang w:val="pt-BR"/>
+        </w:rPr>
+      </w:pPr>
+      <w:r>
+        <w:rPr>
+          <w:rFonts w:ascii="Aptos" w:hAnsi="Aptos" w:eastAsia="Aptos" w:cs="Aptos"/>
+          <w:noProof w:val="0"/>
+          <w:sz w:val="24"/>
+          <w:szCs w:val="24"/>
+          <w:lang w:val="pt-BR"/>
+        </w:rPr>
+        <w:t xml:space="preserve">Nesse mesmo parágrafo, corrigir a palavra </w:t>
+      </w:r>
+      <w:r>
+        <w:rPr>
+          <w:rFonts w:ascii="Aptos" w:hAnsi="Aptos" w:eastAsia="Aptos" w:cs="Aptos"/>
+          <w:b w:val="1"/>
+          <w:bCs w:val="1"/>
+          <w:noProof w:val="0"/>
+          <w:sz w:val="24"/>
+          <w:szCs w:val="24"/>
+          <w:lang w:val="pt-BR"/>
+        </w:rPr>
+        <w:t>"protection"</w:t>
+      </w:r>
+      <w:r>
+        <w:rPr>
+          <w:rFonts w:ascii="Aptos" w:hAnsi="Aptos" w:eastAsia="Aptos" w:cs="Aptos"/>
+          <w:noProof w:val="0"/>
+          <w:sz w:val="24"/>
+          <w:szCs w:val="24"/>
+          <w:lang w:val="pt-BR"/>
+        </w:rPr>
+        <w:t xml:space="preserve"> para </w:t>
+      </w:r>
+      <w:r>
+        <w:rPr>
+          <w:rFonts w:ascii="Aptos" w:hAnsi="Aptos" w:eastAsia="Aptos" w:cs="Aptos"/>
+          <w:b w:val="1"/>
+          <w:bCs w:val="1"/>
+          <w:noProof w:val="0"/>
+          <w:sz w:val="24"/>
+          <w:szCs w:val="24"/>
+          <w:lang w:val="pt-BR"/>
+        </w:rPr>
+        <w:t>"proteção"</w:t>
+      </w:r>
+      <w:r>
+        <w:rPr>
+          <w:rFonts w:ascii="Aptos" w:hAnsi="Aptos" w:eastAsia="Aptos" w:cs="Aptos"/>
+          <w:noProof w:val="0"/>
+          <w:sz w:val="24"/>
+          <w:szCs w:val="24"/>
+          <w:lang w:val="pt-BR"/>
+        </w:rPr>
+        <w:t>.</w:t>
+      </w:r>
     </w:p>
     <w:p>
       <w:pPr>
@@ -20535,69 +23035,96 @@
       </w:pPr>
       <w:r>
         <w:rPr>
-          <w:rFonts w:ascii="Aptos" w:hAnsi="Aptos" w:eastAsia="Aptos" w:cs="Aptos"/>
-          <w:b w:val="1"/>
-          <w:bCs w:val="1"/>
-          <w:noProof w:val="0"/>
-          <w:sz w:val="24"/>
-          <w:szCs w:val="24"/>
-          <w:lang w:val="pt-BR"/>
-        </w:rPr>
-        <w:t>Padronizar o título</w:t>
-      </w:r>
-      <w:r>
-        <w:rPr>
-          <w:rFonts w:ascii="Aptos" w:hAnsi="Aptos" w:eastAsia="Aptos" w:cs="Aptos"/>
-          <w:noProof w:val="0"/>
-          <w:sz w:val="24"/>
-          <w:szCs w:val="24"/>
-          <w:lang w:val="pt-BR"/>
-        </w:rPr>
-        <w:t xml:space="preserve"> para </w:t>
-      </w:r>
-      <w:r>
-        <w:rPr>
-          <w:rFonts w:ascii="Aptos" w:hAnsi="Aptos" w:eastAsia="Aptos" w:cs="Aptos"/>
-          <w:b w:val="1"/>
-          <w:bCs w:val="1"/>
-          <w:noProof w:val="0"/>
-          <w:sz w:val="24"/>
-          <w:szCs w:val="24"/>
-          <w:lang w:val="pt-BR"/>
-        </w:rPr>
-        <w:t>ATIVIDADE | Refletindo sobre o cuidado com as pessoas mediadoras de leitura</w:t>
-      </w:r>
-      <w:r>
-        <w:rPr>
-          <w:rFonts w:ascii="Aptos" w:hAnsi="Aptos" w:eastAsia="Aptos" w:cs="Aptos"/>
-          <w:noProof w:val="0"/>
-          <w:sz w:val="24"/>
-          <w:szCs w:val="24"/>
-          <w:lang w:val="pt-BR"/>
-        </w:rPr>
-        <w:t xml:space="preserve">, seguindo o padrão adotado no curso, com a palavra </w:t>
-      </w:r>
-      <w:r>
-        <w:rPr>
-          <w:rFonts w:ascii="Aptos" w:hAnsi="Aptos" w:eastAsia="Aptos" w:cs="Aptos"/>
-          <w:b w:val="0"/>
-          <w:bCs w:val="0"/>
-          <w:noProof w:val="0"/>
-          <w:sz w:val="24"/>
-          <w:szCs w:val="24"/>
-          <w:lang w:val="pt-BR"/>
-        </w:rPr>
-        <w:t>ATIVIDADE</w:t>
-      </w:r>
-      <w:r>
-        <w:rPr>
-          <w:rFonts w:ascii="Aptos" w:hAnsi="Aptos" w:eastAsia="Aptos" w:cs="Aptos"/>
-          <w:noProof w:val="0"/>
-          <w:sz w:val="24"/>
-          <w:szCs w:val="24"/>
-          <w:lang w:val="pt-BR"/>
-        </w:rPr>
-        <w:t xml:space="preserve"> em caixa alta, seguida de barra e do título da atividade.</w:t>
+          <w:noProof w:val="0"/>
+          <w:lang w:val="pt-BR"/>
+        </w:rPr>
+        <w:t xml:space="preserve">Também na </w:t>
+      </w:r>
+      <w:r>
+        <w:rPr>
+          <w:b w:val="1"/>
+          <w:bCs w:val="1"/>
+          <w:noProof w:val="0"/>
+          <w:lang w:val="pt-BR"/>
+        </w:rPr>
+        <w:t>página 1</w:t>
+      </w:r>
+      <w:r>
+        <w:rPr>
+          <w:noProof w:val="0"/>
+          <w:lang w:val="pt-BR"/>
+        </w:rPr>
+        <w:t xml:space="preserve">, manter o texto do box, mas </w:t>
+      </w:r>
+      <w:r>
+        <w:rPr>
+          <w:b w:val="1"/>
+          <w:bCs w:val="1"/>
+          <w:noProof w:val="0"/>
+          <w:lang w:val="pt-BR"/>
+        </w:rPr>
+        <w:t>retirar o ícone de coração</w:t>
+      </w:r>
+      <w:r>
+        <w:rPr>
+          <w:noProof w:val="0"/>
+          <w:lang w:val="pt-BR"/>
+        </w:rPr>
+        <w:t xml:space="preserve"> e </w:t>
+      </w:r>
+      <w:r>
+        <w:rPr>
+          <w:b w:val="1"/>
+          <w:bCs w:val="1"/>
+          <w:noProof w:val="0"/>
+          <w:lang w:val="pt-BR"/>
+        </w:rPr>
+        <w:t>remover o negrito do texto</w:t>
+      </w:r>
+      <w:r>
+        <w:rPr>
+          <w:noProof w:val="0"/>
+          <w:lang w:val="pt-BR"/>
+        </w:rPr>
+        <w:t>, mantendo apenas o box com o texto em formatação padrão.</w:t>
+      </w:r>
+      <w:r>
+        <w:rPr>
+          <w:noProof w:val="0"/>
+          <w:lang w:val="pt-BR"/>
+        </w:rPr>
+        <w:t xml:space="preserve"> </w:t>
+      </w:r>
+      <w:r>
+        <w:rPr>
+          <w:rFonts w:ascii="Aptos" w:hAnsi="Aptos" w:eastAsia="Aptos" w:cs="Aptos"/>
+          <w:noProof w:val="0"/>
+          <w:sz w:val="24"/>
+          <w:szCs w:val="24"/>
+          <w:lang w:val="pt-BR"/>
+        </w:rPr>
+        <w:t>[</w:t>
+      </w:r>
+      <w:r>
+        <w:rPr>
+          <w:rFonts w:ascii="Aptos" w:hAnsi="Aptos" w:eastAsia="Aptos" w:cs="Aptos"/>
+          <w:noProof w:val="0"/>
+          <w:sz w:val="24"/>
+          <w:szCs w:val="24"/>
+          <w:highlight w:val="green"/>
+          <w:lang w:val="pt-BR"/>
+        </w:rPr>
+        <w:t>ok</w:t>
+      </w:r>
+      <w:r>
+        <w:rPr>
+          <w:rFonts w:ascii="Aptos" w:hAnsi="Aptos" w:eastAsia="Aptos" w:cs="Aptos"/>
+          <w:noProof w:val="0"/>
+          <w:sz w:val="24"/>
+          <w:szCs w:val="24"/>
+          <w:lang w:val="pt-BR"/>
+        </w:rPr>
+        <w:t>]</w:t>
       </w:r>
     </w:p>
     <w:p>
@@ -20621,37 +23148,134 @@
       </w:pPr>
       <w:r>
         <w:rPr>
-          <w:rFonts w:ascii="Aptos" w:hAnsi="Aptos" w:eastAsia="Aptos" w:cs="Aptos"/>
-          <w:b w:val="1"/>
-          <w:bCs w:val="1"/>
-          <w:noProof w:val="0"/>
-          <w:sz w:val="24"/>
-          <w:szCs w:val="24"/>
-          <w:lang w:val="pt-BR"/>
-        </w:rPr>
-        <w:t xml:space="preserve">Retirar o </w:t>
-      </w:r>
-      <w:r>
-        <w:rPr>
-          <w:rFonts w:ascii="Aptos" w:hAnsi="Aptos" w:eastAsia="Aptos" w:cs="Aptos"/>
-          <w:b w:val="1"/>
-          <w:bCs w:val="1"/>
-          <w:noProof w:val="0"/>
-          <w:sz w:val="24"/>
-          <w:szCs w:val="24"/>
-          <w:lang w:val="pt-BR"/>
-        </w:rPr>
-        <w:t>título do card da atividade</w:t>
-      </w:r>
-      <w:r>
-        <w:rPr>
-          <w:rFonts w:ascii="Aptos" w:hAnsi="Aptos" w:eastAsia="Aptos" w:cs="Aptos"/>
-          <w:noProof w:val="0"/>
-          <w:sz w:val="24"/>
-          <w:szCs w:val="24"/>
-          <w:lang w:val="pt-BR"/>
-        </w:rPr>
-        <w:t>, mantendo apenas o card, conforme o padrão adotado nas demais atividades do curso.</w:t>
+          <w:b w:val="1"/>
+          <w:bCs w:val="1"/>
+          <w:noProof w:val="0"/>
+          <w:lang w:val="pt-BR"/>
+        </w:rPr>
+        <w:t>Na página 2</w:t>
+      </w:r>
+      <w:r>
+        <w:rPr>
+          <w:noProof w:val="0"/>
+          <w:lang w:val="pt-BR"/>
+        </w:rPr>
+        <w:t xml:space="preserve">, alterar o título </w:t>
+      </w:r>
+      <w:r>
+        <w:rPr>
+          <w:b w:val="1"/>
+          <w:bCs w:val="1"/>
+          <w:noProof w:val="0"/>
+          <w:lang w:val="pt-BR"/>
+        </w:rPr>
+        <w:t>O papel da pessoa mediadora de leitura nos cuidados com a Primeira Infância</w:t>
+      </w:r>
+      <w:r>
+        <w:rPr>
+          <w:noProof w:val="0"/>
+          <w:lang w:val="pt-BR"/>
+        </w:rPr>
+        <w:t xml:space="preserve"> (</w:t>
+      </w:r>
+      <w:r>
+        <w:rPr>
+          <w:noProof w:val="0"/>
+          <w:lang w:val="pt-BR"/>
+        </w:rPr>
+        <w:t>obs</w:t>
+      </w:r>
+      <w:r>
+        <w:rPr>
+          <w:noProof w:val="0"/>
+          <w:lang w:val="pt-BR"/>
+        </w:rPr>
+        <w:t>: tanto a p</w:t>
+      </w:r>
+      <w:r>
+        <w:rPr>
+          <w:noProof w:val="0"/>
+          <w:lang w:val="pt-BR"/>
+        </w:rPr>
+        <w:t xml:space="preserve">ágina 1 quando a página 2 desta lição estão com o mesmo título) </w:t>
+      </w:r>
+      <w:r>
+        <w:rPr>
+          <w:noProof w:val="0"/>
+          <w:lang w:val="pt-BR"/>
+        </w:rPr>
+        <w:t xml:space="preserve">para </w:t>
+      </w:r>
+      <w:r>
+        <w:rPr>
+          <w:rFonts w:ascii="Aptos" w:hAnsi="Aptos" w:eastAsia="Aptos" w:cs="Aptos"/>
+          <w:b w:val="1"/>
+          <w:bCs w:val="1"/>
+          <w:i w:val="0"/>
+          <w:iCs w:val="0"/>
+          <w:caps w:val="0"/>
+          <w:smallCaps w:val="0"/>
+          <w:strike w:val="0"/>
+          <w:dstrike w:val="0"/>
+          <w:noProof w:val="0"/>
+          <w:color w:val="auto"/>
+          <w:sz w:val="24"/>
+          <w:szCs w:val="24"/>
+          <w:u w:val="none"/>
+          <w:lang w:val="pt-BR"/>
+        </w:rPr>
+        <w:t>O lugar de mediadores e mediadoras de leitura nessa rede</w:t>
+      </w:r>
+      <w:r>
+        <w:rPr>
+          <w:rFonts w:ascii="Aptos" w:hAnsi="Aptos" w:eastAsia="Aptos" w:cs="Aptos"/>
+          <w:b w:val="1"/>
+          <w:bCs w:val="1"/>
+          <w:i w:val="0"/>
+          <w:iCs w:val="0"/>
+          <w:caps w:val="0"/>
+          <w:smallCaps w:val="0"/>
+          <w:strike w:val="0"/>
+          <w:dstrike w:val="0"/>
+          <w:noProof w:val="0"/>
+          <w:color w:val="auto"/>
+          <w:sz w:val="24"/>
+          <w:szCs w:val="24"/>
+          <w:u w:val="none"/>
+          <w:lang w:val="pt-BR"/>
+        </w:rPr>
+        <w:t xml:space="preserve"> </w:t>
+      </w:r>
+      <w:r>
+        <w:rPr>
+          <w:rFonts w:ascii="Aptos" w:hAnsi="Aptos" w:eastAsia="Aptos" w:cs="Aptos"/>
+          <w:noProof w:val="0"/>
+          <w:sz w:val="24"/>
+          <w:szCs w:val="24"/>
+          <w:lang w:val="pt-BR"/>
+        </w:rPr>
+        <w:t>[</w:t>
+      </w:r>
+      <w:r>
+        <w:rPr>
+          <w:rFonts w:ascii="Aptos" w:hAnsi="Aptos" w:eastAsia="Aptos" w:cs="Aptos"/>
+          <w:noProof w:val="0"/>
+          <w:sz w:val="24"/>
+          <w:szCs w:val="24"/>
+          <w:highlight w:val="green"/>
+          <w:lang w:val="pt-BR"/>
+        </w:rPr>
+        <w:t>ok</w:t>
+      </w:r>
+      <w:r>
+        <w:rPr>
+          <w:rFonts w:ascii="Aptos" w:hAnsi="Aptos" w:eastAsia="Aptos" w:cs="Aptos"/>
+          <w:noProof w:val="0"/>
+          <w:sz w:val="24"/>
+          <w:szCs w:val="24"/>
+          <w:lang w:val="pt-BR"/>
+        </w:rPr>
+        <w:t>]</w:t>
       </w:r>
     </w:p>
     <w:p>
@@ -20675,79 +23299,96 @@
       </w:pPr>
       <w:r>
         <w:rPr>
-          <w:rFonts w:ascii="Aptos" w:hAnsi="Aptos" w:eastAsia="Aptos" w:cs="Aptos"/>
-          <w:noProof w:val="0"/>
-          <w:sz w:val="24"/>
-          <w:szCs w:val="24"/>
-          <w:lang w:val="pt-BR"/>
-        </w:rPr>
-        <w:t xml:space="preserve">Organizar a estrutura da atividade, deixando a </w:t>
-      </w:r>
-      <w:r>
-        <w:rPr>
-          <w:rFonts w:ascii="Aptos" w:hAnsi="Aptos" w:eastAsia="Aptos" w:cs="Aptos"/>
-          <w:b w:val="1"/>
-          <w:bCs w:val="1"/>
-          <w:noProof w:val="0"/>
-          <w:sz w:val="24"/>
-          <w:szCs w:val="24"/>
-          <w:lang w:val="pt-BR"/>
-        </w:rPr>
-        <w:t>introdução</w:t>
-      </w:r>
-      <w:r>
-        <w:rPr>
-          <w:rFonts w:ascii="Aptos" w:hAnsi="Aptos" w:eastAsia="Aptos" w:cs="Aptos"/>
-          <w:noProof w:val="0"/>
-          <w:sz w:val="24"/>
-          <w:szCs w:val="24"/>
-          <w:lang w:val="pt-BR"/>
-        </w:rPr>
-        <w:t xml:space="preserve"> em um parágrafo de contextualização e, na sequência, inserir o </w:t>
-      </w:r>
-      <w:r>
-        <w:rPr>
-          <w:rFonts w:ascii="Aptos" w:hAnsi="Aptos" w:eastAsia="Aptos" w:cs="Aptos"/>
-          <w:b w:val="1"/>
-          <w:bCs w:val="1"/>
-          <w:noProof w:val="0"/>
-          <w:sz w:val="24"/>
-          <w:szCs w:val="24"/>
-          <w:lang w:val="pt-BR"/>
-        </w:rPr>
-        <w:t>box padronizado</w:t>
-      </w:r>
-      <w:r>
-        <w:rPr>
-          <w:rFonts w:ascii="Aptos" w:hAnsi="Aptos" w:eastAsia="Aptos" w:cs="Aptos"/>
-          <w:noProof w:val="0"/>
-          <w:sz w:val="24"/>
-          <w:szCs w:val="24"/>
-          <w:lang w:val="pt-BR"/>
-        </w:rPr>
-        <w:t xml:space="preserve"> de orientações, com o título </w:t>
-      </w:r>
-      <w:r>
-        <w:rPr>
-          <w:rFonts w:ascii="Aptos" w:hAnsi="Aptos" w:eastAsia="Aptos" w:cs="Aptos"/>
-          <w:b w:val="1"/>
-          <w:bCs w:val="1"/>
-          <w:noProof w:val="0"/>
-          <w:sz w:val="24"/>
-          <w:szCs w:val="24"/>
-          <w:lang w:val="pt-BR"/>
-        </w:rPr>
-        <w:t>"Colocando em prática"</w:t>
-      </w:r>
-      <w:r>
-        <w:rPr>
-          <w:rFonts w:ascii="Aptos" w:hAnsi="Aptos" w:eastAsia="Aptos" w:cs="Aptos"/>
-          <w:noProof w:val="0"/>
-          <w:sz w:val="24"/>
-          <w:szCs w:val="24"/>
-          <w:lang w:val="pt-BR"/>
-        </w:rPr>
-        <w:t>, o ícone de caneta e as instruções para a realização da atividade.</w:t>
+          <w:noProof w:val="0"/>
+          <w:lang w:val="pt-BR"/>
+        </w:rPr>
+        <w:t xml:space="preserve">Ainda na </w:t>
+      </w:r>
+      <w:r>
+        <w:rPr>
+          <w:b w:val="1"/>
+          <w:bCs w:val="1"/>
+          <w:noProof w:val="0"/>
+          <w:lang w:val="pt-BR"/>
+        </w:rPr>
+        <w:t>página 2</w:t>
+      </w:r>
+      <w:r>
+        <w:rPr>
+          <w:noProof w:val="0"/>
+          <w:lang w:val="pt-BR"/>
+        </w:rPr>
+        <w:t xml:space="preserve">, no primeiro parágrafo, reduzir o espaçamento excessivo entre </w:t>
+      </w:r>
+      <w:r>
+        <w:rPr>
+          <w:b w:val="1"/>
+          <w:bCs w:val="1"/>
+          <w:noProof w:val="0"/>
+          <w:lang w:val="pt-BR"/>
+        </w:rPr>
+        <w:t>"mediador ou mediadora"</w:t>
+      </w:r>
+      <w:r>
+        <w:rPr>
+          <w:noProof w:val="0"/>
+          <w:lang w:val="pt-BR"/>
+        </w:rPr>
+        <w:t xml:space="preserve"> e </w:t>
+      </w:r>
+      <w:r>
+        <w:rPr>
+          <w:b w:val="1"/>
+          <w:bCs w:val="1"/>
+          <w:noProof w:val="0"/>
+          <w:lang w:val="pt-BR"/>
+        </w:rPr>
+        <w:t>"cuidados familiares ou especializados"</w:t>
+      </w:r>
+      <w:r>
+        <w:rPr>
+          <w:noProof w:val="0"/>
+          <w:lang w:val="pt-BR"/>
+        </w:rPr>
+        <w:t>.</w:t>
+      </w:r>
+      <w:r>
+        <w:rPr>
+          <w:noProof w:val="0"/>
+          <w:lang w:val="pt-BR"/>
+        </w:rPr>
+        <w:t xml:space="preserve"> </w:t>
+      </w:r>
+      <w:r>
+        <w:rPr>
+          <w:rFonts w:ascii="Aptos" w:hAnsi="Aptos" w:eastAsia="Aptos" w:cs="Aptos"/>
+          <w:noProof w:val="0"/>
+          <w:sz w:val="24"/>
+          <w:szCs w:val="24"/>
+          <w:lang w:val="pt-BR"/>
+        </w:rPr>
+        <w:t>[</w:t>
+      </w:r>
+      <w:r>
+        <w:rPr>
+          <w:rFonts w:ascii="Aptos" w:hAnsi="Aptos" w:eastAsia="Aptos" w:cs="Aptos"/>
+          <w:noProof w:val="0"/>
+          <w:sz w:val="24"/>
+          <w:szCs w:val="24"/>
+          <w:highlight w:val="green"/>
+          <w:lang w:val="pt-BR"/>
+        </w:rPr>
+        <w:t>ok</w:t>
+      </w:r>
+      <w:r>
+        <w:rPr>
+          <w:rFonts w:ascii="Aptos" w:hAnsi="Aptos" w:eastAsia="Aptos" w:cs="Aptos"/>
+          <w:noProof w:val="0"/>
+          <w:sz w:val="24"/>
+          <w:szCs w:val="24"/>
+          <w:lang w:val="pt-BR"/>
+        </w:rPr>
+        <w:t>]</w:t>
       </w:r>
     </w:p>
     <w:p>
@@ -20771,6 +23412,492 @@
       </w:pPr>
       <w:r>
         <w:rPr>
+          <w:noProof w:val="0"/>
+          <w:lang w:val="pt-BR"/>
+        </w:rPr>
+        <w:t xml:space="preserve">Também na </w:t>
+      </w:r>
+      <w:r>
+        <w:rPr>
+          <w:b w:val="1"/>
+          <w:bCs w:val="1"/>
+          <w:noProof w:val="0"/>
+          <w:lang w:val="pt-BR"/>
+        </w:rPr>
+        <w:t>página 2</w:t>
+      </w:r>
+      <w:r>
+        <w:rPr>
+          <w:noProof w:val="0"/>
+          <w:lang w:val="pt-BR"/>
+        </w:rPr>
+        <w:t xml:space="preserve">, manter o texto do box, mas </w:t>
+      </w:r>
+      <w:r>
+        <w:rPr>
+          <w:b w:val="1"/>
+          <w:bCs w:val="1"/>
+          <w:noProof w:val="0"/>
+          <w:lang w:val="pt-BR"/>
+        </w:rPr>
+        <w:t>retirar o ícone das mãos se cumprimentando</w:t>
+      </w:r>
+      <w:r>
+        <w:rPr>
+          <w:noProof w:val="0"/>
+          <w:lang w:val="pt-BR"/>
+        </w:rPr>
+        <w:t>, deixando apenas o texto no box.</w:t>
+      </w:r>
+      <w:r>
+        <w:rPr>
+          <w:noProof w:val="0"/>
+          <w:lang w:val="pt-BR"/>
+        </w:rPr>
+        <w:t xml:space="preserve"> </w:t>
+      </w:r>
+      <w:r>
+        <w:rPr>
+          <w:rFonts w:ascii="Aptos" w:hAnsi="Aptos" w:eastAsia="Aptos" w:cs="Aptos"/>
+          <w:noProof w:val="0"/>
+          <w:sz w:val="24"/>
+          <w:szCs w:val="24"/>
+          <w:lang w:val="pt-BR"/>
+        </w:rPr>
+        <w:t>[</w:t>
+      </w:r>
+      <w:r>
+        <w:rPr>
+          <w:rFonts w:ascii="Aptos" w:hAnsi="Aptos" w:eastAsia="Aptos" w:cs="Aptos"/>
+          <w:noProof w:val="0"/>
+          <w:sz w:val="24"/>
+          <w:szCs w:val="24"/>
+          <w:highlight w:val="green"/>
+          <w:lang w:val="pt-BR"/>
+        </w:rPr>
+        <w:t>ok</w:t>
+      </w:r>
+      <w:r>
+        <w:rPr>
+          <w:rFonts w:ascii="Aptos" w:hAnsi="Aptos" w:eastAsia="Aptos" w:cs="Aptos"/>
+          <w:noProof w:val="0"/>
+          <w:sz w:val="24"/>
+          <w:szCs w:val="24"/>
+          <w:lang w:val="pt-BR"/>
+        </w:rPr>
+        <w:t>]</w:t>
+      </w:r>
+    </w:p>
+    <w:p>
+      <w:pPr>
+        <w:pStyle w:val="ListParagraph"/>
+        <w:suppressLineNumbers w:val="0"/>
+        <w:bidi w:val="0"/>
+        <w:spacing w:before="0" w:beforeAutospacing="off" w:after="0" w:afterAutospacing="off" w:line="279" w:lineRule="auto"/>
+        <w:ind w:left="720"/>
+        <w:rPr>
+          <w:noProof w:val="0"/>
+          <w:lang w:val="pt-BR"/>
+        </w:rPr>
+      </w:pPr>
+    </w:p>
+    <w:p>
+      <w:pPr>
+        <w:pStyle w:val="Heading2"/>
+        <w:suppressLineNumbers w:val="0"/>
+        <w:bidi w:val="0"/>
+        <w:spacing w:before="160" w:beforeAutospacing="off" w:after="80" w:afterAutospacing="off" w:line="278" w:lineRule="auto"/>
+        <w:ind w:left="0" w:right="0"/>
+        <w:jc w:val="left"/>
+      </w:pPr>
+      <w:r>
+        <w:rPr>
+          <w:rFonts w:ascii="Aptos" w:hAnsi="Aptos" w:eastAsia="Aptos" w:cs="Aptos"/>
+          <w:b w:val="1"/>
+          <w:bCs w:val="1"/>
+          <w:color w:val="FF0000"/>
+          <w:sz w:val="28"/>
+          <w:szCs w:val="28"/>
+        </w:rPr>
+        <w:t>Ajustes na Atividade 1 (da Parte 5)</w:t>
+      </w:r>
+    </w:p>
+    <w:p>
+      <w:pPr>
+        <w:pStyle w:val="Normal"/>
+        <w:bidi w:val="0"/>
+      </w:pPr>
+    </w:p>
+    <w:p>
+      <w:pPr>
+        <w:pStyle w:val="ListParagraph"/>
+        <w:numPr>
+          <w:ilvl w:val="0"/>
+          <w:numId w:val="1"/>
+        </w:numPr>
+        <w:suppressLineNumbers w:val="0"/>
+        <w:bidi w:val="0"/>
+        <w:spacing w:before="0" w:beforeAutospacing="off" w:after="0" w:afterAutospacing="off" w:line="279" w:lineRule="auto"/>
+        <w:ind/>
+        <w:rPr>
+          <w:rFonts w:ascii="Aptos" w:hAnsi="Aptos" w:eastAsia="Aptos" w:cs="Aptos"/>
+          <w:noProof w:val="0"/>
+          <w:sz w:val="24"/>
+          <w:szCs w:val="24"/>
+          <w:lang w:val="pt-BR"/>
+        </w:rPr>
+      </w:pPr>
+      <w:r>
+        <w:rPr>
+          <w:rFonts w:ascii="Aptos" w:hAnsi="Aptos" w:eastAsia="Aptos" w:cs="Aptos"/>
+          <w:b w:val="1"/>
+          <w:bCs w:val="1"/>
+          <w:noProof w:val="0"/>
+          <w:sz w:val="24"/>
+          <w:szCs w:val="24"/>
+          <w:lang w:val="pt-BR"/>
+        </w:rPr>
+        <w:t>Padronizar o título</w:t>
+      </w:r>
+      <w:r>
+        <w:rPr>
+          <w:rFonts w:ascii="Aptos" w:hAnsi="Aptos" w:eastAsia="Aptos" w:cs="Aptos"/>
+          <w:noProof w:val="0"/>
+          <w:sz w:val="24"/>
+          <w:szCs w:val="24"/>
+          <w:lang w:val="pt-BR"/>
+        </w:rPr>
+        <w:t xml:space="preserve"> para </w:t>
+      </w:r>
+      <w:r>
+        <w:rPr>
+          <w:rFonts w:ascii="Aptos" w:hAnsi="Aptos" w:eastAsia="Aptos" w:cs="Aptos"/>
+          <w:b w:val="1"/>
+          <w:bCs w:val="1"/>
+          <w:noProof w:val="0"/>
+          <w:sz w:val="24"/>
+          <w:szCs w:val="24"/>
+          <w:lang w:val="pt-BR"/>
+        </w:rPr>
+        <w:t>ATIVIDADE | Refletindo sobre o cuidado com as pessoas mediadoras de leitura</w:t>
+      </w:r>
+      <w:r>
+        <w:rPr>
+          <w:rFonts w:ascii="Aptos" w:hAnsi="Aptos" w:eastAsia="Aptos" w:cs="Aptos"/>
+          <w:noProof w:val="0"/>
+          <w:sz w:val="24"/>
+          <w:szCs w:val="24"/>
+          <w:lang w:val="pt-BR"/>
+        </w:rPr>
+        <w:t xml:space="preserve">, seguindo o padrão adotado no curso, com a palavra </w:t>
+      </w:r>
+      <w:r>
+        <w:rPr>
+          <w:rFonts w:ascii="Aptos" w:hAnsi="Aptos" w:eastAsia="Aptos" w:cs="Aptos"/>
+          <w:b w:val="0"/>
+          <w:bCs w:val="0"/>
+          <w:noProof w:val="0"/>
+          <w:sz w:val="24"/>
+          <w:szCs w:val="24"/>
+          <w:lang w:val="pt-BR"/>
+        </w:rPr>
+        <w:t>ATIVIDADE</w:t>
+      </w:r>
+      <w:r>
+        <w:rPr>
+          <w:rFonts w:ascii="Aptos" w:hAnsi="Aptos" w:eastAsia="Aptos" w:cs="Aptos"/>
+          <w:noProof w:val="0"/>
+          <w:sz w:val="24"/>
+          <w:szCs w:val="24"/>
+          <w:lang w:val="pt-BR"/>
+        </w:rPr>
+        <w:t xml:space="preserve"> em caixa alta, seguida de barra e do título da atividade.</w:t>
+      </w:r>
+      <w:r>
+        <w:rPr>
+          <w:rFonts w:ascii="Aptos" w:hAnsi="Aptos" w:eastAsia="Aptos" w:cs="Aptos"/>
+          <w:noProof w:val="0"/>
+          <w:sz w:val="24"/>
+          <w:szCs w:val="24"/>
+          <w:lang w:val="pt-BR"/>
+        </w:rPr>
+        <w:t xml:space="preserve"> </w:t>
+      </w:r>
+      <w:r>
+        <w:rPr>
+          <w:rFonts w:ascii="Aptos" w:hAnsi="Aptos" w:eastAsia="Aptos" w:cs="Aptos"/>
+          <w:noProof w:val="0"/>
+          <w:sz w:val="24"/>
+          <w:szCs w:val="24"/>
+          <w:lang w:val="pt-BR"/>
+        </w:rPr>
+        <w:t>[</w:t>
+      </w:r>
+      <w:r>
+        <w:rPr>
+          <w:rFonts w:ascii="Aptos" w:hAnsi="Aptos" w:eastAsia="Aptos" w:cs="Aptos"/>
+          <w:noProof w:val="0"/>
+          <w:sz w:val="24"/>
+          <w:szCs w:val="24"/>
+          <w:highlight w:val="green"/>
+          <w:lang w:val="pt-BR"/>
+        </w:rPr>
+        <w:t>ok</w:t>
+      </w:r>
+      <w:r>
+        <w:rPr>
+          <w:rFonts w:ascii="Aptos" w:hAnsi="Aptos" w:eastAsia="Aptos" w:cs="Aptos"/>
+          <w:noProof w:val="0"/>
+          <w:sz w:val="24"/>
+          <w:szCs w:val="24"/>
+          <w:lang w:val="pt-BR"/>
+        </w:rPr>
+        <w:t>]</w:t>
+      </w:r>
+    </w:p>
+    <w:p>
+      <w:pPr>
+        <w:pStyle w:val="ListParagraph"/>
+        <w:numPr>
+          <w:ilvl w:val="0"/>
+          <w:numId w:val="1"/>
+        </w:numPr>
+        <w:suppressLineNumbers w:val="0"/>
+        <w:bidi w:val="0"/>
+        <w:spacing w:before="0" w:beforeAutospacing="off" w:after="0" w:afterAutospacing="off" w:line="279" w:lineRule="auto"/>
+        <w:ind/>
+        <w:rPr>
+          <w:rFonts w:ascii="Aptos" w:hAnsi="Aptos" w:eastAsia="Aptos" w:cs="Aptos"/>
+          <w:noProof w:val="0"/>
+          <w:sz w:val="24"/>
+          <w:szCs w:val="24"/>
+          <w:lang w:val="pt-BR"/>
+        </w:rPr>
+      </w:pPr>
+      <w:r>
+        <w:rPr>
+          <w:rFonts w:ascii="Aptos" w:hAnsi="Aptos" w:eastAsia="Aptos" w:cs="Aptos"/>
+          <w:b w:val="1"/>
+          <w:bCs w:val="1"/>
+          <w:noProof w:val="0"/>
+          <w:sz w:val="24"/>
+          <w:szCs w:val="24"/>
+          <w:lang w:val="pt-BR"/>
+        </w:rPr>
+        <w:t xml:space="preserve">Retirar o </w:t>
+      </w:r>
+      <w:r>
+        <w:rPr>
+          <w:rFonts w:ascii="Aptos" w:hAnsi="Aptos" w:eastAsia="Aptos" w:cs="Aptos"/>
+          <w:b w:val="1"/>
+          <w:bCs w:val="1"/>
+          <w:noProof w:val="0"/>
+          <w:sz w:val="24"/>
+          <w:szCs w:val="24"/>
+          <w:lang w:val="pt-BR"/>
+        </w:rPr>
+        <w:t>título do card da atividade</w:t>
+      </w:r>
+      <w:r>
+        <w:rPr>
+          <w:rFonts w:ascii="Aptos" w:hAnsi="Aptos" w:eastAsia="Aptos" w:cs="Aptos"/>
+          <w:noProof w:val="0"/>
+          <w:sz w:val="24"/>
+          <w:szCs w:val="24"/>
+          <w:lang w:val="pt-BR"/>
+        </w:rPr>
+        <w:t>, mantendo apenas o card, conforme o padrão adotado nas demais atividades do curso.</w:t>
+      </w:r>
+      <w:r>
+        <w:rPr>
+          <w:rFonts w:ascii="Aptos" w:hAnsi="Aptos" w:eastAsia="Aptos" w:cs="Aptos"/>
+          <w:noProof w:val="0"/>
+          <w:sz w:val="24"/>
+          <w:szCs w:val="24"/>
+          <w:lang w:val="pt-BR"/>
+        </w:rPr>
+        <w:t>[</w:t>
+      </w:r>
+      <w:r>
+        <w:rPr>
+          <w:rFonts w:ascii="Aptos" w:hAnsi="Aptos" w:eastAsia="Aptos" w:cs="Aptos"/>
+          <w:noProof w:val="0"/>
+          <w:sz w:val="24"/>
+          <w:szCs w:val="24"/>
+          <w:highlight w:val="green"/>
+          <w:lang w:val="pt-BR"/>
+        </w:rPr>
+        <w:t>ok</w:t>
+      </w:r>
+      <w:r>
+        <w:rPr>
+          <w:rFonts w:ascii="Aptos" w:hAnsi="Aptos" w:eastAsia="Aptos" w:cs="Aptos"/>
+          <w:noProof w:val="0"/>
+          <w:sz w:val="24"/>
+          <w:szCs w:val="24"/>
+          <w:lang w:val="pt-BR"/>
+        </w:rPr>
+        <w:t>]</w:t>
+      </w:r>
+    </w:p>
+    <w:p>
+      <w:pPr>
+        <w:pStyle w:val="ListParagraph"/>
+        <w:numPr>
+          <w:ilvl w:val="0"/>
+          <w:numId w:val="1"/>
+        </w:numPr>
+        <w:suppressLineNumbers w:val="0"/>
+        <w:bidi w:val="0"/>
+        <w:spacing w:before="0" w:beforeAutospacing="off" w:after="0" w:afterAutospacing="off" w:line="279" w:lineRule="auto"/>
+        <w:ind/>
+        <w:rPr>
+          <w:rFonts w:ascii="Aptos" w:hAnsi="Aptos" w:eastAsia="Aptos" w:cs="Aptos"/>
+          <w:noProof w:val="0"/>
+          <w:sz w:val="24"/>
+          <w:szCs w:val="24"/>
+          <w:lang w:val="pt-BR"/>
+        </w:rPr>
+      </w:pPr>
+      <w:r>
+        <w:rPr>
+          <w:rFonts w:ascii="Aptos" w:hAnsi="Aptos" w:eastAsia="Aptos" w:cs="Aptos"/>
+          <w:noProof w:val="0"/>
+          <w:sz w:val="24"/>
+          <w:szCs w:val="24"/>
+          <w:lang w:val="pt-BR"/>
+        </w:rPr>
+        <w:t xml:space="preserve">Organizar a estrutura da atividade, deixando a </w:t>
+      </w:r>
+      <w:r>
+        <w:rPr>
+          <w:rFonts w:ascii="Aptos" w:hAnsi="Aptos" w:eastAsia="Aptos" w:cs="Aptos"/>
+          <w:b w:val="1"/>
+          <w:bCs w:val="1"/>
+          <w:noProof w:val="0"/>
+          <w:sz w:val="24"/>
+          <w:szCs w:val="24"/>
+          <w:lang w:val="pt-BR"/>
+        </w:rPr>
+        <w:t>introdução</w:t>
+      </w:r>
+      <w:r>
+        <w:rPr>
+          <w:rFonts w:ascii="Aptos" w:hAnsi="Aptos" w:eastAsia="Aptos" w:cs="Aptos"/>
+          <w:noProof w:val="0"/>
+          <w:sz w:val="24"/>
+          <w:szCs w:val="24"/>
+          <w:lang w:val="pt-BR"/>
+        </w:rPr>
+        <w:t xml:space="preserve"> em um parágrafo de contextualização e, na sequência, inserir o </w:t>
+      </w:r>
+      <w:r>
+        <w:rPr>
+          <w:rFonts w:ascii="Aptos" w:hAnsi="Aptos" w:eastAsia="Aptos" w:cs="Aptos"/>
+          <w:b w:val="1"/>
+          <w:bCs w:val="1"/>
+          <w:noProof w:val="0"/>
+          <w:sz w:val="24"/>
+          <w:szCs w:val="24"/>
+          <w:lang w:val="pt-BR"/>
+        </w:rPr>
+        <w:t>box padronizado</w:t>
+      </w:r>
+      <w:r>
+        <w:rPr>
+          <w:rFonts w:ascii="Aptos" w:hAnsi="Aptos" w:eastAsia="Aptos" w:cs="Aptos"/>
+          <w:noProof w:val="0"/>
+          <w:sz w:val="24"/>
+          <w:szCs w:val="24"/>
+          <w:lang w:val="pt-BR"/>
+        </w:rPr>
+        <w:t xml:space="preserve"> de orientações, com o título </w:t>
+      </w:r>
+      <w:r>
+        <w:rPr>
+          <w:rFonts w:ascii="Aptos" w:hAnsi="Aptos" w:eastAsia="Aptos" w:cs="Aptos"/>
+          <w:b w:val="1"/>
+          <w:bCs w:val="1"/>
+          <w:noProof w:val="0"/>
+          <w:sz w:val="24"/>
+          <w:szCs w:val="24"/>
+          <w:lang w:val="pt-BR"/>
+        </w:rPr>
+        <w:t>"Colocando em prática"</w:t>
+      </w:r>
+      <w:r>
+        <w:rPr>
+          <w:rFonts w:ascii="Aptos" w:hAnsi="Aptos" w:eastAsia="Aptos" w:cs="Aptos"/>
+          <w:noProof w:val="0"/>
+          <w:sz w:val="24"/>
+          <w:szCs w:val="24"/>
+          <w:lang w:val="pt-BR"/>
+        </w:rPr>
+        <w:t>, o ícone de caneta e as instruções para a realização da atividade.</w:t>
+      </w:r>
+      <w:r>
+        <w:rPr>
+          <w:rFonts w:ascii="Aptos" w:hAnsi="Aptos" w:eastAsia="Aptos" w:cs="Aptos"/>
+          <w:noProof w:val="0"/>
+          <w:sz w:val="24"/>
+          <w:szCs w:val="24"/>
+          <w:lang w:val="pt-BR"/>
+        </w:rPr>
+        <w:t xml:space="preserve"> </w:t>
+      </w:r>
+      <w:r>
+        <w:rPr>
+          <w:rFonts w:ascii="Aptos" w:hAnsi="Aptos" w:eastAsia="Aptos" w:cs="Aptos"/>
+          <w:noProof w:val="0"/>
+          <w:sz w:val="24"/>
+          <w:szCs w:val="24"/>
+          <w:lang w:val="pt-BR"/>
+        </w:rPr>
+        <w:t>[</w:t>
+      </w:r>
+      <w:r>
+        <w:rPr>
+          <w:rFonts w:ascii="Aptos" w:hAnsi="Aptos" w:eastAsia="Aptos" w:cs="Aptos"/>
+          <w:noProof w:val="0"/>
+          <w:sz w:val="24"/>
+          <w:szCs w:val="24"/>
+          <w:highlight w:val="green"/>
+          <w:lang w:val="pt-BR"/>
+        </w:rPr>
+        <w:t>ok</w:t>
+      </w:r>
+      <w:r>
+        <w:rPr>
+          <w:rFonts w:ascii="Aptos" w:hAnsi="Aptos" w:eastAsia="Aptos" w:cs="Aptos"/>
+          <w:noProof w:val="0"/>
+          <w:sz w:val="24"/>
+          <w:szCs w:val="24"/>
+          <w:lang w:val="pt-BR"/>
+        </w:rPr>
+        <w:t>]</w:t>
+      </w:r>
+    </w:p>
+    <w:p>
+      <w:pPr>
+        <w:pStyle w:val="ListParagraph"/>
+        <w:numPr>
+          <w:ilvl w:val="0"/>
+          <w:numId w:val="1"/>
+        </w:numPr>
+        <w:suppressLineNumbers w:val="0"/>
+        <w:bidi w:val="0"/>
+        <w:spacing w:before="0" w:beforeAutospacing="off" w:after="0" w:afterAutospacing="off" w:line="279" w:lineRule="auto"/>
+        <w:ind/>
+        <w:rPr>
+          <w:rFonts w:ascii="Aptos" w:hAnsi="Aptos" w:eastAsia="Aptos" w:cs="Aptos"/>
+          <w:noProof w:val="0"/>
+          <w:sz w:val="24"/>
+          <w:szCs w:val="24"/>
+          <w:lang w:val="pt-BR"/>
+        </w:rPr>
+      </w:pPr>
+      <w:r>
+        <w:rPr>
           <w:rFonts w:ascii="Aptos" w:hAnsi="Aptos" w:eastAsia="Aptos" w:cs="Aptos"/>
           <w:noProof w:val="0"/>
           <w:sz w:val="24"/>
@@ -20811,7 +23938,31 @@
           <w:szCs w:val="24"/>
           <w:lang w:val="pt-BR"/>
         </w:rPr>
-        <w:t>Pode ser mantido o mesmo padrão de diagramação, com cada categoria apresentada em um card com seu respectivo ícone</w:t>
+        <w:t xml:space="preserve">Pode ser </w:t>
+      </w:r>
+      <w:r>
+        <w:rPr>
+          <w:rFonts w:ascii="Aptos" w:hAnsi="Aptos" w:eastAsia="Aptos" w:cs="Aptos"/>
+          <w:b w:val="1"/>
+          <w:bCs w:val="1"/>
+          <w:noProof w:val="0"/>
+          <w:sz w:val="24"/>
+          <w:szCs w:val="24"/>
+          <w:lang w:val="pt-BR"/>
+        </w:rPr>
+        <w:t>mantido o mesmo</w:t>
+      </w:r>
+      <w:r>
+        <w:rPr>
+          <w:rFonts w:ascii="Aptos" w:hAnsi="Aptos" w:eastAsia="Aptos" w:cs="Aptos"/>
+          <w:b w:val="1"/>
+          <w:bCs w:val="1"/>
+          <w:noProof w:val="0"/>
+          <w:sz w:val="24"/>
+          <w:szCs w:val="24"/>
+          <w:lang w:val="pt-BR"/>
+        </w:rPr>
+        <w:t xml:space="preserve"> padrão de diagramação, com cada categoria apresentada em um card com seu respectivo ícone</w:t>
       </w:r>
       <w:r>
         <w:rPr>
@@ -20888,6 +24039,47 @@
           <w:lang w:val="pt-BR"/>
         </w:rPr>
         <w:t xml:space="preserve"> também foram revisadas. A seguir, disponibilizo a versão completa da atividade, conforme deverá ser apresentada no Moodle.</w:t>
+      </w:r>
+      <w:r>
+        <w:rPr>
+          <w:rFonts w:ascii="Aptos" w:hAnsi="Aptos" w:eastAsia="Aptos" w:cs="Aptos"/>
+          <w:noProof w:val="0"/>
+          <w:sz w:val="24"/>
+          <w:szCs w:val="24"/>
+          <w:lang w:val="pt-BR"/>
+        </w:rPr>
+        <w:t xml:space="preserve"> </w:t>
+      </w:r>
+      <w:r>
+        <w:rPr>
+          <w:rFonts w:ascii="Aptos" w:hAnsi="Aptos" w:eastAsia="Aptos" w:cs="Aptos"/>
+          <w:noProof w:val="0"/>
+          <w:sz w:val="24"/>
+          <w:szCs w:val="24"/>
+          <w:lang w:val="pt-BR"/>
+        </w:rPr>
+        <w:t>[</w:t>
+      </w:r>
+      <w:r>
+        <w:rPr>
+          <w:rFonts w:ascii="Aptos" w:hAnsi="Aptos" w:eastAsia="Aptos" w:cs="Aptos"/>
+          <w:noProof w:val="0"/>
+          <w:sz w:val="24"/>
+          <w:szCs w:val="24"/>
+          <w:highlight w:val="green"/>
+          <w:lang w:val="pt-BR"/>
+        </w:rPr>
+        <w:t>ok</w:t>
+      </w:r>
+      <w:r>
+        <w:rPr>
+          <w:rFonts w:ascii="Aptos" w:hAnsi="Aptos" w:eastAsia="Aptos" w:cs="Aptos"/>
+          <w:noProof w:val="0"/>
+          <w:sz w:val="24"/>
+          <w:szCs w:val="24"/>
+          <w:lang w:val="pt-BR"/>
+        </w:rPr>
+        <w:t>]</w:t>
       </w:r>
     </w:p>
     <w:p>
@@ -20914,10 +24106,18 @@
     </w:p>
     <w:p>
       <w:pPr>
+        <w:pStyle w:val="Normal"/>
         <w:suppressLineNumbers w:val="0"/>
         <w:bidi w:val="0"/>
         <w:spacing w:before="0" w:beforeAutospacing="off" w:after="160" w:afterAutospacing="off" w:line="276" w:lineRule="auto"/>
         <w:ind/>
+        <w:rPr>
+          <w:rFonts w:ascii="Aptos" w:hAnsi="Aptos" w:eastAsia="Aptos" w:cs="Aptos"/>
+          <w:noProof w:val="0"/>
+          <w:sz w:val="24"/>
+          <w:szCs w:val="24"/>
+          <w:lang w:val="pt-BR"/>
+        </w:rPr>
       </w:pPr>
       <w:r>
         <w:rPr>
@@ -20930,6 +24130,49 @@
           <w:lang w:val="pt-BR"/>
         </w:rPr>
         <w:t>ATIVIDADE | Refletindo sobre o cuidado com as pessoas mediadoras de leitura</w:t>
+      </w:r>
+      <w:r>
+        <w:rPr>
+          <w:rFonts w:ascii="Aptos" w:hAnsi="Aptos" w:eastAsia="Aptos" w:cs="Aptos"/>
+          <w:b w:val="1"/>
+          <w:bCs w:val="1"/>
+          <w:noProof w:val="0"/>
+          <w:sz w:val="24"/>
+          <w:szCs w:val="24"/>
+          <w:lang w:val="pt-BR"/>
+        </w:rPr>
+        <w:t xml:space="preserve"> </w:t>
+      </w:r>
+      <w:r>
+        <w:rPr>
+          <w:rFonts w:ascii="Aptos" w:hAnsi="Aptos" w:eastAsia="Aptos" w:cs="Aptos"/>
+          <w:noProof w:val="0"/>
+          <w:sz w:val="24"/>
+          <w:szCs w:val="24"/>
+          <w:lang w:val="pt-BR"/>
+        </w:rPr>
+        <w:t>[</w:t>
+      </w:r>
+      <w:r>
+        <w:rPr>
+          <w:rFonts w:ascii="Aptos" w:hAnsi="Aptos" w:eastAsia="Aptos" w:cs="Aptos"/>
+          <w:noProof w:val="0"/>
+          <w:sz w:val="24"/>
+          <w:szCs w:val="24"/>
+          <w:highlight w:val="green"/>
+          <w:lang w:val="pt-BR"/>
+        </w:rPr>
+        <w:t>ok, atividade toda reformulada</w:t>
+      </w:r>
+      <w:r>
+        <w:rPr>
+          <w:rFonts w:ascii="Aptos" w:hAnsi="Aptos" w:eastAsia="Aptos" w:cs="Aptos"/>
+          <w:noProof w:val="0"/>
+          <w:sz w:val="24"/>
+          <w:szCs w:val="24"/>
+          <w:lang w:val="pt-BR"/>
+        </w:rPr>
+        <w:t>]</w:t>
       </w:r>
     </w:p>
     <w:p>
@@ -22060,6 +25303,47 @@
         </w:rPr>
         <w:t>.</w:t>
       </w:r>
+      <w:r>
+        <w:rPr>
+          <w:rFonts w:ascii="Aptos" w:hAnsi="Aptos" w:eastAsia="Aptos" w:cs="Aptos"/>
+          <w:noProof w:val="0"/>
+          <w:sz w:val="24"/>
+          <w:szCs w:val="24"/>
+          <w:lang w:val="pt-BR"/>
+        </w:rPr>
+        <w:t xml:space="preserve"> </w:t>
+      </w:r>
+      <w:r>
+        <w:rPr>
+          <w:rFonts w:ascii="Aptos" w:hAnsi="Aptos" w:eastAsia="Aptos" w:cs="Aptos"/>
+          <w:noProof w:val="0"/>
+          <w:sz w:val="24"/>
+          <w:szCs w:val="24"/>
+          <w:lang w:val="pt-BR"/>
+        </w:rPr>
+        <w:t>[</w:t>
+      </w:r>
+      <w:r>
+        <w:rPr>
+          <w:rFonts w:ascii="Aptos" w:hAnsi="Aptos" w:eastAsia="Aptos" w:cs="Aptos"/>
+          <w:noProof w:val="0"/>
+          <w:sz w:val="24"/>
+          <w:szCs w:val="24"/>
+          <w:highlight w:val="green"/>
+          <w:lang w:val="pt-BR"/>
+        </w:rPr>
+        <w:t>ok</w:t>
+      </w:r>
+      <w:r>
+        <w:rPr>
+          <w:rFonts w:ascii="Aptos" w:hAnsi="Aptos" w:eastAsia="Aptos" w:cs="Aptos"/>
+          <w:noProof w:val="0"/>
+          <w:sz w:val="24"/>
+          <w:szCs w:val="24"/>
+          <w:lang w:val="pt-BR"/>
+        </w:rPr>
+        <w:t>]</w:t>
+      </w:r>
     </w:p>
     <w:p>
       <w:pPr>
@@ -22100,7 +25384,27 @@
           <w:szCs w:val="24"/>
           <w:lang w:val="pt-BR"/>
         </w:rPr>
-        <w:t xml:space="preserve">, cujo título também é </w:t>
+        <w:t>, cujo tí</w:t>
+      </w:r>
+      <w:r>
+        <w:rPr>
+          <w:rFonts w:ascii="Aptos" w:hAnsi="Aptos" w:eastAsia="Aptos" w:cs="Aptos"/>
+          <w:noProof w:val="0"/>
+          <w:sz w:val="24"/>
+          <w:szCs w:val="24"/>
+          <w:lang w:val="pt-BR"/>
+        </w:rPr>
+        <w:t>tulo também</w:t>
+      </w:r>
+      <w:r>
+        <w:rPr>
+          <w:rFonts w:ascii="Aptos" w:hAnsi="Aptos" w:eastAsia="Aptos" w:cs="Aptos"/>
+          <w:noProof w:val="0"/>
+          <w:sz w:val="24"/>
+          <w:szCs w:val="24"/>
+          <w:lang w:val="pt-BR"/>
+        </w:rPr>
+        <w:t xml:space="preserve"> é </w:t>
       </w:r>
       <w:r>
         <w:rPr>
@@ -22122,19 +25426,41 @@
           <w:szCs w:val="24"/>
           <w:lang w:val="pt-BR"/>
         </w:rPr>
-        <w:t xml:space="preserve">, alterar o título para </w:t>
-      </w:r>
-      <w:r>
-        <w:rPr>
-          <w:rFonts w:ascii="Aptos" w:hAnsi="Aptos" w:eastAsia="Aptos" w:cs="Aptos"/>
-          <w:b w:val="1"/>
-          <w:bCs w:val="1"/>
-          <w:noProof w:val="0"/>
-          <w:sz w:val="24"/>
-          <w:szCs w:val="24"/>
-          <w:lang w:val="pt-BR"/>
-        </w:rPr>
-        <w:t>Reconhecer limites</w:t>
+        <w:t xml:space="preserve">, alterar o título </w:t>
+      </w:r>
+      <w:r>
+        <w:rPr>
+          <w:rFonts w:ascii="Aptos" w:hAnsi="Aptos" w:eastAsia="Aptos" w:cs="Aptos"/>
+          <w:noProof w:val="0"/>
+          <w:sz w:val="24"/>
+          <w:szCs w:val="24"/>
+          <w:lang w:val="pt-BR"/>
+        </w:rPr>
+        <w:t xml:space="preserve">para </w:t>
+      </w:r>
+      <w:r>
+        <w:rPr>
+          <w:rFonts w:ascii="Aptos" w:hAnsi="Aptos" w:eastAsia="Aptos" w:cs="Aptos"/>
+          <w:b w:val="1"/>
+          <w:bCs w:val="1"/>
+          <w:noProof w:val="0"/>
+          <w:sz w:val="24"/>
+          <w:szCs w:val="24"/>
+          <w:lang w:val="pt-BR"/>
+        </w:rPr>
+        <w:t>Reconhecer</w:t>
+      </w:r>
+      <w:r>
+        <w:rPr>
+          <w:rFonts w:ascii="Aptos" w:hAnsi="Aptos" w:eastAsia="Aptos" w:cs="Aptos"/>
+          <w:b w:val="1"/>
+          <w:bCs w:val="1"/>
+          <w:noProof w:val="0"/>
+          <w:sz w:val="24"/>
+          <w:szCs w:val="24"/>
+          <w:lang w:val="pt-BR"/>
+        </w:rPr>
+        <w:t xml:space="preserve"> limites</w:t>
       </w:r>
       <w:r>
         <w:rPr>
@@ -22145,6 +25471,47 @@
           <w:lang w:val="pt-BR"/>
         </w:rPr>
         <w:t>.</w:t>
+      </w:r>
+      <w:r>
+        <w:rPr>
+          <w:rFonts w:ascii="Aptos" w:hAnsi="Aptos" w:eastAsia="Aptos" w:cs="Aptos"/>
+          <w:noProof w:val="0"/>
+          <w:sz w:val="24"/>
+          <w:szCs w:val="24"/>
+          <w:lang w:val="pt-BR"/>
+        </w:rPr>
+        <w:t xml:space="preserve"> </w:t>
+      </w:r>
+      <w:r>
+        <w:rPr>
+          <w:rFonts w:ascii="Aptos" w:hAnsi="Aptos" w:eastAsia="Aptos" w:cs="Aptos"/>
+          <w:noProof w:val="0"/>
+          <w:sz w:val="24"/>
+          <w:szCs w:val="24"/>
+          <w:lang w:val="pt-BR"/>
+        </w:rPr>
+        <w:t>[</w:t>
+      </w:r>
+      <w:r>
+        <w:rPr>
+          <w:rFonts w:ascii="Aptos" w:hAnsi="Aptos" w:eastAsia="Aptos" w:cs="Aptos"/>
+          <w:noProof w:val="0"/>
+          <w:sz w:val="24"/>
+          <w:szCs w:val="24"/>
+          <w:highlight w:val="green"/>
+          <w:lang w:val="pt-BR"/>
+        </w:rPr>
+        <w:t>ok</w:t>
+      </w:r>
+      <w:r>
+        <w:rPr>
+          <w:rFonts w:ascii="Aptos" w:hAnsi="Aptos" w:eastAsia="Aptos" w:cs="Aptos"/>
+          <w:noProof w:val="0"/>
+          <w:sz w:val="24"/>
+          <w:szCs w:val="24"/>
+          <w:lang w:val="pt-BR"/>
+        </w:rPr>
+        <w:t>]</w:t>
       </w:r>
     </w:p>
     <w:p>
@@ -22242,6 +25609,47 @@
         </w:rPr>
         <w:t>, mantendo apenas o texto em formatação padrão.</w:t>
       </w:r>
+      <w:r>
+        <w:rPr>
+          <w:rFonts w:ascii="Aptos" w:hAnsi="Aptos" w:eastAsia="Aptos" w:cs="Aptos"/>
+          <w:noProof w:val="0"/>
+          <w:sz w:val="24"/>
+          <w:szCs w:val="24"/>
+          <w:lang w:val="pt-BR"/>
+        </w:rPr>
+        <w:t xml:space="preserve"> </w:t>
+      </w:r>
+      <w:r>
+        <w:rPr>
+          <w:rFonts w:ascii="Aptos" w:hAnsi="Aptos" w:eastAsia="Aptos" w:cs="Aptos"/>
+          <w:noProof w:val="0"/>
+          <w:sz w:val="24"/>
+          <w:szCs w:val="24"/>
+          <w:lang w:val="pt-BR"/>
+        </w:rPr>
+        <w:t>[</w:t>
+      </w:r>
+      <w:r>
+        <w:rPr>
+          <w:rFonts w:ascii="Aptos" w:hAnsi="Aptos" w:eastAsia="Aptos" w:cs="Aptos"/>
+          <w:noProof w:val="0"/>
+          <w:sz w:val="24"/>
+          <w:szCs w:val="24"/>
+          <w:highlight w:val="green"/>
+          <w:lang w:val="pt-BR"/>
+        </w:rPr>
+        <w:t>ok</w:t>
+      </w:r>
+      <w:r>
+        <w:rPr>
+          <w:rFonts w:ascii="Aptos" w:hAnsi="Aptos" w:eastAsia="Aptos" w:cs="Aptos"/>
+          <w:noProof w:val="0"/>
+          <w:sz w:val="24"/>
+          <w:szCs w:val="24"/>
+          <w:lang w:val="pt-BR"/>
+        </w:rPr>
+        <w:t>]</w:t>
+      </w:r>
     </w:p>
     <w:p>
       <w:pPr>
@@ -22308,6 +25716,49 @@
         </w:rPr>
         <w:t xml:space="preserve"> @kaiotirinhas</w:t>
       </w:r>
+      <w:r>
+        <w:rPr>
+          <w:rFonts w:ascii="Aptos" w:hAnsi="Aptos" w:eastAsia="Aptos" w:cs="Aptos"/>
+          <w:b w:val="0"/>
+          <w:bCs w:val="0"/>
+          <w:noProof w:val="0"/>
+          <w:sz w:val="24"/>
+          <w:szCs w:val="24"/>
+          <w:lang w:val="pt-BR"/>
+        </w:rPr>
+        <w:t xml:space="preserve"> </w:t>
+      </w:r>
+      <w:r>
+        <w:rPr>
+          <w:rFonts w:ascii="Aptos" w:hAnsi="Aptos" w:eastAsia="Aptos" w:cs="Aptos"/>
+          <w:noProof w:val="0"/>
+          <w:sz w:val="24"/>
+          <w:szCs w:val="24"/>
+          <w:lang w:val="pt-BR"/>
+        </w:rPr>
+        <w:t>[</w:t>
+      </w:r>
+      <w:r>
+        <w:rPr>
+          <w:rFonts w:ascii="Aptos" w:hAnsi="Aptos" w:eastAsia="Aptos" w:cs="Aptos"/>
+          <w:noProof w:val="0"/>
+          <w:sz w:val="24"/>
+          <w:szCs w:val="24"/>
+          <w:highlight w:val="green"/>
+          <w:lang w:val="pt-BR"/>
+        </w:rPr>
+        <w:t>ok</w:t>
+      </w:r>
+      <w:r>
+        <w:rPr>
+          <w:rFonts w:ascii="Aptos" w:hAnsi="Aptos" w:eastAsia="Aptos" w:cs="Aptos"/>
+          <w:noProof w:val="0"/>
+          <w:sz w:val="24"/>
+          <w:szCs w:val="24"/>
+          <w:lang w:val="pt-BR"/>
+        </w:rPr>
+        <w:t>]</w:t>
+      </w:r>
     </w:p>
     <w:p>
       <w:pPr>
@@ -22370,19 +25821,84 @@
           <w:szCs w:val="24"/>
           <w:lang w:val="pt-BR"/>
         </w:rPr>
-        <w:t xml:space="preserve"> para </w:t>
-      </w:r>
-      <w:r>
-        <w:rPr>
-          <w:rFonts w:ascii="Aptos" w:hAnsi="Aptos" w:eastAsia="Aptos" w:cs="Aptos"/>
-          <w:b w:val="1"/>
-          <w:bCs w:val="1"/>
-          <w:noProof w:val="0"/>
-          <w:sz w:val="24"/>
-          <w:szCs w:val="24"/>
-          <w:lang w:val="pt-BR"/>
-        </w:rPr>
-        <w:t>Construir redes de apoio</w:t>
+        <w:t xml:space="preserve"> </w:t>
+      </w:r>
+      <w:r>
+        <w:rPr>
+          <w:rFonts w:ascii="Aptos" w:hAnsi="Aptos" w:eastAsia="Aptos" w:cs="Aptos"/>
+          <w:noProof w:val="0"/>
+          <w:sz w:val="24"/>
+          <w:szCs w:val="24"/>
+          <w:lang w:val="pt-BR"/>
+        </w:rPr>
+        <w:t xml:space="preserve">para </w:t>
+      </w:r>
+      <w:r>
+        <w:rPr>
+          <w:rFonts w:ascii="Aptos" w:hAnsi="Aptos" w:eastAsia="Aptos" w:cs="Aptos"/>
+          <w:b w:val="1"/>
+          <w:bCs w:val="1"/>
+          <w:noProof w:val="0"/>
+          <w:sz w:val="24"/>
+          <w:szCs w:val="24"/>
+          <w:lang w:val="pt-BR"/>
+        </w:rPr>
+        <w:t>Construir</w:t>
+      </w:r>
+      <w:r>
+        <w:rPr>
+          <w:rFonts w:ascii="Aptos" w:hAnsi="Aptos" w:eastAsia="Aptos" w:cs="Aptos"/>
+          <w:b w:val="1"/>
+          <w:bCs w:val="1"/>
+          <w:noProof w:val="0"/>
+          <w:sz w:val="24"/>
+          <w:szCs w:val="24"/>
+          <w:lang w:val="pt-BR"/>
+        </w:rPr>
+        <w:t xml:space="preserve"> redes de apoio</w:t>
+      </w:r>
+      <w:r>
+        <w:rPr>
+          <w:rFonts w:ascii="Aptos" w:hAnsi="Aptos" w:eastAsia="Aptos" w:cs="Aptos"/>
+          <w:b w:val="1"/>
+          <w:bCs w:val="1"/>
+          <w:noProof w:val="0"/>
+          <w:sz w:val="24"/>
+          <w:szCs w:val="24"/>
+          <w:lang w:val="pt-BR"/>
+        </w:rPr>
+        <w:t xml:space="preserve"> </w:t>
+      </w:r>
+      <w:r>
+        <w:rPr>
+          <w:rFonts w:ascii="Aptos" w:hAnsi="Aptos" w:eastAsia="Aptos" w:cs="Aptos"/>
+          <w:noProof w:val="0"/>
+          <w:sz w:val="24"/>
+          <w:szCs w:val="24"/>
+          <w:lang w:val="pt-BR"/>
+        </w:rPr>
+        <w:t>[</w:t>
+      </w:r>
+      <w:r>
+        <w:rPr>
+          <w:rFonts w:ascii="Aptos" w:hAnsi="Aptos" w:eastAsia="Aptos" w:cs="Aptos"/>
+          <w:noProof w:val="0"/>
+          <w:sz w:val="24"/>
+          <w:szCs w:val="24"/>
+          <w:highlight w:val="green"/>
+          <w:lang w:val="pt-BR"/>
+        </w:rPr>
+        <w:t>ok</w:t>
+      </w:r>
+      <w:r>
+        <w:rPr>
+          <w:rFonts w:ascii="Aptos" w:hAnsi="Aptos" w:eastAsia="Aptos" w:cs="Aptos"/>
+          <w:noProof w:val="0"/>
+          <w:sz w:val="24"/>
+          <w:szCs w:val="24"/>
+          <w:lang w:val="pt-BR"/>
+        </w:rPr>
+        <w:t>]</w:t>
       </w:r>
     </w:p>
     <w:p>
@@ -22458,6 +25974,47 @@
         </w:rPr>
         <w:t>, eliminando o espaço em branco existente após a vírgula.</w:t>
       </w:r>
+      <w:r>
+        <w:rPr>
+          <w:rFonts w:ascii="Aptos" w:hAnsi="Aptos" w:eastAsia="Aptos" w:cs="Aptos"/>
+          <w:noProof w:val="0"/>
+          <w:sz w:val="24"/>
+          <w:szCs w:val="24"/>
+          <w:lang w:val="pt-BR"/>
+        </w:rPr>
+        <w:t xml:space="preserve"> </w:t>
+      </w:r>
+      <w:r>
+        <w:rPr>
+          <w:rFonts w:ascii="Aptos" w:hAnsi="Aptos" w:eastAsia="Aptos" w:cs="Aptos"/>
+          <w:noProof w:val="0"/>
+          <w:sz w:val="24"/>
+          <w:szCs w:val="24"/>
+          <w:lang w:val="pt-BR"/>
+        </w:rPr>
+        <w:t>[</w:t>
+      </w:r>
+      <w:r>
+        <w:rPr>
+          <w:rFonts w:ascii="Aptos" w:hAnsi="Aptos" w:eastAsia="Aptos" w:cs="Aptos"/>
+          <w:noProof w:val="0"/>
+          <w:sz w:val="24"/>
+          <w:szCs w:val="24"/>
+          <w:highlight w:val="green"/>
+          <w:lang w:val="pt-BR"/>
+        </w:rPr>
+        <w:t>ok</w:t>
+      </w:r>
+      <w:r>
+        <w:rPr>
+          <w:rFonts w:ascii="Aptos" w:hAnsi="Aptos" w:eastAsia="Aptos" w:cs="Aptos"/>
+          <w:noProof w:val="0"/>
+          <w:sz w:val="24"/>
+          <w:szCs w:val="24"/>
+          <w:lang w:val="pt-BR"/>
+        </w:rPr>
+        <w:t>]</w:t>
+      </w:r>
     </w:p>
     <w:p>
       <w:pPr>
@@ -22522,6 +26079,47 @@
         </w:rPr>
         <w:t>.</w:t>
       </w:r>
+      <w:r>
+        <w:rPr>
+          <w:rFonts w:ascii="Aptos" w:hAnsi="Aptos" w:eastAsia="Aptos" w:cs="Aptos"/>
+          <w:noProof w:val="0"/>
+          <w:sz w:val="24"/>
+          <w:szCs w:val="24"/>
+          <w:lang w:val="pt-BR"/>
+        </w:rPr>
+        <w:t xml:space="preserve"> </w:t>
+      </w:r>
+      <w:r>
+        <w:rPr>
+          <w:rFonts w:ascii="Aptos" w:hAnsi="Aptos" w:eastAsia="Aptos" w:cs="Aptos"/>
+          <w:noProof w:val="0"/>
+          <w:sz w:val="24"/>
+          <w:szCs w:val="24"/>
+          <w:lang w:val="pt-BR"/>
+        </w:rPr>
+        <w:t>[</w:t>
+      </w:r>
+      <w:r>
+        <w:rPr>
+          <w:rFonts w:ascii="Aptos" w:hAnsi="Aptos" w:eastAsia="Aptos" w:cs="Aptos"/>
+          <w:noProof w:val="0"/>
+          <w:sz w:val="24"/>
+          <w:szCs w:val="24"/>
+          <w:highlight w:val="green"/>
+          <w:lang w:val="pt-BR"/>
+        </w:rPr>
+        <w:t>ok</w:t>
+      </w:r>
+      <w:r>
+        <w:rPr>
+          <w:rFonts w:ascii="Aptos" w:hAnsi="Aptos" w:eastAsia="Aptos" w:cs="Aptos"/>
+          <w:noProof w:val="0"/>
+          <w:sz w:val="24"/>
+          <w:szCs w:val="24"/>
+          <w:lang w:val="pt-BR"/>
+        </w:rPr>
+        <w:t>]</w:t>
+      </w:r>
     </w:p>
     <w:p>
       <w:pPr>
@@ -22537,12 +26135,18 @@
     </w:p>
     <w:p>
       <w:pPr>
-        <w:pStyle w:val="Heading2"/>
+        <w:pStyle w:val="Normal"/>
         <w:suppressLineNumbers w:val="0"/>
         <w:bidi w:val="0"/>
         <w:spacing w:before="160" w:beforeAutospacing="off" w:after="80" w:afterAutospacing="off" w:line="278" w:lineRule="auto"/>
-        <w:ind w:left="0" w:right="0"/>
-        <w:jc w:val="left"/>
+        <w:ind/>
+        <w:rPr>
+          <w:rFonts w:ascii="Aptos" w:hAnsi="Aptos" w:eastAsia="Aptos" w:cs="Aptos"/>
+          <w:noProof w:val="0"/>
+          <w:sz w:val="24"/>
+          <w:szCs w:val="24"/>
+          <w:lang w:val="pt-BR"/>
+        </w:rPr>
       </w:pPr>
       <w:r>
         <w:rPr>
@@ -22554,6 +26158,48 @@
           <w:szCs w:val="28"/>
         </w:rPr>
         <w:t>Ajustes na Atividade 2 (da Parte 5)</w:t>
+      </w:r>
+      <w:r>
+        <w:rPr>
+          <w:rFonts w:ascii="Aptos" w:hAnsi="Aptos" w:eastAsia="Aptos" w:cs="Aptos"/>
+          <w:b w:val="1"/>
+          <w:bCs w:val="1"/>
+          <w:color w:val="FF0000"/>
+          <w:sz w:val="28"/>
+          <w:szCs w:val="28"/>
+        </w:rPr>
+        <w:t xml:space="preserve"> </w:t>
+      </w:r>
+      <w:r>
+        <w:rPr>
+          <w:rFonts w:ascii="Aptos" w:hAnsi="Aptos" w:eastAsia="Aptos" w:cs="Aptos"/>
+          <w:noProof w:val="0"/>
+          <w:sz w:val="24"/>
+          <w:szCs w:val="24"/>
+          <w:lang w:val="pt-BR"/>
+        </w:rPr>
+        <w:t>[</w:t>
+      </w:r>
+      <w:r>
+        <w:rPr>
+          <w:rFonts w:ascii="Aptos" w:hAnsi="Aptos" w:eastAsia="Aptos" w:cs="Aptos"/>
+          <w:noProof w:val="0"/>
+          <w:sz w:val="24"/>
+          <w:szCs w:val="24"/>
+          <w:highlight w:val="green"/>
+          <w:lang w:val="pt-BR"/>
+        </w:rPr>
+        <w:t>ok, página 3 excluída e lição finalizada na página 2. O fórum entra após a lição 2.</w:t>
+      </w:r>
+      <w:r>
+        <w:rPr>
+          <w:rFonts w:ascii="Aptos" w:hAnsi="Aptos" w:eastAsia="Aptos" w:cs="Aptos"/>
+          <w:noProof w:val="0"/>
+          <w:sz w:val="24"/>
+          <w:szCs w:val="24"/>
+          <w:lang w:val="pt-BR"/>
+        </w:rPr>
+        <w:t>]</w:t>
       </w:r>
     </w:p>
     <w:p>
@@ -22571,38 +26217,87 @@
         </w:numPr>
         <w:bidi w:val="0"/>
         <w:rPr>
+          <w:rFonts w:ascii="Aptos" w:hAnsi="Aptos" w:eastAsia="Aptos" w:cs="Aptos"/>
+          <w:noProof w:val="0"/>
+          <w:sz w:val="24"/>
+          <w:szCs w:val="24"/>
+          <w:lang w:val="pt-BR"/>
+        </w:rPr>
+      </w:pPr>
+      <w:r>
+        <w:rPr>
+          <w:b w:val="1"/>
+          <w:bCs w:val="1"/>
+        </w:rPr>
+        <w:t xml:space="preserve">Transformar esta atividade em Fórum. </w:t>
+      </w:r>
+      <w:r>
+        <w:rPr>
           <w:b w:val="0"/>
           <w:bCs w:val="0"/>
         </w:rPr>
-      </w:pPr>
-      <w:r>
-        <w:rPr>
-          <w:b w:val="1"/>
-          <w:bCs w:val="1"/>
-        </w:rPr>
-        <w:t xml:space="preserve">Transformar esta atividade em Fórum. </w:t>
+        <w:t xml:space="preserve">Não haverá uma atividade de checagem de leitura da Lição 2, como está atualmente. O Fórum fará esse papel. Abaixo </w:t>
       </w:r>
       <w:r>
         <w:rPr>
           <w:b w:val="0"/>
           <w:bCs w:val="0"/>
         </w:rPr>
-        <w:t xml:space="preserve">Não haverá uma atividade de checagem de leitura da Lição 2, como está atualmente. O Fórum fará esse papel. Abaixo </w:t>
+        <w:t>está o texto do Fórum:</w:t>
       </w:r>
       <w:r>
         <w:rPr>
           <w:b w:val="0"/>
           <w:bCs w:val="0"/>
         </w:rPr>
-        <w:t>está o texto do Fórum:</w:t>
-      </w:r>
-    </w:p>
-    <w:p>
-      <w:pPr>
+        <w:t xml:space="preserve"> </w:t>
+      </w:r>
+      <w:r>
+        <w:rPr>
+          <w:rFonts w:ascii="Aptos" w:hAnsi="Aptos" w:eastAsia="Aptos" w:cs="Aptos"/>
+          <w:noProof w:val="0"/>
+          <w:sz w:val="24"/>
+          <w:szCs w:val="24"/>
+          <w:lang w:val="pt-BR"/>
+        </w:rPr>
+        <w:t>[</w:t>
+      </w:r>
+      <w:r>
+        <w:rPr>
+          <w:rFonts w:ascii="Aptos" w:hAnsi="Aptos" w:eastAsia="Aptos" w:cs="Aptos"/>
+          <w:noProof w:val="0"/>
+          <w:sz w:val="24"/>
+          <w:szCs w:val="24"/>
+          <w:highlight w:val="green"/>
+          <w:lang w:val="pt-BR"/>
+        </w:rPr>
+        <w:t>ok</w:t>
+      </w:r>
+      <w:r>
+        <w:rPr>
+          <w:rFonts w:ascii="Aptos" w:hAnsi="Aptos" w:eastAsia="Aptos" w:cs="Aptos"/>
+          <w:noProof w:val="0"/>
+          <w:sz w:val="24"/>
+          <w:szCs w:val="24"/>
+          <w:lang w:val="pt-BR"/>
+        </w:rPr>
+        <w:t>]</w:t>
+      </w:r>
+    </w:p>
+    <w:p>
+      <w:pPr>
+        <w:pStyle w:val="Normal"/>
         <w:suppressLineNumbers w:val="0"/>
         <w:bidi w:val="0"/>
         <w:spacing w:before="0" w:beforeAutospacing="off" w:after="160" w:afterAutospacing="off" w:line="276" w:lineRule="auto"/>
         <w:ind/>
+        <w:rPr>
+          <w:rFonts w:ascii="Aptos" w:hAnsi="Aptos" w:eastAsia="Aptos" w:cs="Aptos"/>
+          <w:noProof w:val="0"/>
+          <w:sz w:val="24"/>
+          <w:szCs w:val="24"/>
+          <w:lang w:val="pt-BR"/>
+        </w:rPr>
       </w:pPr>
       <w:r>
         <w:rPr>
@@ -22639,6 +26334,37 @@
           <w:lang w:val="pt-BR"/>
         </w:rPr>
         <w:t xml:space="preserve"> de si também é cuidar do coletivo</w:t>
+      </w:r>
+      <w:r>
+        <w:rPr>
+          <w:rFonts w:ascii="Aptos" w:hAnsi="Aptos" w:eastAsia="Aptos" w:cs="Aptos"/>
+          <w:noProof w:val="0"/>
+          <w:sz w:val="24"/>
+          <w:szCs w:val="24"/>
+          <w:lang w:val="pt-BR"/>
+        </w:rPr>
+        <w:t xml:space="preserve"> [</w:t>
+      </w:r>
+      <w:r>
+        <w:rPr>
+          <w:rFonts w:ascii="Aptos" w:hAnsi="Aptos" w:eastAsia="Aptos" w:cs="Aptos"/>
+          <w:noProof w:val="0"/>
+          <w:sz w:val="24"/>
+          <w:szCs w:val="24"/>
+          <w:highlight w:val="green"/>
+          <w:lang w:val="pt-BR"/>
+        </w:rPr>
+        <w:t>ok</w:t>
+      </w:r>
+      <w:r>
+        <w:rPr>
+          <w:rFonts w:ascii="Aptos" w:hAnsi="Aptos" w:eastAsia="Aptos" w:cs="Aptos"/>
+          <w:noProof w:val="0"/>
+          <w:sz w:val="24"/>
+          <w:szCs w:val="24"/>
+          <w:lang w:val="pt-BR"/>
+        </w:rPr>
+        <w:t>]</w:t>
       </w:r>
     </w:p>
     <w:p>
@@ -23217,6 +26943,13 @@
         <w:spacing w:before="0" w:beforeAutospacing="off" w:after="160" w:afterAutospacing="off" w:line="279" w:lineRule="auto"/>
         <w:ind w:left="720" w:right="0"/>
         <w:jc w:val="left"/>
+        <w:rPr>
+          <w:rFonts w:ascii="Aptos" w:hAnsi="Aptos" w:eastAsia="Aptos" w:cs="Aptos"/>
+          <w:noProof w:val="0"/>
+          <w:sz w:val="24"/>
+          <w:szCs w:val="24"/>
+          <w:lang w:val="pt-BR"/>
+        </w:rPr>
       </w:pPr>
       <w:r>
         <w:rPr>
@@ -23266,6 +26999,49 @@
         </w:rPr>
         <w:t>II.</w:t>
       </w:r>
+      <w:r>
+        <w:rPr>
+          <w:rFonts w:ascii="Aptos" w:hAnsi="Aptos" w:eastAsia="Aptos" w:cs="Aptos" w:asciiTheme="minorAscii" w:hAnsiTheme="minorAscii" w:eastAsiaTheme="minorAscii" w:cstheme="minorAscii"/>
+          <w:b w:val="0"/>
+          <w:bCs w:val="0"/>
+          <w:noProof w:val="0"/>
+          <w:sz w:val="24"/>
+          <w:szCs w:val="24"/>
+          <w:lang w:val="pt-BR"/>
+        </w:rPr>
+        <w:t xml:space="preserve"> </w:t>
+      </w:r>
+      <w:r>
+        <w:rPr>
+          <w:rFonts w:ascii="Aptos" w:hAnsi="Aptos" w:eastAsia="Aptos" w:cs="Aptos"/>
+          <w:noProof w:val="0"/>
+          <w:sz w:val="24"/>
+          <w:szCs w:val="24"/>
+          <w:lang w:val="pt-BR"/>
+        </w:rPr>
+        <w:t>[</w:t>
+      </w:r>
+      <w:r>
+        <w:rPr>
+          <w:rFonts w:ascii="Aptos" w:hAnsi="Aptos" w:eastAsia="Aptos" w:cs="Aptos"/>
+          <w:noProof w:val="0"/>
+          <w:sz w:val="24"/>
+          <w:szCs w:val="24"/>
+          <w:highlight w:val="green"/>
+          <w:lang w:val="pt-BR"/>
+        </w:rPr>
+        <w:t>ok, página excluída</w:t>
+      </w:r>
+      <w:r>
+        <w:rPr>
+          <w:rFonts w:ascii="Aptos" w:hAnsi="Aptos" w:eastAsia="Aptos" w:cs="Aptos"/>
+          <w:noProof w:val="0"/>
+          <w:sz w:val="24"/>
+          <w:szCs w:val="24"/>
+          <w:lang w:val="pt-BR"/>
+        </w:rPr>
+        <w:t>]</w:t>
+      </w:r>
     </w:p>
     <w:p>
       <w:pPr>
@@ -23291,6 +27067,13 @@
         <w:spacing w:before="0" w:beforeAutospacing="off" w:after="0" w:afterAutospacing="off" w:line="276" w:lineRule="auto"/>
         <w:ind w:left="0" w:right="0"/>
         <w:jc w:val="left"/>
+        <w:rPr>
+          <w:rFonts w:ascii="Aptos" w:hAnsi="Aptos" w:eastAsia="Aptos" w:cs="Aptos"/>
+          <w:noProof w:val="0"/>
+          <w:sz w:val="24"/>
+          <w:szCs w:val="24"/>
+          <w:lang w:val="pt-BR"/>
+        </w:rPr>
       </w:pPr>
       <w:r>
         <w:rPr>
@@ -23304,6 +27087,50 @@
           <w:lang w:val="pt-BR"/>
         </w:rPr>
         <w:t>CARD NOVO</w:t>
+      </w:r>
+      <w:r>
+        <w:rPr>
+          <w:rFonts w:ascii="Aptos" w:hAnsi="Aptos" w:eastAsia="Aptos" w:cs="Aptos"/>
+          <w:b w:val="1"/>
+          <w:bCs w:val="1"/>
+          <w:noProof w:val="0"/>
+          <w:sz w:val="24"/>
+          <w:szCs w:val="24"/>
+          <w:highlight w:val="yellow"/>
+          <w:lang w:val="pt-BR"/>
+        </w:rPr>
+        <w:t xml:space="preserve"> </w:t>
+      </w:r>
+      <w:r>
+        <w:rPr>
+          <w:rFonts w:ascii="Aptos" w:hAnsi="Aptos" w:eastAsia="Aptos" w:cs="Aptos"/>
+          <w:noProof w:val="0"/>
+          <w:sz w:val="24"/>
+          <w:szCs w:val="24"/>
+          <w:lang w:val="pt-BR"/>
+        </w:rPr>
+        <w:t>[</w:t>
+      </w:r>
+      <w:r>
+        <w:rPr>
+          <w:rFonts w:ascii="Aptos" w:hAnsi="Aptos" w:eastAsia="Aptos" w:cs="Aptos"/>
+          <w:noProof w:val="0"/>
+          <w:sz w:val="24"/>
+          <w:szCs w:val="24"/>
+          <w:highlight w:val="green"/>
+          <w:lang w:val="pt-BR"/>
+        </w:rPr>
+        <w:t>ok</w:t>
+      </w:r>
+      <w:r>
+        <w:rPr>
+          <w:rFonts w:ascii="Aptos" w:hAnsi="Aptos" w:eastAsia="Aptos" w:cs="Aptos"/>
+          <w:noProof w:val="0"/>
+          <w:sz w:val="24"/>
+          <w:szCs w:val="24"/>
+          <w:lang w:val="pt-BR"/>
+        </w:rPr>
+        <w:t>]</w:t>
       </w:r>
     </w:p>
     <w:p>
@@ -23348,6 +27175,13 @@
           <w:lang w:val="pt-BR"/>
         </w:rPr>
         <w:t>2</w:t>
+      </w:r>
+      <w:r>
+        <w:rPr>
+          <w:noProof w:val="0"/>
+          <w:lang w:val="pt-BR"/>
+        </w:rPr>
+        <w:t xml:space="preserve"> </w:t>
       </w:r>
     </w:p>
     <w:p>
